--- a/documentation/setup-guide/OpenFOAM Setup and Installation.docx
+++ b/documentation/setup-guide/OpenFOAM Setup and Installation.docx
@@ -70,17 +70,7 @@
           <w:szCs w:val="22"/>
           <w:lang w:val="en-MY"/>
         </w:rPr>
-        <w:t>G</w:t>
-      </w:r>
-      <w:r>
-        <w:rPr>
-          <w:rFonts w:ascii="Keysight Sans" w:hAnsi="Keysight Sans"/>
-          <w:b/>
-          <w:bCs/>
-          <w:szCs w:val="22"/>
-          <w:lang w:val="en-MY"/>
-        </w:rPr>
-        <w:t>lobal Procurement and Materials Department</w:t>
+        <w:t>Global Procurement and Materials Department</w:t>
       </w:r>
     </w:p>
     <w:bookmarkEnd w:id="1"/>
@@ -129,18 +119,7 @@
           <w:szCs w:val="28"/>
           <w:lang w:val="en-MY"/>
         </w:rPr>
-        <w:t>1</w:t>
-      </w:r>
-      <w:r>
-        <w:rPr>
-          <w:rFonts w:ascii="Keysight Sans" w:hAnsi="Keysight Sans"/>
-          <w:b/>
-          <w:bCs/>
-          <w:sz w:val="28"/>
-          <w:szCs w:val="28"/>
-          <w:lang w:val="en-MY"/>
-        </w:rPr>
-        <w:t>.0</w:t>
+        <w:t>1.1</w:t>
       </w:r>
     </w:p>
     <w:p>
@@ -170,13 +149,8 @@
       <w:pPr>
         <w:pStyle w:val="Title"/>
       </w:pPr>
-      <w:proofErr w:type="spellStart"/>
-      <w:r>
-        <w:t>OpenFOAM</w:t>
-      </w:r>
-      <w:proofErr w:type="spellEnd"/>
-      <w:r>
-        <w:t xml:space="preserve"> Setup Guide</w:t>
+      <w:r>
+        <w:t xml:space="preserve">OpenFOAM Setup Guide</w:t>
       </w:r>
     </w:p>
     <w:p>
@@ -195,25 +169,7 @@
           <w:sz w:val="32"/>
           <w:szCs w:val="28"/>
         </w:rPr>
-        <w:t xml:space="preserve">Global Procurement and Materials Department – </w:t>
-      </w:r>
-      <w:r>
-        <w:rPr>
-          <w:rFonts w:ascii="Keysight Sans" w:hAnsi="Keysight Sans"/>
-          <w:color w:val="808080"/>
-          <w:sz w:val="32"/>
-          <w:szCs w:val="28"/>
-        </w:rPr>
-        <w:t>MPS</w:t>
-      </w:r>
-      <w:r>
-        <w:rPr>
-          <w:rFonts w:ascii="Keysight Sans" w:hAnsi="Keysight Sans"/>
-          <w:color w:val="808080"/>
-          <w:sz w:val="32"/>
-          <w:szCs w:val="28"/>
-        </w:rPr>
-        <w:t xml:space="preserve"> Team</w:t>
+        <w:t xml:space="preserve">Global Procurement and Materials Department – MPS Team</w:t>
       </w:r>
     </w:p>
     <w:tbl>
@@ -252,16 +208,7 @@
                 <w:bCs/>
                 <w:sz w:val="20"/>
               </w:rPr>
-              <w:t>Document Release</w:t>
-            </w:r>
-            <w:r>
-              <w:rPr>
-                <w:rFonts w:ascii="Keysight Sans" w:hAnsi="Keysight Sans"/>
-                <w:b/>
-                <w:bCs/>
-                <w:sz w:val="20"/>
-              </w:rPr>
-              <w:t xml:space="preserve"> Date:</w:t>
+              <w:t xml:space="preserve">Document Release Date:</w:t>
             </w:r>
           </w:p>
         </w:tc>
@@ -282,14 +229,7 @@
                 <w:rFonts w:ascii="Keysight Sans" w:hAnsi="Keysight Sans"/>
                 <w:sz w:val="20"/>
               </w:rPr>
-              <w:t>2</w:t>
-            </w:r>
-            <w:r>
-              <w:rPr>
-                <w:rFonts w:ascii="Keysight Sans" w:hAnsi="Keysight Sans"/>
-                <w:sz w:val="20"/>
-              </w:rPr>
-              <w:t>7 April 2026</w:t>
+              <w:t>27 April 2026</w:t>
             </w:r>
           </w:p>
         </w:tc>
@@ -540,19 +480,7 @@
               <w:szCs w:val="24"/>
             </w:rPr>
             <w:fldChar w:fldCharType="begin"/>
-          </w:r>
-          <w:r>
-            <w:rPr>
-              <w:rFonts w:ascii="Keysight Sans" w:hAnsi="Keysight Sans"/>
-              <w:szCs w:val="24"/>
-            </w:rPr>
             <w:instrText xml:space="preserve"> TOC \o "1-3" \h \z \u </w:instrText>
-          </w:r>
-          <w:r>
-            <w:rPr>
-              <w:rFonts w:ascii="Keysight Sans" w:hAnsi="Keysight Sans"/>
-              <w:szCs w:val="24"/>
-            </w:rPr>
             <w:fldChar w:fldCharType="separate"/>
           </w:r>
           <w:hyperlink w:anchor="_Toc228191080" w:history="1">
@@ -572,46 +500,10 @@
                 <w:webHidden/>
               </w:rPr>
               <w:tab/>
-            </w:r>
-            <w:r>
-              <w:rPr>
-                <w:noProof/>
-                <w:webHidden/>
-              </w:rPr>
               <w:fldChar w:fldCharType="begin"/>
-            </w:r>
-            <w:r>
-              <w:rPr>
-                <w:noProof/>
-                <w:webHidden/>
-              </w:rPr>
               <w:instrText xml:space="preserve"> PAGEREF _Toc228191080 \h </w:instrText>
-            </w:r>
-            <w:r>
-              <w:rPr>
-                <w:noProof/>
-                <w:webHidden/>
-              </w:rPr>
-            </w:r>
-            <w:r>
-              <w:rPr>
-                <w:noProof/>
-                <w:webHidden/>
-              </w:rPr>
               <w:fldChar w:fldCharType="separate"/>
-            </w:r>
-            <w:r>
-              <w:rPr>
-                <w:noProof/>
-                <w:webHidden/>
-              </w:rPr>
               <w:t>4</w:t>
-            </w:r>
-            <w:r>
-              <w:rPr>
-                <w:noProof/>
-                <w:webHidden/>
-              </w:rPr>
               <w:fldChar w:fldCharType="end"/>
             </w:r>
           </w:hyperlink>
@@ -648,46 +540,10 @@
                 <w:webHidden/>
               </w:rPr>
               <w:tab/>
-            </w:r>
-            <w:r>
-              <w:rPr>
-                <w:noProof/>
-                <w:webHidden/>
-              </w:rPr>
               <w:fldChar w:fldCharType="begin"/>
-            </w:r>
-            <w:r>
-              <w:rPr>
-                <w:noProof/>
-                <w:webHidden/>
-              </w:rPr>
               <w:instrText xml:space="preserve"> PAGEREF _Toc228191081 \h </w:instrText>
-            </w:r>
-            <w:r>
-              <w:rPr>
-                <w:noProof/>
-                <w:webHidden/>
-              </w:rPr>
-            </w:r>
-            <w:r>
-              <w:rPr>
-                <w:noProof/>
-                <w:webHidden/>
-              </w:rPr>
               <w:fldChar w:fldCharType="separate"/>
-            </w:r>
-            <w:r>
-              <w:rPr>
-                <w:noProof/>
-                <w:webHidden/>
-              </w:rPr>
               <w:t>5</w:t>
-            </w:r>
-            <w:r>
-              <w:rPr>
-                <w:noProof/>
-                <w:webHidden/>
-              </w:rPr>
               <w:fldChar w:fldCharType="end"/>
             </w:r>
           </w:hyperlink>
@@ -722,46 +578,10 @@
                 <w:webHidden/>
               </w:rPr>
               <w:tab/>
-            </w:r>
-            <w:r>
-              <w:rPr>
-                <w:noProof/>
-                <w:webHidden/>
-              </w:rPr>
               <w:fldChar w:fldCharType="begin"/>
-            </w:r>
-            <w:r>
-              <w:rPr>
-                <w:noProof/>
-                <w:webHidden/>
-              </w:rPr>
               <w:instrText xml:space="preserve"> PAGEREF _Toc228191082 \h </w:instrText>
-            </w:r>
-            <w:r>
-              <w:rPr>
-                <w:noProof/>
-                <w:webHidden/>
-              </w:rPr>
-            </w:r>
-            <w:r>
-              <w:rPr>
-                <w:noProof/>
-                <w:webHidden/>
-              </w:rPr>
               <w:fldChar w:fldCharType="separate"/>
-            </w:r>
-            <w:r>
-              <w:rPr>
-                <w:noProof/>
-                <w:webHidden/>
-              </w:rPr>
               <w:t>5</w:t>
-            </w:r>
-            <w:r>
-              <w:rPr>
-                <w:noProof/>
-                <w:webHidden/>
-              </w:rPr>
               <w:fldChar w:fldCharType="end"/>
             </w:r>
           </w:hyperlink>
@@ -798,46 +618,10 @@
                 <w:webHidden/>
               </w:rPr>
               <w:tab/>
-            </w:r>
-            <w:r>
-              <w:rPr>
-                <w:noProof/>
-                <w:webHidden/>
-              </w:rPr>
               <w:fldChar w:fldCharType="begin"/>
-            </w:r>
-            <w:r>
-              <w:rPr>
-                <w:noProof/>
-                <w:webHidden/>
-              </w:rPr>
               <w:instrText xml:space="preserve"> PAGEREF _Toc228191083 \h </w:instrText>
-            </w:r>
-            <w:r>
-              <w:rPr>
-                <w:noProof/>
-                <w:webHidden/>
-              </w:rPr>
-            </w:r>
-            <w:r>
-              <w:rPr>
-                <w:noProof/>
-                <w:webHidden/>
-              </w:rPr>
               <w:fldChar w:fldCharType="separate"/>
-            </w:r>
-            <w:r>
-              <w:rPr>
-                <w:noProof/>
-                <w:webHidden/>
-              </w:rPr>
               <w:t>6</w:t>
-            </w:r>
-            <w:r>
-              <w:rPr>
-                <w:noProof/>
-                <w:webHidden/>
-              </w:rPr>
               <w:fldChar w:fldCharType="end"/>
             </w:r>
           </w:hyperlink>
@@ -872,46 +656,10 @@
                 <w:webHidden/>
               </w:rPr>
               <w:tab/>
-            </w:r>
-            <w:r>
-              <w:rPr>
-                <w:noProof/>
-                <w:webHidden/>
-              </w:rPr>
               <w:fldChar w:fldCharType="begin"/>
-            </w:r>
-            <w:r>
-              <w:rPr>
-                <w:noProof/>
-                <w:webHidden/>
-              </w:rPr>
               <w:instrText xml:space="preserve"> PAGEREF _Toc228191084 \h </w:instrText>
-            </w:r>
-            <w:r>
-              <w:rPr>
-                <w:noProof/>
-                <w:webHidden/>
-              </w:rPr>
-            </w:r>
-            <w:r>
-              <w:rPr>
-                <w:noProof/>
-                <w:webHidden/>
-              </w:rPr>
               <w:fldChar w:fldCharType="separate"/>
-            </w:r>
-            <w:r>
-              <w:rPr>
-                <w:noProof/>
-                <w:webHidden/>
-              </w:rPr>
               <w:t>6</w:t>
-            </w:r>
-            <w:r>
-              <w:rPr>
-                <w:noProof/>
-                <w:webHidden/>
-              </w:rPr>
               <w:fldChar w:fldCharType="end"/>
             </w:r>
           </w:hyperlink>
@@ -946,46 +694,10 @@
                 <w:webHidden/>
               </w:rPr>
               <w:tab/>
-            </w:r>
-            <w:r>
-              <w:rPr>
-                <w:noProof/>
-                <w:webHidden/>
-              </w:rPr>
               <w:fldChar w:fldCharType="begin"/>
-            </w:r>
-            <w:r>
-              <w:rPr>
-                <w:noProof/>
-                <w:webHidden/>
-              </w:rPr>
               <w:instrText xml:space="preserve"> PAGEREF _Toc228191085 \h </w:instrText>
-            </w:r>
-            <w:r>
-              <w:rPr>
-                <w:noProof/>
-                <w:webHidden/>
-              </w:rPr>
-            </w:r>
-            <w:r>
-              <w:rPr>
-                <w:noProof/>
-                <w:webHidden/>
-              </w:rPr>
               <w:fldChar w:fldCharType="separate"/>
-            </w:r>
-            <w:r>
-              <w:rPr>
-                <w:noProof/>
-                <w:webHidden/>
-              </w:rPr>
               <w:t>6</w:t>
-            </w:r>
-            <w:r>
-              <w:rPr>
-                <w:noProof/>
-                <w:webHidden/>
-              </w:rPr>
               <w:fldChar w:fldCharType="end"/>
             </w:r>
           </w:hyperlink>
@@ -1020,46 +732,10 @@
                 <w:webHidden/>
               </w:rPr>
               <w:tab/>
-            </w:r>
-            <w:r>
-              <w:rPr>
-                <w:noProof/>
-                <w:webHidden/>
-              </w:rPr>
               <w:fldChar w:fldCharType="begin"/>
-            </w:r>
-            <w:r>
-              <w:rPr>
-                <w:noProof/>
-                <w:webHidden/>
-              </w:rPr>
               <w:instrText xml:space="preserve"> PAGEREF _Toc228191086 \h </w:instrText>
-            </w:r>
-            <w:r>
-              <w:rPr>
-                <w:noProof/>
-                <w:webHidden/>
-              </w:rPr>
-            </w:r>
-            <w:r>
-              <w:rPr>
-                <w:noProof/>
-                <w:webHidden/>
-              </w:rPr>
               <w:fldChar w:fldCharType="separate"/>
-            </w:r>
-            <w:r>
-              <w:rPr>
-                <w:noProof/>
-                <w:webHidden/>
-              </w:rPr>
               <w:t>6</w:t>
-            </w:r>
-            <w:r>
-              <w:rPr>
-                <w:noProof/>
-                <w:webHidden/>
-              </w:rPr>
               <w:fldChar w:fldCharType="end"/>
             </w:r>
           </w:hyperlink>
@@ -1094,46 +770,10 @@
                 <w:webHidden/>
               </w:rPr>
               <w:tab/>
-            </w:r>
-            <w:r>
-              <w:rPr>
-                <w:noProof/>
-                <w:webHidden/>
-              </w:rPr>
               <w:fldChar w:fldCharType="begin"/>
-            </w:r>
-            <w:r>
-              <w:rPr>
-                <w:noProof/>
-                <w:webHidden/>
-              </w:rPr>
               <w:instrText xml:space="preserve"> PAGEREF _Toc228191087 \h </w:instrText>
-            </w:r>
-            <w:r>
-              <w:rPr>
-                <w:noProof/>
-                <w:webHidden/>
-              </w:rPr>
-            </w:r>
-            <w:r>
-              <w:rPr>
-                <w:noProof/>
-                <w:webHidden/>
-              </w:rPr>
               <w:fldChar w:fldCharType="separate"/>
-            </w:r>
-            <w:r>
-              <w:rPr>
-                <w:noProof/>
-                <w:webHidden/>
-              </w:rPr>
               <w:t>6</w:t>
-            </w:r>
-            <w:r>
-              <w:rPr>
-                <w:noProof/>
-                <w:webHidden/>
-              </w:rPr>
               <w:fldChar w:fldCharType="end"/>
             </w:r>
           </w:hyperlink>
@@ -1168,46 +808,10 @@
                 <w:webHidden/>
               </w:rPr>
               <w:tab/>
-            </w:r>
-            <w:r>
-              <w:rPr>
-                <w:noProof/>
-                <w:webHidden/>
-              </w:rPr>
               <w:fldChar w:fldCharType="begin"/>
-            </w:r>
-            <w:r>
-              <w:rPr>
-                <w:noProof/>
-                <w:webHidden/>
-              </w:rPr>
               <w:instrText xml:space="preserve"> PAGEREF _Toc228191088 \h </w:instrText>
-            </w:r>
-            <w:r>
-              <w:rPr>
-                <w:noProof/>
-                <w:webHidden/>
-              </w:rPr>
-            </w:r>
-            <w:r>
-              <w:rPr>
-                <w:noProof/>
-                <w:webHidden/>
-              </w:rPr>
               <w:fldChar w:fldCharType="separate"/>
-            </w:r>
-            <w:r>
-              <w:rPr>
-                <w:noProof/>
-                <w:webHidden/>
-              </w:rPr>
               <w:t>6</w:t>
-            </w:r>
-            <w:r>
-              <w:rPr>
-                <w:noProof/>
-                <w:webHidden/>
-              </w:rPr>
               <w:fldChar w:fldCharType="end"/>
             </w:r>
           </w:hyperlink>
@@ -1242,46 +846,10 @@
                 <w:webHidden/>
               </w:rPr>
               <w:tab/>
-            </w:r>
-            <w:r>
-              <w:rPr>
-                <w:noProof/>
-                <w:webHidden/>
-              </w:rPr>
               <w:fldChar w:fldCharType="begin"/>
-            </w:r>
-            <w:r>
-              <w:rPr>
-                <w:noProof/>
-                <w:webHidden/>
-              </w:rPr>
               <w:instrText xml:space="preserve"> PAGEREF _Toc228191089 \h </w:instrText>
-            </w:r>
-            <w:r>
-              <w:rPr>
-                <w:noProof/>
-                <w:webHidden/>
-              </w:rPr>
-            </w:r>
-            <w:r>
-              <w:rPr>
-                <w:noProof/>
-                <w:webHidden/>
-              </w:rPr>
               <w:fldChar w:fldCharType="separate"/>
-            </w:r>
-            <w:r>
-              <w:rPr>
-                <w:noProof/>
-                <w:webHidden/>
-              </w:rPr>
               <w:t>7</w:t>
-            </w:r>
-            <w:r>
-              <w:rPr>
-                <w:noProof/>
-                <w:webHidden/>
-              </w:rPr>
               <w:fldChar w:fldCharType="end"/>
             </w:r>
           </w:hyperlink>
@@ -1316,46 +884,10 @@
                 <w:webHidden/>
               </w:rPr>
               <w:tab/>
-            </w:r>
-            <w:r>
-              <w:rPr>
-                <w:noProof/>
-                <w:webHidden/>
-              </w:rPr>
               <w:fldChar w:fldCharType="begin"/>
-            </w:r>
-            <w:r>
-              <w:rPr>
-                <w:noProof/>
-                <w:webHidden/>
-              </w:rPr>
               <w:instrText xml:space="preserve"> PAGEREF _Toc228191090 \h </w:instrText>
-            </w:r>
-            <w:r>
-              <w:rPr>
-                <w:noProof/>
-                <w:webHidden/>
-              </w:rPr>
-            </w:r>
-            <w:r>
-              <w:rPr>
-                <w:noProof/>
-                <w:webHidden/>
-              </w:rPr>
               <w:fldChar w:fldCharType="separate"/>
-            </w:r>
-            <w:r>
-              <w:rPr>
-                <w:noProof/>
-                <w:webHidden/>
-              </w:rPr>
               <w:t>7</w:t>
-            </w:r>
-            <w:r>
-              <w:rPr>
-                <w:noProof/>
-                <w:webHidden/>
-              </w:rPr>
               <w:fldChar w:fldCharType="end"/>
             </w:r>
           </w:hyperlink>
@@ -1390,46 +922,10 @@
                 <w:webHidden/>
               </w:rPr>
               <w:tab/>
-            </w:r>
-            <w:r>
-              <w:rPr>
-                <w:noProof/>
-                <w:webHidden/>
-              </w:rPr>
               <w:fldChar w:fldCharType="begin"/>
-            </w:r>
-            <w:r>
-              <w:rPr>
-                <w:noProof/>
-                <w:webHidden/>
-              </w:rPr>
               <w:instrText xml:space="preserve"> PAGEREF _Toc228191091 \h </w:instrText>
-            </w:r>
-            <w:r>
-              <w:rPr>
-                <w:noProof/>
-                <w:webHidden/>
-              </w:rPr>
-            </w:r>
-            <w:r>
-              <w:rPr>
-                <w:noProof/>
-                <w:webHidden/>
-              </w:rPr>
               <w:fldChar w:fldCharType="separate"/>
-            </w:r>
-            <w:r>
-              <w:rPr>
-                <w:noProof/>
-                <w:webHidden/>
-              </w:rPr>
               <w:t>7</w:t>
-            </w:r>
-            <w:r>
-              <w:rPr>
-                <w:noProof/>
-                <w:webHidden/>
-              </w:rPr>
               <w:fldChar w:fldCharType="end"/>
             </w:r>
           </w:hyperlink>
@@ -1464,46 +960,10 @@
                 <w:webHidden/>
               </w:rPr>
               <w:tab/>
-            </w:r>
-            <w:r>
-              <w:rPr>
-                <w:noProof/>
-                <w:webHidden/>
-              </w:rPr>
               <w:fldChar w:fldCharType="begin"/>
-            </w:r>
-            <w:r>
-              <w:rPr>
-                <w:noProof/>
-                <w:webHidden/>
-              </w:rPr>
               <w:instrText xml:space="preserve"> PAGEREF _Toc228191092 \h </w:instrText>
-            </w:r>
-            <w:r>
-              <w:rPr>
-                <w:noProof/>
-                <w:webHidden/>
-              </w:rPr>
-            </w:r>
-            <w:r>
-              <w:rPr>
-                <w:noProof/>
-                <w:webHidden/>
-              </w:rPr>
               <w:fldChar w:fldCharType="separate"/>
-            </w:r>
-            <w:r>
-              <w:rPr>
-                <w:noProof/>
-                <w:webHidden/>
-              </w:rPr>
               <w:t>7</w:t>
-            </w:r>
-            <w:r>
-              <w:rPr>
-                <w:noProof/>
-                <w:webHidden/>
-              </w:rPr>
               <w:fldChar w:fldCharType="end"/>
             </w:r>
           </w:hyperlink>
@@ -1538,46 +998,10 @@
                 <w:webHidden/>
               </w:rPr>
               <w:tab/>
-            </w:r>
-            <w:r>
-              <w:rPr>
-                <w:noProof/>
-                <w:webHidden/>
-              </w:rPr>
               <w:fldChar w:fldCharType="begin"/>
-            </w:r>
-            <w:r>
-              <w:rPr>
-                <w:noProof/>
-                <w:webHidden/>
-              </w:rPr>
               <w:instrText xml:space="preserve"> PAGEREF _Toc228191093 \h </w:instrText>
-            </w:r>
-            <w:r>
-              <w:rPr>
-                <w:noProof/>
-                <w:webHidden/>
-              </w:rPr>
-            </w:r>
-            <w:r>
-              <w:rPr>
-                <w:noProof/>
-                <w:webHidden/>
-              </w:rPr>
               <w:fldChar w:fldCharType="separate"/>
-            </w:r>
-            <w:r>
-              <w:rPr>
-                <w:noProof/>
-                <w:webHidden/>
-              </w:rPr>
               <w:t>8</w:t>
-            </w:r>
-            <w:r>
-              <w:rPr>
-                <w:noProof/>
-                <w:webHidden/>
-              </w:rPr>
               <w:fldChar w:fldCharType="end"/>
             </w:r>
           </w:hyperlink>
@@ -1612,46 +1036,10 @@
                 <w:webHidden/>
               </w:rPr>
               <w:tab/>
-            </w:r>
-            <w:r>
-              <w:rPr>
-                <w:noProof/>
-                <w:webHidden/>
-              </w:rPr>
               <w:fldChar w:fldCharType="begin"/>
-            </w:r>
-            <w:r>
-              <w:rPr>
-                <w:noProof/>
-                <w:webHidden/>
-              </w:rPr>
               <w:instrText xml:space="preserve"> PAGEREF _Toc228191094 \h </w:instrText>
-            </w:r>
-            <w:r>
-              <w:rPr>
-                <w:noProof/>
-                <w:webHidden/>
-              </w:rPr>
-            </w:r>
-            <w:r>
-              <w:rPr>
-                <w:noProof/>
-                <w:webHidden/>
-              </w:rPr>
               <w:fldChar w:fldCharType="separate"/>
-            </w:r>
-            <w:r>
-              <w:rPr>
-                <w:noProof/>
-                <w:webHidden/>
-              </w:rPr>
               <w:t>8</w:t>
-            </w:r>
-            <w:r>
-              <w:rPr>
-                <w:noProof/>
-                <w:webHidden/>
-              </w:rPr>
               <w:fldChar w:fldCharType="end"/>
             </w:r>
           </w:hyperlink>
@@ -1686,46 +1074,10 @@
                 <w:webHidden/>
               </w:rPr>
               <w:tab/>
-            </w:r>
-            <w:r>
-              <w:rPr>
-                <w:noProof/>
-                <w:webHidden/>
-              </w:rPr>
               <w:fldChar w:fldCharType="begin"/>
-            </w:r>
-            <w:r>
-              <w:rPr>
-                <w:noProof/>
-                <w:webHidden/>
-              </w:rPr>
               <w:instrText xml:space="preserve"> PAGEREF _Toc228191095 \h </w:instrText>
-            </w:r>
-            <w:r>
-              <w:rPr>
-                <w:noProof/>
-                <w:webHidden/>
-              </w:rPr>
-            </w:r>
-            <w:r>
-              <w:rPr>
-                <w:noProof/>
-                <w:webHidden/>
-              </w:rPr>
               <w:fldChar w:fldCharType="separate"/>
-            </w:r>
-            <w:r>
-              <w:rPr>
-                <w:noProof/>
-                <w:webHidden/>
-              </w:rPr>
               <w:t>8</w:t>
-            </w:r>
-            <w:r>
-              <w:rPr>
-                <w:noProof/>
-                <w:webHidden/>
-              </w:rPr>
               <w:fldChar w:fldCharType="end"/>
             </w:r>
           </w:hyperlink>
@@ -1760,46 +1112,10 @@
                 <w:webHidden/>
               </w:rPr>
               <w:tab/>
-            </w:r>
-            <w:r>
-              <w:rPr>
-                <w:noProof/>
-                <w:webHidden/>
-              </w:rPr>
               <w:fldChar w:fldCharType="begin"/>
-            </w:r>
-            <w:r>
-              <w:rPr>
-                <w:noProof/>
-                <w:webHidden/>
-              </w:rPr>
               <w:instrText xml:space="preserve"> PAGEREF _Toc228191096 \h </w:instrText>
-            </w:r>
-            <w:r>
-              <w:rPr>
-                <w:noProof/>
-                <w:webHidden/>
-              </w:rPr>
-            </w:r>
-            <w:r>
-              <w:rPr>
-                <w:noProof/>
-                <w:webHidden/>
-              </w:rPr>
               <w:fldChar w:fldCharType="separate"/>
-            </w:r>
-            <w:r>
-              <w:rPr>
-                <w:noProof/>
-                <w:webHidden/>
-              </w:rPr>
               <w:t>8</w:t>
-            </w:r>
-            <w:r>
-              <w:rPr>
-                <w:noProof/>
-                <w:webHidden/>
-              </w:rPr>
               <w:fldChar w:fldCharType="end"/>
             </w:r>
           </w:hyperlink>
@@ -1834,46 +1150,10 @@
                 <w:webHidden/>
               </w:rPr>
               <w:tab/>
-            </w:r>
-            <w:r>
-              <w:rPr>
-                <w:noProof/>
-                <w:webHidden/>
-              </w:rPr>
               <w:fldChar w:fldCharType="begin"/>
-            </w:r>
-            <w:r>
-              <w:rPr>
-                <w:noProof/>
-                <w:webHidden/>
-              </w:rPr>
               <w:instrText xml:space="preserve"> PAGEREF _Toc228191097 \h </w:instrText>
-            </w:r>
-            <w:r>
-              <w:rPr>
-                <w:noProof/>
-                <w:webHidden/>
-              </w:rPr>
-            </w:r>
-            <w:r>
-              <w:rPr>
-                <w:noProof/>
-                <w:webHidden/>
-              </w:rPr>
               <w:fldChar w:fldCharType="separate"/>
-            </w:r>
-            <w:r>
-              <w:rPr>
-                <w:noProof/>
-                <w:webHidden/>
-              </w:rPr>
               <w:t>8</w:t>
-            </w:r>
-            <w:r>
-              <w:rPr>
-                <w:noProof/>
-                <w:webHidden/>
-              </w:rPr>
               <w:fldChar w:fldCharType="end"/>
             </w:r>
           </w:hyperlink>
@@ -1908,46 +1188,10 @@
                 <w:webHidden/>
               </w:rPr>
               <w:tab/>
-            </w:r>
-            <w:r>
-              <w:rPr>
-                <w:noProof/>
-                <w:webHidden/>
-              </w:rPr>
               <w:fldChar w:fldCharType="begin"/>
-            </w:r>
-            <w:r>
-              <w:rPr>
-                <w:noProof/>
-                <w:webHidden/>
-              </w:rPr>
               <w:instrText xml:space="preserve"> PAGEREF _Toc228191098 \h </w:instrText>
-            </w:r>
-            <w:r>
-              <w:rPr>
-                <w:noProof/>
-                <w:webHidden/>
-              </w:rPr>
-            </w:r>
-            <w:r>
-              <w:rPr>
-                <w:noProof/>
-                <w:webHidden/>
-              </w:rPr>
               <w:fldChar w:fldCharType="separate"/>
-            </w:r>
-            <w:r>
-              <w:rPr>
-                <w:noProof/>
-                <w:webHidden/>
-              </w:rPr>
               <w:t>10</w:t>
-            </w:r>
-            <w:r>
-              <w:rPr>
-                <w:noProof/>
-                <w:webHidden/>
-              </w:rPr>
               <w:fldChar w:fldCharType="end"/>
             </w:r>
           </w:hyperlink>
@@ -1982,46 +1226,10 @@
                 <w:webHidden/>
               </w:rPr>
               <w:tab/>
-            </w:r>
-            <w:r>
-              <w:rPr>
-                <w:noProof/>
-                <w:webHidden/>
-              </w:rPr>
               <w:fldChar w:fldCharType="begin"/>
-            </w:r>
-            <w:r>
-              <w:rPr>
-                <w:noProof/>
-                <w:webHidden/>
-              </w:rPr>
               <w:instrText xml:space="preserve"> PAGEREF _Toc228191099 \h </w:instrText>
-            </w:r>
-            <w:r>
-              <w:rPr>
-                <w:noProof/>
-                <w:webHidden/>
-              </w:rPr>
-            </w:r>
-            <w:r>
-              <w:rPr>
-                <w:noProof/>
-                <w:webHidden/>
-              </w:rPr>
               <w:fldChar w:fldCharType="separate"/>
-            </w:r>
-            <w:r>
-              <w:rPr>
-                <w:noProof/>
-                <w:webHidden/>
-              </w:rPr>
               <w:t>10</w:t>
-            </w:r>
-            <w:r>
-              <w:rPr>
-                <w:noProof/>
-                <w:webHidden/>
-              </w:rPr>
               <w:fldChar w:fldCharType="end"/>
             </w:r>
           </w:hyperlink>
@@ -2056,46 +1264,10 @@
                 <w:webHidden/>
               </w:rPr>
               <w:tab/>
-            </w:r>
-            <w:r>
-              <w:rPr>
-                <w:noProof/>
-                <w:webHidden/>
-              </w:rPr>
               <w:fldChar w:fldCharType="begin"/>
-            </w:r>
-            <w:r>
-              <w:rPr>
-                <w:noProof/>
-                <w:webHidden/>
-              </w:rPr>
               <w:instrText xml:space="preserve"> PAGEREF _Toc228191100 \h </w:instrText>
-            </w:r>
-            <w:r>
-              <w:rPr>
-                <w:noProof/>
-                <w:webHidden/>
-              </w:rPr>
-            </w:r>
-            <w:r>
-              <w:rPr>
-                <w:noProof/>
-                <w:webHidden/>
-              </w:rPr>
               <w:fldChar w:fldCharType="separate"/>
-            </w:r>
-            <w:r>
-              <w:rPr>
-                <w:noProof/>
-                <w:webHidden/>
-              </w:rPr>
               <w:t>10</w:t>
-            </w:r>
-            <w:r>
-              <w:rPr>
-                <w:noProof/>
-                <w:webHidden/>
-              </w:rPr>
               <w:fldChar w:fldCharType="end"/>
             </w:r>
           </w:hyperlink>
@@ -2130,46 +1302,10 @@
                 <w:webHidden/>
               </w:rPr>
               <w:tab/>
-            </w:r>
-            <w:r>
-              <w:rPr>
-                <w:noProof/>
-                <w:webHidden/>
-              </w:rPr>
               <w:fldChar w:fldCharType="begin"/>
-            </w:r>
-            <w:r>
-              <w:rPr>
-                <w:noProof/>
-                <w:webHidden/>
-              </w:rPr>
               <w:instrText xml:space="preserve"> PAGEREF _Toc228191101 \h </w:instrText>
-            </w:r>
-            <w:r>
-              <w:rPr>
-                <w:noProof/>
-                <w:webHidden/>
-              </w:rPr>
-            </w:r>
-            <w:r>
-              <w:rPr>
-                <w:noProof/>
-                <w:webHidden/>
-              </w:rPr>
               <w:fldChar w:fldCharType="separate"/>
-            </w:r>
-            <w:r>
-              <w:rPr>
-                <w:noProof/>
-                <w:webHidden/>
-              </w:rPr>
               <w:t>10</w:t>
-            </w:r>
-            <w:r>
-              <w:rPr>
-                <w:noProof/>
-                <w:webHidden/>
-              </w:rPr>
               <w:fldChar w:fldCharType="end"/>
             </w:r>
           </w:hyperlink>
@@ -2204,46 +1340,10 @@
                 <w:webHidden/>
               </w:rPr>
               <w:tab/>
-            </w:r>
-            <w:r>
-              <w:rPr>
-                <w:noProof/>
-                <w:webHidden/>
-              </w:rPr>
               <w:fldChar w:fldCharType="begin"/>
-            </w:r>
-            <w:r>
-              <w:rPr>
-                <w:noProof/>
-                <w:webHidden/>
-              </w:rPr>
               <w:instrText xml:space="preserve"> PAGEREF _Toc228191102 \h </w:instrText>
-            </w:r>
-            <w:r>
-              <w:rPr>
-                <w:noProof/>
-                <w:webHidden/>
-              </w:rPr>
-            </w:r>
-            <w:r>
-              <w:rPr>
-                <w:noProof/>
-                <w:webHidden/>
-              </w:rPr>
               <w:fldChar w:fldCharType="separate"/>
-            </w:r>
-            <w:r>
-              <w:rPr>
-                <w:noProof/>
-                <w:webHidden/>
-              </w:rPr>
               <w:t>10</w:t>
-            </w:r>
-            <w:r>
-              <w:rPr>
-                <w:noProof/>
-                <w:webHidden/>
-              </w:rPr>
               <w:fldChar w:fldCharType="end"/>
             </w:r>
           </w:hyperlink>
@@ -2278,46 +1378,10 @@
                 <w:webHidden/>
               </w:rPr>
               <w:tab/>
-            </w:r>
-            <w:r>
-              <w:rPr>
-                <w:noProof/>
-                <w:webHidden/>
-              </w:rPr>
               <w:fldChar w:fldCharType="begin"/>
-            </w:r>
-            <w:r>
-              <w:rPr>
-                <w:noProof/>
-                <w:webHidden/>
-              </w:rPr>
               <w:instrText xml:space="preserve"> PAGEREF _Toc228191103 \h </w:instrText>
-            </w:r>
-            <w:r>
-              <w:rPr>
-                <w:noProof/>
-                <w:webHidden/>
-              </w:rPr>
-            </w:r>
-            <w:r>
-              <w:rPr>
-                <w:noProof/>
-                <w:webHidden/>
-              </w:rPr>
               <w:fldChar w:fldCharType="separate"/>
-            </w:r>
-            <w:r>
-              <w:rPr>
-                <w:noProof/>
-                <w:webHidden/>
-              </w:rPr>
               <w:t>11</w:t>
-            </w:r>
-            <w:r>
-              <w:rPr>
-                <w:noProof/>
-                <w:webHidden/>
-              </w:rPr>
               <w:fldChar w:fldCharType="end"/>
             </w:r>
           </w:hyperlink>
@@ -2352,46 +1416,10 @@
                 <w:webHidden/>
               </w:rPr>
               <w:tab/>
-            </w:r>
-            <w:r>
-              <w:rPr>
-                <w:noProof/>
-                <w:webHidden/>
-              </w:rPr>
               <w:fldChar w:fldCharType="begin"/>
-            </w:r>
-            <w:r>
-              <w:rPr>
-                <w:noProof/>
-                <w:webHidden/>
-              </w:rPr>
               <w:instrText xml:space="preserve"> PAGEREF _Toc228191104 \h </w:instrText>
-            </w:r>
-            <w:r>
-              <w:rPr>
-                <w:noProof/>
-                <w:webHidden/>
-              </w:rPr>
-            </w:r>
-            <w:r>
-              <w:rPr>
-                <w:noProof/>
-                <w:webHidden/>
-              </w:rPr>
               <w:fldChar w:fldCharType="separate"/>
-            </w:r>
-            <w:r>
-              <w:rPr>
-                <w:noProof/>
-                <w:webHidden/>
-              </w:rPr>
               <w:t>11</w:t>
-            </w:r>
-            <w:r>
-              <w:rPr>
-                <w:noProof/>
-                <w:webHidden/>
-              </w:rPr>
               <w:fldChar w:fldCharType="end"/>
             </w:r>
           </w:hyperlink>
@@ -2426,46 +1454,10 @@
                 <w:webHidden/>
               </w:rPr>
               <w:tab/>
-            </w:r>
-            <w:r>
-              <w:rPr>
-                <w:noProof/>
-                <w:webHidden/>
-              </w:rPr>
               <w:fldChar w:fldCharType="begin"/>
-            </w:r>
-            <w:r>
-              <w:rPr>
-                <w:noProof/>
-                <w:webHidden/>
-              </w:rPr>
               <w:instrText xml:space="preserve"> PAGEREF _Toc228191105 \h </w:instrText>
-            </w:r>
-            <w:r>
-              <w:rPr>
-                <w:noProof/>
-                <w:webHidden/>
-              </w:rPr>
-            </w:r>
-            <w:r>
-              <w:rPr>
-                <w:noProof/>
-                <w:webHidden/>
-              </w:rPr>
               <w:fldChar w:fldCharType="separate"/>
-            </w:r>
-            <w:r>
-              <w:rPr>
-                <w:noProof/>
-                <w:webHidden/>
-              </w:rPr>
               <w:t>11</w:t>
-            </w:r>
-            <w:r>
-              <w:rPr>
-                <w:noProof/>
-                <w:webHidden/>
-              </w:rPr>
               <w:fldChar w:fldCharType="end"/>
             </w:r>
           </w:hyperlink>
@@ -2500,46 +1492,10 @@
                 <w:webHidden/>
               </w:rPr>
               <w:tab/>
-            </w:r>
-            <w:r>
-              <w:rPr>
-                <w:noProof/>
-                <w:webHidden/>
-              </w:rPr>
               <w:fldChar w:fldCharType="begin"/>
-            </w:r>
-            <w:r>
-              <w:rPr>
-                <w:noProof/>
-                <w:webHidden/>
-              </w:rPr>
               <w:instrText xml:space="preserve"> PAGEREF _Toc228191106 \h </w:instrText>
-            </w:r>
-            <w:r>
-              <w:rPr>
-                <w:noProof/>
-                <w:webHidden/>
-              </w:rPr>
-            </w:r>
-            <w:r>
-              <w:rPr>
-                <w:noProof/>
-                <w:webHidden/>
-              </w:rPr>
               <w:fldChar w:fldCharType="separate"/>
-            </w:r>
-            <w:r>
-              <w:rPr>
-                <w:noProof/>
-                <w:webHidden/>
-              </w:rPr>
               <w:t>11</w:t>
-            </w:r>
-            <w:r>
-              <w:rPr>
-                <w:noProof/>
-                <w:webHidden/>
-              </w:rPr>
               <w:fldChar w:fldCharType="end"/>
             </w:r>
           </w:hyperlink>
@@ -2574,46 +1530,10 @@
                 <w:webHidden/>
               </w:rPr>
               <w:tab/>
-            </w:r>
-            <w:r>
-              <w:rPr>
-                <w:noProof/>
-                <w:webHidden/>
-              </w:rPr>
               <w:fldChar w:fldCharType="begin"/>
-            </w:r>
-            <w:r>
-              <w:rPr>
-                <w:noProof/>
-                <w:webHidden/>
-              </w:rPr>
               <w:instrText xml:space="preserve"> PAGEREF _Toc228191107 \h </w:instrText>
-            </w:r>
-            <w:r>
-              <w:rPr>
-                <w:noProof/>
-                <w:webHidden/>
-              </w:rPr>
-            </w:r>
-            <w:r>
-              <w:rPr>
-                <w:noProof/>
-                <w:webHidden/>
-              </w:rPr>
               <w:fldChar w:fldCharType="separate"/>
-            </w:r>
-            <w:r>
-              <w:rPr>
-                <w:noProof/>
-                <w:webHidden/>
-              </w:rPr>
               <w:t>12</w:t>
-            </w:r>
-            <w:r>
-              <w:rPr>
-                <w:noProof/>
-                <w:webHidden/>
-              </w:rPr>
               <w:fldChar w:fldCharType="end"/>
             </w:r>
           </w:hyperlink>
@@ -2648,46 +1568,10 @@
                 <w:webHidden/>
               </w:rPr>
               <w:tab/>
-            </w:r>
-            <w:r>
-              <w:rPr>
-                <w:noProof/>
-                <w:webHidden/>
-              </w:rPr>
               <w:fldChar w:fldCharType="begin"/>
-            </w:r>
-            <w:r>
-              <w:rPr>
-                <w:noProof/>
-                <w:webHidden/>
-              </w:rPr>
               <w:instrText xml:space="preserve"> PAGEREF _Toc228191108 \h </w:instrText>
-            </w:r>
-            <w:r>
-              <w:rPr>
-                <w:noProof/>
-                <w:webHidden/>
-              </w:rPr>
-            </w:r>
-            <w:r>
-              <w:rPr>
-                <w:noProof/>
-                <w:webHidden/>
-              </w:rPr>
               <w:fldChar w:fldCharType="separate"/>
-            </w:r>
-            <w:r>
-              <w:rPr>
-                <w:noProof/>
-                <w:webHidden/>
-              </w:rPr>
               <w:t>12</w:t>
-            </w:r>
-            <w:r>
-              <w:rPr>
-                <w:noProof/>
-                <w:webHidden/>
-              </w:rPr>
               <w:fldChar w:fldCharType="end"/>
             </w:r>
           </w:hyperlink>
@@ -2722,46 +1606,10 @@
                 <w:webHidden/>
               </w:rPr>
               <w:tab/>
-            </w:r>
-            <w:r>
-              <w:rPr>
-                <w:noProof/>
-                <w:webHidden/>
-              </w:rPr>
               <w:fldChar w:fldCharType="begin"/>
-            </w:r>
-            <w:r>
-              <w:rPr>
-                <w:noProof/>
-                <w:webHidden/>
-              </w:rPr>
               <w:instrText xml:space="preserve"> PAGEREF _Toc228191109 \h </w:instrText>
-            </w:r>
-            <w:r>
-              <w:rPr>
-                <w:noProof/>
-                <w:webHidden/>
-              </w:rPr>
-            </w:r>
-            <w:r>
-              <w:rPr>
-                <w:noProof/>
-                <w:webHidden/>
-              </w:rPr>
               <w:fldChar w:fldCharType="separate"/>
-            </w:r>
-            <w:r>
-              <w:rPr>
-                <w:noProof/>
-                <w:webHidden/>
-              </w:rPr>
               <w:t>12</w:t>
-            </w:r>
-            <w:r>
-              <w:rPr>
-                <w:noProof/>
-                <w:webHidden/>
-              </w:rPr>
               <w:fldChar w:fldCharType="end"/>
             </w:r>
           </w:hyperlink>
@@ -2796,46 +1644,10 @@
                 <w:webHidden/>
               </w:rPr>
               <w:tab/>
-            </w:r>
-            <w:r>
-              <w:rPr>
-                <w:noProof/>
-                <w:webHidden/>
-              </w:rPr>
               <w:fldChar w:fldCharType="begin"/>
-            </w:r>
-            <w:r>
-              <w:rPr>
-                <w:noProof/>
-                <w:webHidden/>
-              </w:rPr>
               <w:instrText xml:space="preserve"> PAGEREF _Toc228191110 \h </w:instrText>
-            </w:r>
-            <w:r>
-              <w:rPr>
-                <w:noProof/>
-                <w:webHidden/>
-              </w:rPr>
-            </w:r>
-            <w:r>
-              <w:rPr>
-                <w:noProof/>
-                <w:webHidden/>
-              </w:rPr>
               <w:fldChar w:fldCharType="separate"/>
-            </w:r>
-            <w:r>
-              <w:rPr>
-                <w:noProof/>
-                <w:webHidden/>
-              </w:rPr>
               <w:t>12</w:t>
-            </w:r>
-            <w:r>
-              <w:rPr>
-                <w:noProof/>
-                <w:webHidden/>
-              </w:rPr>
               <w:fldChar w:fldCharType="end"/>
             </w:r>
           </w:hyperlink>
@@ -2870,46 +1682,10 @@
                 <w:webHidden/>
               </w:rPr>
               <w:tab/>
-            </w:r>
-            <w:r>
-              <w:rPr>
-                <w:noProof/>
-                <w:webHidden/>
-              </w:rPr>
               <w:fldChar w:fldCharType="begin"/>
-            </w:r>
-            <w:r>
-              <w:rPr>
-                <w:noProof/>
-                <w:webHidden/>
-              </w:rPr>
               <w:instrText xml:space="preserve"> PAGEREF _Toc228191111 \h </w:instrText>
-            </w:r>
-            <w:r>
-              <w:rPr>
-                <w:noProof/>
-                <w:webHidden/>
-              </w:rPr>
-            </w:r>
-            <w:r>
-              <w:rPr>
-                <w:noProof/>
-                <w:webHidden/>
-              </w:rPr>
               <w:fldChar w:fldCharType="separate"/>
-            </w:r>
-            <w:r>
-              <w:rPr>
-                <w:noProof/>
-                <w:webHidden/>
-              </w:rPr>
               <w:t>12</w:t>
-            </w:r>
-            <w:r>
-              <w:rPr>
-                <w:noProof/>
-                <w:webHidden/>
-              </w:rPr>
               <w:fldChar w:fldCharType="end"/>
             </w:r>
           </w:hyperlink>
@@ -2944,46 +1720,10 @@
                 <w:webHidden/>
               </w:rPr>
               <w:tab/>
-            </w:r>
-            <w:r>
-              <w:rPr>
-                <w:noProof/>
-                <w:webHidden/>
-              </w:rPr>
               <w:fldChar w:fldCharType="begin"/>
-            </w:r>
-            <w:r>
-              <w:rPr>
-                <w:noProof/>
-                <w:webHidden/>
-              </w:rPr>
               <w:instrText xml:space="preserve"> PAGEREF _Toc228191112 \h </w:instrText>
-            </w:r>
-            <w:r>
-              <w:rPr>
-                <w:noProof/>
-                <w:webHidden/>
-              </w:rPr>
-            </w:r>
-            <w:r>
-              <w:rPr>
-                <w:noProof/>
-                <w:webHidden/>
-              </w:rPr>
               <w:fldChar w:fldCharType="separate"/>
-            </w:r>
-            <w:r>
-              <w:rPr>
-                <w:noProof/>
-                <w:webHidden/>
-              </w:rPr>
               <w:t>13</w:t>
-            </w:r>
-            <w:r>
-              <w:rPr>
-                <w:noProof/>
-                <w:webHidden/>
-              </w:rPr>
               <w:fldChar w:fldCharType="end"/>
             </w:r>
           </w:hyperlink>
@@ -3238,42 +1978,97 @@
                 <w:rFonts w:ascii="Keysight Sans" w:hAnsi="Keysight Sans"/>
                 <w:sz w:val="20"/>
               </w:rPr>
-              <w:t>2</w:t>
-            </w:r>
-            <w:r>
+              <w:t xml:space="preserve">27 April, 2026</w:t>
+            </w:r>
+          </w:p>
+        </w:tc>
+        <w:tc>
+          <w:tcPr>
+            <w:tcW w:w="2552" w:type="dxa"/>
+          </w:tcPr>
+          <w:p>
+            <w:pPr>
+              <w:ind w:right="67"/>
               <w:rPr>
                 <w:rFonts w:ascii="Keysight Sans" w:hAnsi="Keysight Sans"/>
                 <w:sz w:val="20"/>
               </w:rPr>
-              <w:t>7</w:t>
-            </w:r>
+            </w:pPr>
             <w:r>
               <w:rPr>
                 <w:rFonts w:ascii="Keysight Sans" w:hAnsi="Keysight Sans"/>
                 <w:sz w:val="20"/>
               </w:rPr>
-              <w:t xml:space="preserve"> </w:t>
-            </w:r>
-            <w:r>
+              <w:t>‘Affan Najiy Bin Rusdi</w:t>
+            </w:r>
+          </w:p>
+        </w:tc>
+        <w:tc>
+          <w:tcPr>
+            <w:tcW w:w="3811" w:type="dxa"/>
+          </w:tcPr>
+          <w:p>
+            <w:pPr>
+              <w:ind w:right="67"/>
               <w:rPr>
                 <w:rFonts w:ascii="Keysight Sans" w:hAnsi="Keysight Sans"/>
                 <w:sz w:val="20"/>
               </w:rPr>
-              <w:t>April</w:t>
-            </w:r>
+            </w:pPr>
             <w:r>
               <w:rPr>
                 <w:rFonts w:ascii="Keysight Sans" w:hAnsi="Keysight Sans"/>
                 <w:sz w:val="20"/>
               </w:rPr>
-              <w:t>, 202</w:t>
-            </w:r>
-            <w:r>
+              <w:t>Initial Copy</w:t>
+            </w:r>
+          </w:p>
+        </w:tc>
+      </w:tr>
+      <w:tr>
+        <w:tc>
+          <w:tcPr>
+            <w:tcW w:w="1134" w:type="dxa"/>
+          </w:tcPr>
+          <w:p>
+            <w:pPr>
+              <w:ind w:right="67"/>
+              <w:rPr>
+                <w:rFonts w:ascii="Keysight Sans" w:hAnsi="Keysight Sans"/>
+                <w:b/>
+                <w:bCs/>
+                <w:sz w:val="20"/>
+              </w:rPr>
+            </w:pPr>
+            <w:r>
+              <w:rPr>
+                <w:rFonts w:ascii="Keysight Sans" w:hAnsi="Keysight Sans"/>
+                <w:b/>
+                <w:bCs/>
+                <w:sz w:val="20"/>
+              </w:rPr>
+              <w:t>1.1</w:t>
+            </w:r>
+          </w:p>
+        </w:tc>
+        <w:tc>
+          <w:tcPr>
+            <w:tcW w:w="1701" w:type="dxa"/>
+          </w:tcPr>
+          <w:p>
+            <w:pPr>
+              <w:ind w:right="67"/>
               <w:rPr>
                 <w:rFonts w:ascii="Keysight Sans" w:hAnsi="Keysight Sans"/>
                 <w:sz w:val="20"/>
               </w:rPr>
-              <w:t>6</w:t>
+            </w:pPr>
+            <w:r>
+              <w:rPr>
+                <w:rFonts w:ascii="Keysight Sans" w:hAnsi="Keysight Sans"/>
+                <w:sz w:val="20"/>
+              </w:rPr>
+              <w:t xml:space="preserve">20 July, 2026</w:t>
             </w:r>
           </w:p>
         </w:tc>
@@ -3294,7 +2089,7 @@
                 <w:rFonts w:ascii="Keysight Sans" w:hAnsi="Keysight Sans"/>
                 <w:sz w:val="20"/>
               </w:rPr>
-              <w:t>‘Affan Najiy Bin Rusdi</w:t>
+              <w:t>Affan Najiy Bin Rusdi</w:t>
             </w:r>
           </w:p>
         </w:tc>
@@ -3315,7 +2110,7 @@
                 <w:rFonts w:ascii="Keysight Sans" w:hAnsi="Keysight Sans"/>
                 <w:sz w:val="20"/>
               </w:rPr>
-              <w:t>Initial Copy</w:t>
+              <w:t>Updated to OpenFOAM v2606 (June 2026 release): refreshed version references, package name, and environment aliases throughout the guide.</w:t>
             </w:r>
           </w:p>
         </w:tc>
@@ -3382,34 +2177,7 @@
           <w:szCs w:val="36"/>
           <w:lang w:val="en-MY"/>
         </w:rPr>
-        <w:t>1.</w:t>
-      </w:r>
-      <w:r>
-        <w:rPr>
-          <w:rFonts w:ascii="Keysight Sans" w:hAnsi="Keysight Sans"/>
-          <w:bCs w:val="0"/>
-          <w:szCs w:val="36"/>
-          <w:lang w:val="en-MY"/>
-        </w:rPr>
-        <w:t>0</w:t>
-      </w:r>
-      <w:r>
-        <w:rPr>
-          <w:rFonts w:ascii="Keysight Sans" w:hAnsi="Keysight Sans"/>
-          <w:bCs w:val="0"/>
-          <w:szCs w:val="36"/>
-          <w:lang w:val="en-MY"/>
-        </w:rPr>
-        <w:t xml:space="preserve"> </w:t>
-      </w:r>
-      <w:r>
-        <w:rPr>
-          <w:rFonts w:ascii="Keysight Sans" w:hAnsi="Keysight Sans"/>
-          <w:bCs w:val="0"/>
-          <w:szCs w:val="36"/>
-          <w:lang w:val="en-MY"/>
-        </w:rPr>
-        <w:t>Introduction</w:t>
+        <w:t xml:space="preserve">1.0 Introduction</w:t>
       </w:r>
       <w:bookmarkEnd w:id="6"/>
       <w:bookmarkEnd w:id="7"/>
@@ -3449,101 +2217,34 @@
           <w:rFonts w:ascii="Keysight Sans" w:hAnsi="Keysight Sans"/>
           <w:lang w:val="en-MY" w:eastAsia="x-none"/>
         </w:rPr>
-        <w:t xml:space="preserve">Ubuntu, and </w:t>
-      </w:r>
-      <w:proofErr w:type="spellStart"/>
-      <w:r>
+        <w:t xml:space="preserve">Ubuntu, and OpenFOAM, along with the mesh utility scripts and aliases for daily use.</w:t>
+      </w:r>
+    </w:p>
+    <w:p>
+      <w:pPr>
+        <w:spacing w:after="0" w:line="240" w:lineRule="auto"/>
+        <w:jc w:val="both"/>
         <w:rPr>
           <w:rFonts w:ascii="Keysight Sans" w:hAnsi="Keysight Sans"/>
           <w:lang w:val="en-MY" w:eastAsia="x-none"/>
         </w:rPr>
-        <w:t>OpenFOAM</w:t>
-      </w:r>
-      <w:proofErr w:type="spellEnd"/>
-      <w:r>
+      </w:pPr>
+    </w:p>
+    <w:p>
+      <w:pPr>
+        <w:spacing w:after="0" w:line="240" w:lineRule="auto"/>
+        <w:jc w:val="both"/>
         <w:rPr>
           <w:rFonts w:ascii="Keysight Sans" w:hAnsi="Keysight Sans"/>
           <w:lang w:val="en-MY" w:eastAsia="x-none"/>
         </w:rPr>
-        <w:t>, along with the mesh utility scripts and aliases for daily use.</w:t>
-      </w:r>
-    </w:p>
-    <w:p>
-      <w:pPr>
-        <w:spacing w:after="0" w:line="240" w:lineRule="auto"/>
-        <w:jc w:val="both"/>
+      </w:pPr>
+      <w:r>
         <w:rPr>
           <w:rFonts w:ascii="Keysight Sans" w:hAnsi="Keysight Sans"/>
           <w:lang w:val="en-MY" w:eastAsia="x-none"/>
         </w:rPr>
-      </w:pPr>
-    </w:p>
-    <w:p>
-      <w:pPr>
-        <w:spacing w:after="0" w:line="240" w:lineRule="auto"/>
-        <w:jc w:val="both"/>
-        <w:rPr>
-          <w:rFonts w:ascii="Keysight Sans" w:hAnsi="Keysight Sans"/>
-          <w:lang w:val="en-MY" w:eastAsia="x-none"/>
-        </w:rPr>
-      </w:pPr>
-      <w:r>
-        <w:rPr>
-          <w:rFonts w:ascii="Keysight Sans" w:hAnsi="Keysight Sans"/>
-          <w:lang w:val="en-MY" w:eastAsia="x-none"/>
-        </w:rPr>
-        <w:t xml:space="preserve">Compatible with </w:t>
-      </w:r>
-      <w:r>
-        <w:rPr>
-          <w:rFonts w:ascii="Keysight Sans" w:hAnsi="Keysight Sans"/>
-          <w:lang w:val="en-MY" w:eastAsia="x-none"/>
-        </w:rPr>
-        <w:t xml:space="preserve">ESI </w:t>
-      </w:r>
-      <w:proofErr w:type="spellStart"/>
-      <w:r>
-        <w:rPr>
-          <w:rFonts w:ascii="Keysight Sans" w:hAnsi="Keysight Sans"/>
-          <w:lang w:val="en-MY" w:eastAsia="x-none"/>
-        </w:rPr>
-        <w:t>OpenFOAM</w:t>
-      </w:r>
-      <w:proofErr w:type="spellEnd"/>
-      <w:r>
-        <w:rPr>
-          <w:rFonts w:ascii="Keysight Sans" w:hAnsi="Keysight Sans"/>
-          <w:lang w:val="en-MY" w:eastAsia="x-none"/>
-        </w:rPr>
-        <w:t xml:space="preserve"> v2506</w:t>
-      </w:r>
-      <w:r>
-        <w:rPr>
-          <w:rFonts w:ascii="Keysight Sans" w:hAnsi="Keysight Sans"/>
-          <w:lang w:val="en-MY" w:eastAsia="x-none"/>
-        </w:rPr>
-        <w:t xml:space="preserve">, </w:t>
-      </w:r>
-      <w:r>
-        <w:rPr>
-          <w:rFonts w:ascii="Keysight Sans" w:hAnsi="Keysight Sans"/>
-          <w:lang w:val="en-MY" w:eastAsia="x-none"/>
-        </w:rPr>
-        <w:t>Ubuntu 24.04 LTS</w:t>
-      </w:r>
-      <w:r>
-        <w:rPr>
-          <w:rFonts w:ascii="Keysight Sans" w:hAnsi="Keysight Sans"/>
-          <w:lang w:val="en-MY" w:eastAsia="x-none"/>
-        </w:rPr>
-        <w:t xml:space="preserve">, </w:t>
-      </w:r>
-      <w:r>
-        <w:rPr>
-          <w:rFonts w:ascii="Keysight Sans" w:hAnsi="Keysight Sans"/>
-          <w:lang w:val="en-MY" w:eastAsia="x-none"/>
-        </w:rPr>
-        <w:t>Windows 10/11</w:t>
+        <w:t xml:space="preserve">Compatible with ESI OpenFOAM v2606, Ubuntu 24.04 LTS, Windows 10/11</w:t>
       </w:r>
     </w:p>
     <w:p>
@@ -3593,21 +2294,7 @@
         <w:rPr>
           <w:lang w:bidi="ar-SA"/>
         </w:rPr>
-        <w:t xml:space="preserve">Open Windows Terminal and select Ubuntu (or run: </w:t>
-      </w:r>
-      <w:proofErr w:type="spellStart"/>
-      <w:r>
-        <w:rPr>
-          <w:lang w:bidi="ar-SA"/>
-        </w:rPr>
-        <w:t>wsl</w:t>
-      </w:r>
-      <w:proofErr w:type="spellEnd"/>
-      <w:r>
-        <w:rPr>
-          <w:lang w:bidi="ar-SA"/>
-        </w:rPr>
-        <w:t xml:space="preserve"> -d Ubuntu).</w:t>
+        <w:t xml:space="preserve">Open Windows Terminal and select Ubuntu (or run: wsl -d Ubuntu).</w:t>
       </w:r>
     </w:p>
     <w:p>
@@ -3625,30 +2312,8 @@
         <w:rPr>
           <w:lang w:bidi="ar-SA"/>
         </w:rPr>
-        <w:t xml:space="preserve">Source the </w:t>
-      </w:r>
-      <w:proofErr w:type="spellStart"/>
-      <w:r>
-        <w:rPr>
-          <w:lang w:bidi="ar-SA"/>
-        </w:rPr>
-        <w:t>OpenFOAM</w:t>
-      </w:r>
-      <w:proofErr w:type="spellEnd"/>
-      <w:r>
-        <w:rPr>
-          <w:lang w:bidi="ar-SA"/>
-        </w:rPr>
-        <w:t xml:space="preserve"> environment</w:t>
-      </w:r>
-      <w:proofErr w:type="gramStart"/>
-      <w:r>
-        <w:rPr>
-          <w:lang w:bidi="ar-SA"/>
-        </w:rPr>
-        <w:t>:  of2506</w:t>
-      </w:r>
-      <w:proofErr w:type="gramEnd"/>
+        <w:t xml:space="preserve">Source the OpenFOAM environment:  of2606</w:t>
+      </w:r>
     </w:p>
     <w:p>
       <w:pPr>
@@ -3665,24 +2330,8 @@
         <w:rPr>
           <w:lang w:bidi="ar-SA"/>
         </w:rPr>
-        <w:t>Navigate to the project directory</w:t>
-      </w:r>
-      <w:proofErr w:type="gramStart"/>
-      <w:r>
-        <w:rPr>
-          <w:lang w:bidi="ar-SA"/>
-        </w:rPr>
-        <w:t xml:space="preserve">:  </w:t>
-      </w:r>
-      <w:proofErr w:type="spellStart"/>
-      <w:r>
-        <w:rPr>
-          <w:lang w:bidi="ar-SA"/>
-        </w:rPr>
-        <w:t>myDir</w:t>
-      </w:r>
-      <w:proofErr w:type="spellEnd"/>
-      <w:proofErr w:type="gramEnd"/>
+        <w:t xml:space="preserve">Navigate to the project directory:  myDir</w:t>
+      </w:r>
     </w:p>
     <w:p>
       <w:pPr>
@@ -3699,35 +2348,7 @@
         <w:rPr>
           <w:lang w:bidi="ar-SA"/>
         </w:rPr>
-        <w:t>Change into your specific case directory</w:t>
-      </w:r>
-      <w:proofErr w:type="gramStart"/>
-      <w:r>
-        <w:rPr>
-          <w:lang w:bidi="ar-SA"/>
-        </w:rPr>
-        <w:t>:  cd</w:t>
-      </w:r>
-      <w:proofErr w:type="gramEnd"/>
-      <w:r>
-        <w:rPr>
-          <w:lang w:bidi="ar-SA"/>
-        </w:rPr>
-        <w:t xml:space="preserve"> &lt;</w:t>
-      </w:r>
-      <w:proofErr w:type="spellStart"/>
-      <w:r>
-        <w:rPr>
-          <w:lang w:bidi="ar-SA"/>
-        </w:rPr>
-        <w:t>case_name</w:t>
-      </w:r>
-      <w:proofErr w:type="spellEnd"/>
-      <w:r>
-        <w:rPr>
-          <w:lang w:bidi="ar-SA"/>
-        </w:rPr>
-        <w:t>&gt;</w:t>
+        <w:t xml:space="preserve">Change into your specific case directory:  cd &lt;case_name&gt;</w:t>
       </w:r>
     </w:p>
     <w:p>
@@ -3745,35 +2366,7 @@
         <w:rPr>
           <w:lang w:bidi="ar-SA"/>
         </w:rPr>
-        <w:t>Launch the GUI</w:t>
-      </w:r>
-      <w:proofErr w:type="gramStart"/>
-      <w:r>
-        <w:rPr>
-          <w:lang w:bidi="ar-SA"/>
-        </w:rPr>
-        <w:t xml:space="preserve">:  </w:t>
-      </w:r>
-      <w:proofErr w:type="spellStart"/>
-      <w:r>
-        <w:rPr>
-          <w:lang w:bidi="ar-SA"/>
-        </w:rPr>
-        <w:t>openfoamUI</w:t>
-      </w:r>
-      <w:proofErr w:type="spellEnd"/>
-      <w:r>
-        <w:rPr>
-          <w:lang w:bidi="ar-SA"/>
-        </w:rPr>
-        <w:t xml:space="preserve">   —</w:t>
-      </w:r>
-      <w:proofErr w:type="gramEnd"/>
-      <w:r>
-        <w:rPr>
-          <w:lang w:bidi="ar-SA"/>
-        </w:rPr>
-        <w:t xml:space="preserve"> or run scripts directly.</w:t>
+        <w:t xml:space="preserve">Launch the GUI:  openfoamUI   — or run scripts directly.</w:t>
       </w:r>
     </w:p>
     <w:p>
@@ -3781,23 +2374,7 @@
         <w:pStyle w:val="Reminder"/>
       </w:pPr>
       <w:r>
-        <w:t>Note: For persistent alias changes, always edit ~/.</w:t>
-      </w:r>
-      <w:proofErr w:type="spellStart"/>
-      <w:r>
-        <w:t>bash_aliases</w:t>
-      </w:r>
-      <w:proofErr w:type="spellEnd"/>
-      <w:r>
-        <w:t xml:space="preserve"> and then run source ~/.</w:t>
-      </w:r>
-      <w:proofErr w:type="spellStart"/>
-      <w:r>
-        <w:t>bash_aliases</w:t>
-      </w:r>
-      <w:proofErr w:type="spellEnd"/>
-      <w:r>
-        <w:t>.</w:t>
+        <w:t xml:space="preserve">Note: For persistent alias changes, always edit ~/.bash_aliases and then run source ~/.bash_aliases.</w:t>
       </w:r>
     </w:p>
     <w:p>
@@ -3843,43 +2420,7 @@
           <w:lang w:val="en-MY"/>
         </w:rPr>
         <w:lastRenderedPageBreak/>
-        <w:t>2</w:t>
-      </w:r>
-      <w:r>
-        <w:rPr>
-          <w:rFonts w:ascii="Keysight Sans" w:hAnsi="Keysight Sans"/>
-          <w:bCs w:val="0"/>
-          <w:szCs w:val="36"/>
-          <w:lang w:val="en-MY"/>
-        </w:rPr>
-        <w:t>.</w:t>
-      </w:r>
-      <w:r>
-        <w:rPr>
-          <w:rFonts w:ascii="Keysight Sans" w:hAnsi="Keysight Sans"/>
-          <w:bCs w:val="0"/>
-          <w:szCs w:val="36"/>
-          <w:lang w:val="en-MY"/>
-        </w:rPr>
-        <w:t>0</w:t>
-      </w:r>
-      <w:r>
-        <w:rPr>
-          <w:rFonts w:ascii="Keysight Sans" w:hAnsi="Keysight Sans"/>
-          <w:bCs w:val="0"/>
-          <w:szCs w:val="36"/>
-          <w:lang w:val="en-MY"/>
-        </w:rPr>
-        <w:t xml:space="preserve"> </w:t>
-      </w:r>
-      <w:r>
-        <w:rPr>
-          <w:rFonts w:ascii="Keysight Sans" w:hAnsi="Keysight Sans"/>
-          <w:bCs w:val="0"/>
-          <w:szCs w:val="36"/>
-          <w:lang w:val="en-MY"/>
-        </w:rPr>
-        <w:t>Windows Subsystem for Linux (WSL)</w:t>
+        <w:t xml:space="preserve">2.0 Windows Subsystem for Linux (WSL)</w:t>
       </w:r>
       <w:bookmarkEnd w:id="10"/>
     </w:p>
@@ -3905,18 +2446,7 @@
         <w:pStyle w:val="Reminder"/>
       </w:pPr>
       <w:r>
-        <w:t xml:space="preserve">Note: </w:t>
-      </w:r>
-      <w:r>
-        <w:t xml:space="preserve">Skip this part if WSL and </w:t>
-      </w:r>
-      <w:proofErr w:type="spellStart"/>
-      <w:r>
-        <w:t>OpenFOAM</w:t>
-      </w:r>
-      <w:proofErr w:type="spellEnd"/>
-      <w:r>
-        <w:t xml:space="preserve"> are already installed.</w:t>
+        <w:t xml:space="preserve">Note: Skip this part if WSL and OpenFOAM are already installed.</w:t>
       </w:r>
     </w:p>
     <w:p>
@@ -3948,23 +2478,15 @@
         </w:numPr>
       </w:pPr>
       <w:r>
-        <w:t>Run the following command</w:t>
-      </w:r>
-      <w:r>
-        <w:t>:</w:t>
+        <w:t>Run the following command:</w:t>
       </w:r>
     </w:p>
     <w:p>
       <w:pPr>
         <w:pStyle w:val="CodeSnippet"/>
       </w:pPr>
-      <w:proofErr w:type="spellStart"/>
-      <w:r>
-        <w:t>wsl</w:t>
-      </w:r>
-      <w:proofErr w:type="spellEnd"/>
-      <w:r>
-        <w:t xml:space="preserve"> --install</w:t>
+      <w:r>
+        <w:t xml:space="preserve">wsl --install</w:t>
       </w:r>
     </w:p>
     <w:p>
@@ -4038,13 +2560,8 @@
       <w:pPr>
         <w:pStyle w:val="CodeSnippet"/>
       </w:pPr>
-      <w:proofErr w:type="spellStart"/>
-      <w:r>
-        <w:t>wsl</w:t>
-      </w:r>
-      <w:proofErr w:type="spellEnd"/>
-      <w:r>
-        <w:t xml:space="preserve"> --install Ubuntu</w:t>
+      <w:r>
+        <w:t xml:space="preserve">wsl --install Ubuntu</w:t>
       </w:r>
     </w:p>
     <w:p>
@@ -4204,13 +2721,8 @@
       <w:pPr>
         <w:pStyle w:val="CodeSnippet"/>
       </w:pPr>
-      <w:proofErr w:type="spellStart"/>
-      <w:r>
-        <w:t>wsl</w:t>
-      </w:r>
-      <w:proofErr w:type="spellEnd"/>
-      <w:r>
-        <w:t xml:space="preserve"> -d Ubuntu</w:t>
+      <w:r>
+        <w:t xml:space="preserve">wsl -d Ubuntu</w:t>
       </w:r>
     </w:p>
     <w:p>
@@ -4249,39 +2761,9 @@
           <w:lang w:bidi="ar-SA"/>
         </w:rPr>
         <w:lastRenderedPageBreak/>
-        <w:t>3</w:t>
-      </w:r>
-      <w:r>
-        <w:rPr>
-          <w:bCs w:val="0"/>
-          <w:lang w:bidi="ar-SA"/>
-        </w:rPr>
-        <w:t>.</w:t>
-      </w:r>
-      <w:r>
-        <w:rPr>
-          <w:bCs w:val="0"/>
-          <w:lang w:bidi="ar-SA"/>
-        </w:rPr>
-        <w:t>0</w:t>
-      </w:r>
-      <w:r>
-        <w:rPr>
-          <w:bCs w:val="0"/>
-          <w:lang w:bidi="ar-SA"/>
-        </w:rPr>
-        <w:t xml:space="preserve"> Installing </w:t>
-      </w:r>
-      <w:proofErr w:type="spellStart"/>
-      <w:r>
-        <w:rPr>
-          <w:bCs w:val="0"/>
-          <w:lang w:bidi="ar-SA"/>
-        </w:rPr>
-        <w:t>OpenFOAM</w:t>
+        <w:t xml:space="preserve">3.0 Installing OpenFOAM</w:t>
       </w:r>
       <w:bookmarkEnd w:id="16"/>
-      <w:proofErr w:type="spellEnd"/>
     </w:p>
     <w:p>
       <w:pPr>
@@ -4311,37 +2793,7 @@
           <w:bCs w:val="0"/>
           <w:lang w:bidi="ar-SA"/>
         </w:rPr>
-        <w:t>Step 1</w:t>
-      </w:r>
-      <w:r>
-        <w:rPr>
-          <w:bCs w:val="0"/>
-          <w:lang w:bidi="ar-SA"/>
-        </w:rPr>
-        <w:t>:</w:t>
-      </w:r>
-      <w:r>
-        <w:rPr>
-          <w:bCs w:val="0"/>
-          <w:lang w:bidi="ar-SA"/>
-        </w:rPr>
-        <w:t xml:space="preserve"> Add the </w:t>
-      </w:r>
-      <w:proofErr w:type="spellStart"/>
-      <w:r>
-        <w:rPr>
-          <w:bCs w:val="0"/>
-          <w:lang w:bidi="ar-SA"/>
-        </w:rPr>
-        <w:t>OpenFOAM</w:t>
-      </w:r>
-      <w:proofErr w:type="spellEnd"/>
-      <w:r>
-        <w:rPr>
-          <w:bCs w:val="0"/>
-          <w:lang w:bidi="ar-SA"/>
-        </w:rPr>
-        <w:t xml:space="preserve"> Debian repository</w:t>
+        <w:t xml:space="preserve">Step 1: Add the OpenFOAM Debian repository</w:t>
       </w:r>
       <w:bookmarkEnd w:id="17"/>
     </w:p>
@@ -4350,15 +2802,7 @@
         <w:pStyle w:val="CodeSnippet"/>
       </w:pPr>
       <w:r>
-        <w:t xml:space="preserve">curl -s https://dl.openfoam.com/add-debian-repo.sh | </w:t>
-      </w:r>
-      <w:proofErr w:type="spellStart"/>
-      <w:r>
-        <w:t>sudo</w:t>
-      </w:r>
-      <w:proofErr w:type="spellEnd"/>
-      <w:r>
-        <w:t xml:space="preserve"> bash</w:t>
+        <w:t xml:space="preserve">curl -s https://dl.openfoam.com/add-debian-repo.sh | sudo bash</w:t>
       </w:r>
     </w:p>
     <w:p>
@@ -4376,21 +2820,7 @@
           <w:bCs w:val="0"/>
           <w:lang w:bidi="ar-SA"/>
         </w:rPr>
-        <w:t>Step 2</w:t>
-      </w:r>
-      <w:r>
-        <w:rPr>
-          <w:bCs w:val="0"/>
-          <w:lang w:bidi="ar-SA"/>
-        </w:rPr>
-        <w:t xml:space="preserve">: </w:t>
-      </w:r>
-      <w:r>
-        <w:rPr>
-          <w:bCs w:val="0"/>
-          <w:lang w:bidi="ar-SA"/>
-        </w:rPr>
-        <w:t>Update the package list</w:t>
+        <w:t xml:space="preserve">Step 2: Update the package list</w:t>
       </w:r>
       <w:bookmarkEnd w:id="18"/>
     </w:p>
@@ -4398,13 +2828,8 @@
       <w:pPr>
         <w:pStyle w:val="CodeSnippet"/>
       </w:pPr>
-      <w:proofErr w:type="spellStart"/>
-      <w:r>
-        <w:t>sudo</w:t>
-      </w:r>
-      <w:proofErr w:type="spellEnd"/>
-      <w:r>
-        <w:t xml:space="preserve"> apt-get update</w:t>
+      <w:r>
+        <w:t xml:space="preserve">sudo apt-get update</w:t>
       </w:r>
     </w:p>
     <w:p>
@@ -4412,13 +2837,8 @@
         <w:pStyle w:val="CodeSnippet"/>
       </w:pPr>
       <w:bookmarkStart w:id="19" w:name="_Toc228191092"/>
-      <w:proofErr w:type="spellStart"/>
-      <w:r>
-        <w:t>sudo</w:t>
-      </w:r>
-      <w:proofErr w:type="spellEnd"/>
-      <w:r>
-        <w:t xml:space="preserve"> apt-get upgrade</w:t>
+      <w:r>
+        <w:t xml:space="preserve">sudo apt-get upgrade</w:t>
       </w:r>
     </w:p>
     <w:p>
@@ -4435,44 +2855,16 @@
           <w:bCs w:val="0"/>
           <w:lang w:bidi="ar-SA"/>
         </w:rPr>
-        <w:t>Step 3</w:t>
-      </w:r>
-      <w:r>
-        <w:rPr>
-          <w:bCs w:val="0"/>
-          <w:lang w:bidi="ar-SA"/>
-        </w:rPr>
-        <w:t>:</w:t>
-      </w:r>
-      <w:r>
-        <w:rPr>
-          <w:bCs w:val="0"/>
-          <w:lang w:bidi="ar-SA"/>
-        </w:rPr>
-        <w:t xml:space="preserve"> Install </w:t>
-      </w:r>
-      <w:proofErr w:type="spellStart"/>
-      <w:r>
-        <w:rPr>
-          <w:bCs w:val="0"/>
-          <w:lang w:bidi="ar-SA"/>
-        </w:rPr>
-        <w:t>OpenFOAM</w:t>
+        <w:t xml:space="preserve">Step 3: Install OpenFOAM</w:t>
       </w:r>
       <w:bookmarkEnd w:id="19"/>
-      <w:proofErr w:type="spellEnd"/>
     </w:p>
     <w:p>
       <w:pPr>
         <w:pStyle w:val="CodeSnippet"/>
       </w:pPr>
-      <w:proofErr w:type="spellStart"/>
-      <w:r>
-        <w:t>sudo</w:t>
-      </w:r>
-      <w:proofErr w:type="spellEnd"/>
-      <w:r>
-        <w:t xml:space="preserve"> apt-get install openfoam2506-default</w:t>
+      <w:r>
+        <w:t xml:space="preserve">sudo apt-get install openfoam2606-default</w:t>
       </w:r>
     </w:p>
     <w:p>
@@ -4519,28 +2911,7 @@
           <w:lang w:bidi="ar-SA"/>
         </w:rPr>
         <w:lastRenderedPageBreak/>
-        <w:t>4</w:t>
-      </w:r>
-      <w:r>
-        <w:rPr>
-          <w:bCs w:val="0"/>
-          <w:lang w:bidi="ar-SA"/>
-        </w:rPr>
-        <w:t>.</w:t>
-      </w:r>
-      <w:r>
-        <w:rPr>
-          <w:bCs w:val="0"/>
-          <w:lang w:bidi="ar-SA"/>
-        </w:rPr>
-        <w:t>0</w:t>
-      </w:r>
-      <w:r>
-        <w:rPr>
-          <w:bCs w:val="0"/>
-          <w:lang w:bidi="ar-SA"/>
-        </w:rPr>
-        <w:t xml:space="preserve"> Placing the Project Files</w:t>
+        <w:t xml:space="preserve">4.0 Placing the Project Files</w:t>
       </w:r>
       <w:bookmarkEnd w:id="20"/>
     </w:p>
@@ -4554,21 +2925,7 @@
         <w:rPr>
           <w:lang w:bidi="ar-SA"/>
         </w:rPr>
-        <w:t xml:space="preserve">Create the </w:t>
-      </w:r>
-      <w:proofErr w:type="spellStart"/>
-      <w:r>
-        <w:rPr>
-          <w:lang w:bidi="ar-SA"/>
-        </w:rPr>
-        <w:t>OpenFOAM</w:t>
-      </w:r>
-      <w:proofErr w:type="spellEnd"/>
-      <w:r>
-        <w:rPr>
-          <w:lang w:bidi="ar-SA"/>
-        </w:rPr>
-        <w:t xml:space="preserve"> utilities directory and place the project scripts inside it.</w:t>
+        <w:t xml:space="preserve">Create the OpenFOAM utilities directory and place the project scripts inside it.</w:t>
       </w:r>
     </w:p>
     <w:p>
@@ -4586,21 +2943,7 @@
           <w:bCs w:val="0"/>
           <w:lang w:bidi="ar-SA"/>
         </w:rPr>
-        <w:t>Step 1</w:t>
-      </w:r>
-      <w:r>
-        <w:rPr>
-          <w:bCs w:val="0"/>
-          <w:lang w:bidi="ar-SA"/>
-        </w:rPr>
-        <w:t>:</w:t>
-      </w:r>
-      <w:r>
-        <w:rPr>
-          <w:bCs w:val="0"/>
-          <w:lang w:bidi="ar-SA"/>
-        </w:rPr>
-        <w:t xml:space="preserve"> Navigate to the root directory</w:t>
+        <w:t xml:space="preserve">Step 1: Navigate to the root directory</w:t>
       </w:r>
       <w:bookmarkEnd w:id="21"/>
     </w:p>
@@ -4627,21 +2970,7 @@
           <w:bCs w:val="0"/>
           <w:lang w:bidi="ar-SA"/>
         </w:rPr>
-        <w:t>Step 2</w:t>
-      </w:r>
-      <w:r>
-        <w:rPr>
-          <w:bCs w:val="0"/>
-          <w:lang w:bidi="ar-SA"/>
-        </w:rPr>
-        <w:t xml:space="preserve">: </w:t>
-      </w:r>
-      <w:r>
-        <w:rPr>
-          <w:bCs w:val="0"/>
-          <w:lang w:bidi="ar-SA"/>
-        </w:rPr>
-        <w:t>Create the directory</w:t>
+        <w:t xml:space="preserve">Step 2: Create the directory</w:t>
       </w:r>
       <w:bookmarkEnd w:id="22"/>
     </w:p>
@@ -4649,45 +2978,19 @@
       <w:pPr>
         <w:pStyle w:val="CodeSnippet"/>
       </w:pPr>
-      <w:proofErr w:type="spellStart"/>
-      <w:r>
-        <w:t>mkdir</w:t>
-      </w:r>
-      <w:proofErr w:type="spellEnd"/>
-      <w:r>
-        <w:t xml:space="preserve"> -p /</w:t>
-      </w:r>
-      <w:proofErr w:type="spellStart"/>
-      <w:r>
-        <w:t>mnt</w:t>
-      </w:r>
-      <w:proofErr w:type="spellEnd"/>
-      <w:r>
-        <w:t>/c/</w:t>
-      </w:r>
-      <w:proofErr w:type="spellStart"/>
-      <w:r>
-        <w:t>OpenFOAM</w:t>
-      </w:r>
-      <w:proofErr w:type="spellEnd"/>
+      <w:r>
+        <w:t xml:space="preserve">mkdir -p /mnt/c/OpenFOAM</w:t>
+      </w:r>
     </w:p>
     <w:p>
       <w:pPr>
         <w:pStyle w:val="CodeSnippet"/>
       </w:pPr>
-      <w:proofErr w:type="spellStart"/>
       <w:r>
         <w:rPr>
           <w:lang w:val="en-US"/>
         </w:rPr>
-        <w:t>mkdir</w:t>
-      </w:r>
-      <w:proofErr w:type="spellEnd"/>
-      <w:r>
-        <w:rPr>
-          <w:lang w:val="en-US"/>
-        </w:rPr>
-        <w:t xml:space="preserve"> 01_utilities</w:t>
+        <w:t xml:space="preserve">mkdir 01_utilities</w:t>
       </w:r>
     </w:p>
     <w:p>
@@ -4705,21 +3008,7 @@
           <w:bCs w:val="0"/>
           <w:lang w:bidi="ar-SA"/>
         </w:rPr>
-        <w:t>Step 3</w:t>
-      </w:r>
-      <w:r>
-        <w:rPr>
-          <w:bCs w:val="0"/>
-          <w:lang w:bidi="ar-SA"/>
-        </w:rPr>
-        <w:t>:</w:t>
-      </w:r>
-      <w:r>
-        <w:rPr>
-          <w:bCs w:val="0"/>
-          <w:lang w:bidi="ar-SA"/>
-        </w:rPr>
-        <w:t xml:space="preserve"> Place the scripts</w:t>
+        <w:t xml:space="preserve">Step 3: Place the scripts</w:t>
       </w:r>
       <w:bookmarkEnd w:id="23"/>
     </w:p>
@@ -4759,25 +3048,7 @@
           <w:szCs w:val="18"/>
           <w:lang w:bidi="ar-SA"/>
         </w:rPr>
-        <w:t xml:space="preserve">openfoam_ui.py               </w:t>
-      </w:r>
-      <w:r>
-        <w:rPr>
-          <w:rFonts w:ascii="Cascadia Mono" w:hAnsi="Cascadia Mono" w:hint="eastAsia"/>
-          <w:sz w:val="22"/>
-          <w:szCs w:val="18"/>
-          <w:lang w:bidi="ar-SA"/>
-        </w:rPr>
-        <w:t>←</w:t>
-      </w:r>
-      <w:r>
-        <w:rPr>
-          <w:rFonts w:ascii="Cascadia Mono" w:hAnsi="Cascadia Mono" w:hint="eastAsia"/>
-          <w:sz w:val="22"/>
-          <w:szCs w:val="18"/>
-          <w:lang w:bidi="ar-SA"/>
-        </w:rPr>
-        <w:t xml:space="preserve"> GUI entry point</w:t>
+        <w:t xml:space="preserve">openfoam_ui.py               ← GUI entry point</w:t>
       </w:r>
     </w:p>
     <w:p>
@@ -5002,25 +3273,7 @@
           <w:szCs w:val="18"/>
           <w:lang w:bidi="ar-SA"/>
         </w:rPr>
-        <w:t xml:space="preserve">generateBackgroundMesh.py    </w:t>
-      </w:r>
-      <w:r>
-        <w:rPr>
-          <w:rFonts w:ascii="Cascadia Mono" w:hAnsi="Cascadia Mono" w:hint="eastAsia"/>
-          <w:sz w:val="22"/>
-          <w:szCs w:val="18"/>
-          <w:lang w:bidi="ar-SA"/>
-        </w:rPr>
-        <w:t>←</w:t>
-      </w:r>
-      <w:r>
-        <w:rPr>
-          <w:rFonts w:ascii="Cascadia Mono" w:hAnsi="Cascadia Mono" w:hint="eastAsia"/>
-          <w:sz w:val="22"/>
-          <w:szCs w:val="18"/>
-          <w:lang w:bidi="ar-SA"/>
-        </w:rPr>
-        <w:t xml:space="preserve"> standalone CLI</w:t>
+        <w:t xml:space="preserve">generateBackgroundMesh.py    ← standalone CLI</w:t>
       </w:r>
     </w:p>
     <w:p>
@@ -5063,16 +3316,7 @@
           <w:szCs w:val="18"/>
           <w:lang w:bidi="ar-SA"/>
         </w:rPr>
-        <w:t>←</w:t>
-      </w:r>
-      <w:r>
-        <w:rPr>
-          <w:rFonts w:ascii="Cascadia Mono" w:hAnsi="Cascadia Mono" w:hint="eastAsia"/>
-          <w:sz w:val="22"/>
-          <w:szCs w:val="18"/>
-          <w:lang w:bidi="ar-SA"/>
-        </w:rPr>
-        <w:t xml:space="preserve"> standalone CLI</w:t>
+        <w:t xml:space="preserve">← standalone CLI</w:t>
       </w:r>
     </w:p>
     <w:p>
@@ -5090,8 +3334,6 @@
           <w:lang w:bidi="ar-SA"/>
         </w:rPr>
       </w:pPr>
-      <w:proofErr w:type="spellStart"/>
-      <w:proofErr w:type="gramStart"/>
       <w:r>
         <w:rPr>
           <w:rFonts w:ascii="Cascadia Mono" w:hAnsi="Cascadia Mono"/>
@@ -5101,8 +3343,6 @@
         </w:rPr>
         <w:t>defaults.json</w:t>
       </w:r>
-      <w:proofErr w:type="spellEnd"/>
-      <w:proofErr w:type="gramEnd"/>
     </w:p>
     <w:p>
       <w:pPr>
@@ -5169,7 +3409,6 @@
           <w:lang w:bidi="ar-SA"/>
         </w:rPr>
       </w:pPr>
-      <w:proofErr w:type="spellStart"/>
       <w:r>
         <w:rPr>
           <w:rFonts w:ascii="Cascadia Mono" w:hAnsi="Cascadia Mono"/>
@@ -5179,7 +3418,6 @@
         </w:rPr>
         <w:t>blockMeshDict.template</w:t>
       </w:r>
-      <w:proofErr w:type="spellEnd"/>
     </w:p>
     <w:p>
       <w:pPr>
@@ -5196,7 +3434,6 @@
           <w:lang w:bidi="ar-SA"/>
         </w:rPr>
       </w:pPr>
-      <w:proofErr w:type="spellStart"/>
       <w:r>
         <w:rPr>
           <w:rFonts w:ascii="Cascadia Mono" w:hAnsi="Cascadia Mono"/>
@@ -5206,7 +3443,6 @@
         </w:rPr>
         <w:t>snappyHexMeshDict.template</w:t>
       </w:r>
-      <w:proofErr w:type="spellEnd"/>
     </w:p>
     <w:p>
       <w:pPr>
@@ -5248,16 +3484,7 @@
           <w:szCs w:val="18"/>
           <w:lang w:bidi="ar-SA"/>
         </w:rPr>
-        <w:t>←</w:t>
-      </w:r>
-      <w:r>
-        <w:rPr>
-          <w:rFonts w:ascii="Cascadia Mono" w:hAnsi="Cascadia Mono" w:hint="eastAsia"/>
-          <w:sz w:val="22"/>
-          <w:szCs w:val="18"/>
-          <w:lang w:bidi="ar-SA"/>
-        </w:rPr>
-        <w:t xml:space="preserve"> Windows launcher</w:t>
+        <w:t xml:space="preserve">← Windows launcher</w:t>
       </w:r>
     </w:p>
     <w:p>
@@ -5265,23 +3492,7 @@
         <w:pStyle w:val="Reminder"/>
       </w:pPr>
       <w:r>
-        <w:t>Note: The path /</w:t>
-      </w:r>
-      <w:proofErr w:type="spellStart"/>
-      <w:r>
-        <w:t>mnt</w:t>
-      </w:r>
-      <w:proofErr w:type="spellEnd"/>
-      <w:r>
-        <w:t>/c/</w:t>
-      </w:r>
-      <w:proofErr w:type="spellStart"/>
-      <w:r>
-        <w:t>OpenFOAM</w:t>
-      </w:r>
-      <w:proofErr w:type="spellEnd"/>
-      <w:r>
-        <w:t xml:space="preserve"> corresponds to C:\OpenFOAM on your Windows file system.</w:t>
+        <w:t xml:space="preserve">Note: The path /mnt/c/OpenFOAM corresponds to C:\OpenFOAM on your Windows file system.</w:t>
       </w:r>
     </w:p>
     <w:p>
@@ -5289,18 +3500,7 @@
         <w:pStyle w:val="Reminder"/>
       </w:pPr>
       <w:r>
-        <w:t xml:space="preserve">Note 2: </w:t>
-      </w:r>
-      <w:r>
-        <w:t>Do NOT include __</w:t>
-      </w:r>
-      <w:proofErr w:type="spellStart"/>
-      <w:r>
-        <w:t>pycache</w:t>
-      </w:r>
-      <w:proofErr w:type="spellEnd"/>
-      <w:r>
-        <w:t>__\ — it is machine-specific and regenerates automatically.</w:t>
+        <w:t xml:space="preserve">Note 2: Do NOT include __pycache__\ — it is machine-specific and regenerates automatically.</w:t>
       </w:r>
     </w:p>
     <w:p>
@@ -5316,27 +3516,7 @@
         <w:rPr>
           <w:lang w:bidi="ar-SA"/>
         </w:rPr>
-        <w:t xml:space="preserve">OR you can </w:t>
-      </w:r>
-      <w:r>
-        <w:rPr>
-          <w:lang w:bidi="ar-SA"/>
-        </w:rPr>
-        <w:t xml:space="preserve">manually download the ZIP file then export it into the </w:t>
-      </w:r>
-      <w:proofErr w:type="spellStart"/>
-      <w:r>
-        <w:rPr>
-          <w:lang w:bidi="ar-SA"/>
-        </w:rPr>
-        <w:t>OpenFOAM</w:t>
-      </w:r>
-      <w:proofErr w:type="spellEnd"/>
-      <w:r>
-        <w:rPr>
-          <w:lang w:bidi="ar-SA"/>
-        </w:rPr>
-        <w:t xml:space="preserve"> folder you have created.</w:t>
+        <w:t xml:space="preserve">OR you can manually download the ZIP file then export it into the OpenFOAM folder you have created.</w:t>
       </w:r>
     </w:p>
     <w:p>
@@ -5374,42 +3554,7 @@
           <w:lang w:bidi="ar-SA"/>
         </w:rPr>
         <w:lastRenderedPageBreak/>
-        <w:t>5</w:t>
-      </w:r>
-      <w:r>
-        <w:rPr>
-          <w:bCs w:val="0"/>
-          <w:lang w:bidi="ar-SA"/>
-        </w:rPr>
-        <w:t>.</w:t>
-      </w:r>
-      <w:r>
-        <w:rPr>
-          <w:bCs w:val="0"/>
-          <w:lang w:bidi="ar-SA"/>
-        </w:rPr>
-        <w:t>0</w:t>
-      </w:r>
-      <w:r>
-        <w:rPr>
-          <w:bCs w:val="0"/>
-          <w:lang w:bidi="ar-SA"/>
-        </w:rPr>
-        <w:t xml:space="preserve"> Installing Python </w:t>
-      </w:r>
-      <w:r>
-        <w:rPr>
-          <w:bCs w:val="0"/>
-          <w:lang w:bidi="ar-SA"/>
-        </w:rPr>
-        <w:t xml:space="preserve">and Python </w:t>
-      </w:r>
-      <w:r>
-        <w:rPr>
-          <w:bCs w:val="0"/>
-          <w:lang w:bidi="ar-SA"/>
-        </w:rPr>
-        <w:t>Dependencies</w:t>
+        <w:t xml:space="preserve">5.0 Installing Python and Python Dependencies</w:t>
       </w:r>
       <w:bookmarkEnd w:id="24"/>
     </w:p>
@@ -5430,64 +3575,37 @@
       <w:pPr>
         <w:pStyle w:val="CodeSnippet"/>
       </w:pPr>
-      <w:proofErr w:type="spellStart"/>
-      <w:r>
-        <w:t>sudo</w:t>
-      </w:r>
-      <w:proofErr w:type="spellEnd"/>
-      <w:r>
-        <w:t xml:space="preserve"> apt-get install python3</w:t>
+      <w:r>
+        <w:t xml:space="preserve">sudo apt-get install python3</w:t>
       </w:r>
     </w:p>
     <w:p>
       <w:pPr>
         <w:pStyle w:val="CodeSnippet"/>
       </w:pPr>
-      <w:proofErr w:type="spellStart"/>
-      <w:r>
-        <w:t>sudo</w:t>
-      </w:r>
-      <w:proofErr w:type="spellEnd"/>
-      <w:r>
-        <w:t xml:space="preserve"> apt-get install python3-pip</w:t>
+      <w:r>
+        <w:t xml:space="preserve">sudo apt-get install python3-pip</w:t>
       </w:r>
     </w:p>
     <w:p>
       <w:pPr>
         <w:pStyle w:val="CodeSnippet"/>
       </w:pPr>
-      <w:proofErr w:type="spellStart"/>
-      <w:r>
-        <w:t>sudo</w:t>
-      </w:r>
-      <w:proofErr w:type="spellEnd"/>
-      <w:r>
-        <w:t xml:space="preserve"> apt-get install python3-numpy python3-tk</w:t>
-      </w:r>
-      <w:r>
-        <w:t xml:space="preserve"> python3-</w:t>
-      </w:r>
-      <w:r>
-        <w:t>jinja2</w:t>
-      </w:r>
-    </w:p>
-    <w:p>
-      <w:pPr>
-        <w:rPr>
-          <w:lang w:bidi="ar-SA"/>
-        </w:rPr>
-      </w:pPr>
-      <w:r>
-        <w:rPr>
-          <w:lang w:bidi="ar-SA"/>
-        </w:rPr>
-        <w:t xml:space="preserve">Or you can use an alternative to install the </w:t>
-      </w:r>
-      <w:r>
-        <w:rPr>
-          <w:lang w:bidi="ar-SA"/>
-        </w:rPr>
-        <w:t>libraries using requirements.txt</w:t>
+      <w:r>
+        <w:t xml:space="preserve">sudo apt-get install python3-numpy python3-tk python3-jinja2</w:t>
+      </w:r>
+    </w:p>
+    <w:p>
+      <w:pPr>
+        <w:rPr>
+          <w:lang w:bidi="ar-SA"/>
+        </w:rPr>
+      </w:pPr>
+      <w:r>
+        <w:rPr>
+          <w:lang w:bidi="ar-SA"/>
+        </w:rPr>
+        <w:t xml:space="preserve">Or you can use an alternative to install the libraries using requirements.txt</w:t>
       </w:r>
     </w:p>
     <w:p>
@@ -5495,23 +3613,7 @@
         <w:pStyle w:val="CodeSnippet"/>
       </w:pPr>
       <w:r>
-        <w:t>pip3 install -r /</w:t>
-      </w:r>
-      <w:proofErr w:type="spellStart"/>
-      <w:r>
-        <w:t>mnt</w:t>
-      </w:r>
-      <w:proofErr w:type="spellEnd"/>
-      <w:r>
-        <w:t>/c/</w:t>
-      </w:r>
-      <w:proofErr w:type="spellStart"/>
-      <w:r>
-        <w:t>OpenFOAM</w:t>
-      </w:r>
-      <w:proofErr w:type="spellEnd"/>
-      <w:r>
-        <w:t>/01_utilities/requirements.txt --break-system-packages</w:t>
+        <w:t>pip3 install -r /mnt/c/OpenFOAM/01_utilities/requirements.txt --break-system-packages</w:t>
       </w:r>
     </w:p>
     <w:p>
@@ -5531,21 +3633,8 @@
       <w:pPr>
         <w:pStyle w:val="CodeSnippet"/>
       </w:pPr>
-      <w:proofErr w:type="spellStart"/>
-      <w:r>
-        <w:t>sudo</w:t>
-      </w:r>
-      <w:proofErr w:type="spellEnd"/>
-      <w:r>
-        <w:t xml:space="preserve"> apt-get install python3-&lt;</w:t>
-      </w:r>
-      <w:proofErr w:type="spellStart"/>
-      <w:r>
-        <w:t>library_name</w:t>
-      </w:r>
-      <w:proofErr w:type="spellEnd"/>
-      <w:r>
-        <w:t>&gt;</w:t>
+      <w:r>
+        <w:t xml:space="preserve">sudo apt-get install python3-&lt;library_name&gt;</w:t>
       </w:r>
     </w:p>
     <w:p>
@@ -5553,15 +3642,7 @@
         <w:pStyle w:val="Reminder"/>
       </w:pPr>
       <w:r>
-        <w:t>Note: Replace &lt;</w:t>
-      </w:r>
-      <w:proofErr w:type="spellStart"/>
-      <w:r>
-        <w:t>library_name</w:t>
-      </w:r>
-      <w:proofErr w:type="spellEnd"/>
-      <w:r>
-        <w:t>&gt; with the actual package name, for example python3-scipy.</w:t>
+        <w:t>Note: Replace &lt;library_name&gt; with the actual package name, for example python3-scipy.</w:t>
       </w:r>
     </w:p>
     <w:p>
@@ -5679,7 +3760,6 @@
                 <w:bCs/>
               </w:rPr>
             </w:pPr>
-            <w:proofErr w:type="spellStart"/>
             <w:r>
               <w:rPr>
                 <w:b/>
@@ -5687,7 +3767,6 @@
               </w:rPr>
               <w:t>numpy</w:t>
             </w:r>
-            <w:proofErr w:type="spellEnd"/>
           </w:p>
         </w:tc>
         <w:tc>
@@ -5765,7 +3844,6 @@
                 <w:bCs/>
               </w:rPr>
             </w:pPr>
-            <w:proofErr w:type="spellStart"/>
             <w:r>
               <w:rPr>
                 <w:b/>
@@ -5773,7 +3851,6 @@
               </w:rPr>
               <w:t>trimesh</w:t>
             </w:r>
-            <w:proofErr w:type="spellEnd"/>
           </w:p>
         </w:tc>
         <w:tc>
@@ -5841,28 +3918,7 @@
           <w:lang w:bidi="ar-SA"/>
         </w:rPr>
         <w:lastRenderedPageBreak/>
-        <w:t>6</w:t>
-      </w:r>
-      <w:r>
-        <w:rPr>
-          <w:bCs w:val="0"/>
-          <w:lang w:bidi="ar-SA"/>
-        </w:rPr>
-        <w:t>.</w:t>
-      </w:r>
-      <w:r>
-        <w:rPr>
-          <w:bCs w:val="0"/>
-          <w:lang w:bidi="ar-SA"/>
-        </w:rPr>
-        <w:t>0</w:t>
-      </w:r>
-      <w:r>
-        <w:rPr>
-          <w:bCs w:val="0"/>
-          <w:lang w:bidi="ar-SA"/>
-        </w:rPr>
-        <w:t xml:space="preserve"> Creating Bash Aliases</w:t>
+        <w:t xml:space="preserve">6.0 Creating Bash Aliases</w:t>
       </w:r>
       <w:bookmarkEnd w:id="25"/>
     </w:p>
@@ -5894,21 +3950,7 @@
           <w:bCs w:val="0"/>
           <w:lang w:bidi="ar-SA"/>
         </w:rPr>
-        <w:t>Step 1</w:t>
-      </w:r>
-      <w:r>
-        <w:rPr>
-          <w:bCs w:val="0"/>
-          <w:lang w:bidi="ar-SA"/>
-        </w:rPr>
-        <w:t>:</w:t>
-      </w:r>
-      <w:r>
-        <w:rPr>
-          <w:bCs w:val="0"/>
-          <w:lang w:bidi="ar-SA"/>
-        </w:rPr>
-        <w:t xml:space="preserve"> Open the aliases file in vi</w:t>
+        <w:t xml:space="preserve">Step 1: Open the aliases file in vi</w:t>
       </w:r>
       <w:bookmarkEnd w:id="26"/>
     </w:p>
@@ -5920,13 +3962,8 @@
         </w:pBdr>
       </w:pPr>
       <w:r>
-        <w:t>vi ~/.</w:t>
-      </w:r>
-      <w:proofErr w:type="spellStart"/>
-      <w:r>
-        <w:t>bash_aliases</w:t>
-      </w:r>
-      <w:proofErr w:type="spellEnd"/>
+        <w:t>vi ~/.bash_aliases</w:t>
+      </w:r>
     </w:p>
     <w:p>
       <w:pPr>
@@ -5943,21 +3980,7 @@
           <w:bCs w:val="0"/>
           <w:lang w:bidi="ar-SA"/>
         </w:rPr>
-        <w:t>Step 2</w:t>
-      </w:r>
-      <w:r>
-        <w:rPr>
-          <w:bCs w:val="0"/>
-          <w:lang w:bidi="ar-SA"/>
-        </w:rPr>
-        <w:t>:</w:t>
-      </w:r>
-      <w:r>
-        <w:rPr>
-          <w:bCs w:val="0"/>
-          <w:lang w:bidi="ar-SA"/>
-        </w:rPr>
-        <w:t xml:space="preserve"> Enter Insert mode</w:t>
+        <w:t xml:space="preserve">Step 2: Enter Insert mode</w:t>
       </w:r>
       <w:bookmarkEnd w:id="27"/>
     </w:p>
@@ -5989,21 +4012,7 @@
           <w:bCs w:val="0"/>
           <w:lang w:bidi="ar-SA"/>
         </w:rPr>
-        <w:t>Step 3</w:t>
-      </w:r>
-      <w:r>
-        <w:rPr>
-          <w:bCs w:val="0"/>
-          <w:lang w:bidi="ar-SA"/>
-        </w:rPr>
-        <w:t>:</w:t>
-      </w:r>
-      <w:r>
-        <w:rPr>
-          <w:bCs w:val="0"/>
-          <w:lang w:bidi="ar-SA"/>
-        </w:rPr>
-        <w:t xml:space="preserve"> Add the alias definitions</w:t>
+        <w:t xml:space="preserve">Step 3: Add the alias definitions</w:t>
       </w:r>
       <w:bookmarkEnd w:id="28"/>
     </w:p>
@@ -6026,31 +4035,7 @@
         <w:jc w:val="left"/>
       </w:pPr>
       <w:r>
-        <w:t xml:space="preserve">alias </w:t>
-      </w:r>
-      <w:proofErr w:type="spellStart"/>
-      <w:r>
-        <w:t>myDir</w:t>
-      </w:r>
-      <w:proofErr w:type="spellEnd"/>
-      <w:r>
-        <w:t>="cd /</w:t>
-      </w:r>
-      <w:proofErr w:type="spellStart"/>
-      <w:r>
-        <w:t>mnt</w:t>
-      </w:r>
-      <w:proofErr w:type="spellEnd"/>
-      <w:r>
-        <w:t>/c/</w:t>
-      </w:r>
-      <w:proofErr w:type="spellStart"/>
-      <w:r>
-        <w:t>OpenFOAM</w:t>
-      </w:r>
-      <w:proofErr w:type="spellEnd"/>
-      <w:r>
-        <w:t>"</w:t>
+        <w:t xml:space="preserve">alias myDir="cd /mnt/c/OpenFOAM"</w:t>
       </w:r>
     </w:p>
     <w:p>
@@ -6059,15 +4044,7 @@
         <w:jc w:val="left"/>
       </w:pPr>
       <w:r>
-        <w:t xml:space="preserve"># </w:t>
-      </w:r>
-      <w:proofErr w:type="spellStart"/>
-      <w:r>
-        <w:t>OpenFOAM</w:t>
-      </w:r>
-      <w:proofErr w:type="spellEnd"/>
-      <w:r>
-        <w:t xml:space="preserve"> version</w:t>
+        <w:t xml:space="preserve"># OpenFOAM version</w:t>
       </w:r>
     </w:p>
     <w:p>
@@ -6076,31 +4053,7 @@
         <w:jc w:val="left"/>
       </w:pPr>
       <w:r>
-        <w:t>alias of2506="source /</w:t>
-      </w:r>
-      <w:proofErr w:type="spellStart"/>
-      <w:r>
-        <w:t>usr</w:t>
-      </w:r>
-      <w:proofErr w:type="spellEnd"/>
-      <w:r>
-        <w:t>/lib/</w:t>
-      </w:r>
-      <w:proofErr w:type="spellStart"/>
-      <w:r>
-        <w:t>openfoam</w:t>
-      </w:r>
-      <w:proofErr w:type="spellEnd"/>
-      <w:r>
-        <w:t>/openfoam2506/etc/</w:t>
-      </w:r>
-      <w:proofErr w:type="spellStart"/>
-      <w:r>
-        <w:t>bashrc</w:t>
-      </w:r>
-      <w:proofErr w:type="spellEnd"/>
-      <w:r>
-        <w:t>"</w:t>
+        <w:t>alias of2606="source /usr/lib/openfoam/openfoam2606/etc/bashrc"</w:t>
       </w:r>
     </w:p>
     <w:p>
@@ -6115,15 +4068,7 @@
         <w:jc w:val="left"/>
       </w:pPr>
       <w:r>
-        <w:t xml:space="preserve"># Python scripts for </w:t>
-      </w:r>
-      <w:proofErr w:type="spellStart"/>
-      <w:r>
-        <w:t>OpenFOAM</w:t>
-      </w:r>
-      <w:proofErr w:type="spellEnd"/>
-      <w:r>
-        <w:t xml:space="preserve"> workflow</w:t>
+        <w:t xml:space="preserve"># Python scripts for OpenFOAM workflow</w:t>
       </w:r>
     </w:p>
     <w:p>
@@ -6132,31 +4077,7 @@
         <w:jc w:val="left"/>
       </w:pPr>
       <w:r>
-        <w:t xml:space="preserve">alias </w:t>
-      </w:r>
-      <w:proofErr w:type="spellStart"/>
-      <w:r>
-        <w:t>generateBackgroundMesh</w:t>
-      </w:r>
-      <w:proofErr w:type="spellEnd"/>
-      <w:r>
-        <w:t>="python3 /</w:t>
-      </w:r>
-      <w:proofErr w:type="spellStart"/>
-      <w:r>
-        <w:t>mnt</w:t>
-      </w:r>
-      <w:proofErr w:type="spellEnd"/>
-      <w:r>
-        <w:t>/c/</w:t>
-      </w:r>
-      <w:proofErr w:type="spellStart"/>
-      <w:r>
-        <w:t>OpenFOAM</w:t>
-      </w:r>
-      <w:proofErr w:type="spellEnd"/>
-      <w:r>
-        <w:t>/01_utilities/generateBackgroundMesh.py"</w:t>
+        <w:t xml:space="preserve">alias generateBackgroundMesh="python3 /mnt/c/OpenFOAM/01_utilities/generateBackgroundMesh.py"</w:t>
       </w:r>
     </w:p>
     <w:p>
@@ -6165,31 +4086,7 @@
         <w:jc w:val="left"/>
       </w:pPr>
       <w:r>
-        <w:t xml:space="preserve">alias </w:t>
-      </w:r>
-      <w:proofErr w:type="spellStart"/>
-      <w:r>
-        <w:t>generateSnappyHexMeshDict</w:t>
-      </w:r>
-      <w:proofErr w:type="spellEnd"/>
-      <w:r>
-        <w:t>="python3 /</w:t>
-      </w:r>
-      <w:proofErr w:type="spellStart"/>
-      <w:r>
-        <w:t>mnt</w:t>
-      </w:r>
-      <w:proofErr w:type="spellEnd"/>
-      <w:r>
-        <w:t>/c/</w:t>
-      </w:r>
-      <w:proofErr w:type="spellStart"/>
-      <w:r>
-        <w:t>OpenFOAM</w:t>
-      </w:r>
-      <w:proofErr w:type="spellEnd"/>
-      <w:r>
-        <w:t>/01_utilities/generateSnappyHexMeshDict.py"</w:t>
+        <w:t xml:space="preserve">alias generateSnappyHexMeshDict="python3 /mnt/c/OpenFOAM/01_utilities/generateSnappyHexMeshDict.py"</w:t>
       </w:r>
     </w:p>
     <w:p>
@@ -6198,31 +4095,7 @@
         <w:jc w:val="left"/>
       </w:pPr>
       <w:r>
-        <w:t xml:space="preserve">alias </w:t>
-      </w:r>
-      <w:proofErr w:type="spellStart"/>
-      <w:r>
-        <w:t>openfoamUI</w:t>
-      </w:r>
-      <w:proofErr w:type="spellEnd"/>
-      <w:r>
-        <w:t>="python3 /</w:t>
-      </w:r>
-      <w:proofErr w:type="spellStart"/>
-      <w:r>
-        <w:t>mnt</w:t>
-      </w:r>
-      <w:proofErr w:type="spellEnd"/>
-      <w:r>
-        <w:t>/c/</w:t>
-      </w:r>
-      <w:proofErr w:type="spellStart"/>
-      <w:r>
-        <w:t>OpenFOAM</w:t>
-      </w:r>
-      <w:proofErr w:type="spellEnd"/>
-      <w:r>
-        <w:t>/01_utilities/openfoam_ui.py"</w:t>
+        <w:t xml:space="preserve">alias openfoamUI="python3 /mnt/c/OpenFOAM/01_utilities/openfoam_ui.py"</w:t>
       </w:r>
     </w:p>
     <w:p>
@@ -6231,42 +4104,7 @@
         <w:jc w:val="left"/>
       </w:pPr>
       <w:r>
-        <w:t xml:space="preserve">alias </w:t>
-      </w:r>
-      <w:proofErr w:type="spellStart"/>
-      <w:r>
-        <w:t>setup</w:t>
-      </w:r>
-      <w:r>
-        <w:t>_snappy</w:t>
-      </w:r>
-      <w:proofErr w:type="spellEnd"/>
-      <w:r>
-        <w:t>=</w:t>
-      </w:r>
-      <w:r>
-        <w:t>"</w:t>
-      </w:r>
-      <w:r>
-        <w:t xml:space="preserve">python3 </w:t>
-      </w:r>
-      <w:r>
-        <w:t>/mnt/c/OpenFOAM/</w:t>
-      </w:r>
-      <w:r>
-        <w:t>13_snappy_package_malaysian_team</w:t>
-      </w:r>
-      <w:r>
-        <w:t>/</w:t>
-      </w:r>
-      <w:r>
-        <w:t>demo_case_2</w:t>
-      </w:r>
-      <w:r>
-        <w:t>/setup_snappy.py</w:t>
-      </w:r>
-      <w:r>
-        <w:t>"</w:t>
+        <w:t xml:space="preserve">alias setup_snappy="python3 /mnt/c/OpenFOAM/13_snappy_package_malaysian_team/demo_case_2/setup_snappy.py"</w:t>
       </w:r>
     </w:p>
     <w:p>
@@ -6284,21 +4122,7 @@
           <w:bCs w:val="0"/>
           <w:lang w:bidi="ar-SA"/>
         </w:rPr>
-        <w:t>Step 4</w:t>
-      </w:r>
-      <w:r>
-        <w:rPr>
-          <w:bCs w:val="0"/>
-          <w:lang w:bidi="ar-SA"/>
-        </w:rPr>
-        <w:t>:</w:t>
-      </w:r>
-      <w:r>
-        <w:rPr>
-          <w:bCs w:val="0"/>
-          <w:lang w:bidi="ar-SA"/>
-        </w:rPr>
-        <w:t xml:space="preserve"> Save and exit</w:t>
+        <w:t xml:space="preserve">Step 4: Save and exit</w:t>
       </w:r>
       <w:bookmarkEnd w:id="29"/>
     </w:p>
@@ -6335,43 +4159,15 @@
         <w:rPr>
           <w:lang w:bidi="ar-SA"/>
         </w:rPr>
-        <w:t xml:space="preserve">Type </w:t>
-      </w:r>
-      <w:r>
-        <w:rPr>
-          <w:lang w:bidi="ar-SA"/>
-        </w:rPr>
-        <w:t xml:space="preserve">command below </w:t>
-      </w:r>
-      <w:r>
-        <w:rPr>
-          <w:lang w:bidi="ar-SA"/>
-        </w:rPr>
-        <w:t>to Save and Quit</w:t>
-      </w:r>
-      <w:r>
-        <w:rPr>
-          <w:lang w:bidi="ar-SA"/>
-        </w:rPr>
-        <w:t>.</w:t>
+        <w:t xml:space="preserve">Type command below to Save and Quit.</w:t>
       </w:r>
     </w:p>
     <w:p>
       <w:pPr>
         <w:pStyle w:val="CodeSnippet"/>
       </w:pPr>
-      <w:proofErr w:type="gramStart"/>
-      <w:r>
-        <w:t>:</w:t>
-      </w:r>
-      <w:proofErr w:type="spellStart"/>
-      <w:r>
-        <w:t>wq</w:t>
-      </w:r>
-      <w:proofErr w:type="spellEnd"/>
-      <w:proofErr w:type="gramEnd"/>
-      <w:r>
-        <w:t xml:space="preserve"> </w:t>
+      <w:r>
+        <w:t xml:space="preserve">:wq </w:t>
       </w:r>
     </w:p>
     <w:p>
@@ -6398,13 +4194,7 @@
         <w:rPr>
           <w:lang w:bidi="ar-SA"/>
         </w:rPr>
-        <w:t>Quick vi command reference</w:t>
-      </w:r>
-      <w:r>
-        <w:rPr>
-          <w:lang w:bidi="ar-SA"/>
-        </w:rPr>
-        <w:t>:</w:t>
+        <w:t>Quick vi command reference:</w:t>
       </w:r>
     </w:p>
     <w:tbl>
@@ -6469,7 +4259,6 @@
                 <w:lang w:bidi="ar-SA"/>
               </w:rPr>
             </w:pPr>
-            <w:proofErr w:type="gramStart"/>
             <w:r>
               <w:rPr>
                 <w:rFonts w:ascii="Cascadia Mono" w:hAnsi="Cascadia Mono"/>
@@ -6478,7 +4267,6 @@
               </w:rPr>
               <w:t>:q</w:t>
             </w:r>
-            <w:proofErr w:type="gramEnd"/>
           </w:p>
         </w:tc>
         <w:tc>
@@ -6513,23 +4301,13 @@
                 <w:lang w:bidi="ar-SA"/>
               </w:rPr>
             </w:pPr>
-            <w:proofErr w:type="gramStart"/>
             <w:r>
               <w:rPr>
                 <w:rFonts w:ascii="Cascadia Mono" w:hAnsi="Cascadia Mono"/>
                 <w:sz w:val="20"/>
                 <w:szCs w:val="16"/>
               </w:rPr>
-              <w:t>:q</w:t>
-            </w:r>
-            <w:proofErr w:type="gramEnd"/>
-            <w:r>
-              <w:rPr>
-                <w:rFonts w:ascii="Cascadia Mono" w:hAnsi="Cascadia Mono"/>
-                <w:sz w:val="20"/>
-                <w:szCs w:val="16"/>
-              </w:rPr>
-              <w:t>!</w:t>
+              <w:t>:q!</w:t>
             </w:r>
           </w:p>
         </w:tc>
@@ -6693,21 +4471,7 @@
           <w:bCs w:val="0"/>
           <w:lang w:bidi="ar-SA"/>
         </w:rPr>
-        <w:t>Step 5</w:t>
-      </w:r>
-      <w:r>
-        <w:rPr>
-          <w:bCs w:val="0"/>
-          <w:lang w:bidi="ar-SA"/>
-        </w:rPr>
-        <w:t>:</w:t>
-      </w:r>
-      <w:r>
-        <w:rPr>
-          <w:bCs w:val="0"/>
-          <w:lang w:bidi="ar-SA"/>
-        </w:rPr>
-        <w:t xml:space="preserve"> Apply the aliases to your current session</w:t>
+        <w:t xml:space="preserve">Step 5: Apply the aliases to your current session</w:t>
       </w:r>
       <w:bookmarkEnd w:id="30"/>
     </w:p>
@@ -6716,13 +4480,8 @@
         <w:pStyle w:val="CodeSnippet"/>
       </w:pPr>
       <w:r>
-        <w:t>source ~/.</w:t>
-      </w:r>
-      <w:proofErr w:type="spellStart"/>
-      <w:r>
-        <w:t>bash_aliases</w:t>
-      </w:r>
-      <w:proofErr w:type="spellEnd"/>
+        <w:t>source ~/.bash_aliases</w:t>
+      </w:r>
     </w:p>
     <w:p>
       <w:pPr>
@@ -6747,65 +4506,21 @@
           <w:bCs w:val="0"/>
           <w:lang w:bidi="ar-SA"/>
         </w:rPr>
-        <w:t>7</w:t>
-      </w:r>
-      <w:r>
-        <w:rPr>
-          <w:bCs w:val="0"/>
-          <w:lang w:bidi="ar-SA"/>
-        </w:rPr>
-        <w:t>.</w:t>
-      </w:r>
-      <w:r>
-        <w:rPr>
-          <w:bCs w:val="0"/>
-          <w:lang w:bidi="ar-SA"/>
-        </w:rPr>
-        <w:t>0</w:t>
-      </w:r>
-      <w:r>
-        <w:rPr>
-          <w:bCs w:val="0"/>
-          <w:lang w:bidi="ar-SA"/>
-        </w:rPr>
-        <w:t xml:space="preserve"> Launching </w:t>
-      </w:r>
-      <w:proofErr w:type="spellStart"/>
-      <w:r>
-        <w:rPr>
-          <w:bCs w:val="0"/>
-          <w:lang w:bidi="ar-SA"/>
-        </w:rPr>
-        <w:t>OpenFOAM</w:t>
+        <w:t xml:space="preserve">7.0 Launching OpenFOAM</w:t>
       </w:r>
       <w:bookmarkEnd w:id="31"/>
-      <w:proofErr w:type="spellEnd"/>
-    </w:p>
-    <w:p>
-      <w:pPr>
-        <w:rPr>
-          <w:lang w:bidi="ar-SA"/>
-        </w:rPr>
-      </w:pPr>
-      <w:r>
-        <w:rPr>
-          <w:lang w:bidi="ar-SA"/>
-        </w:rPr>
-        <w:t xml:space="preserve">Every time you start a new Ubuntu terminal session, follow these two steps before running any </w:t>
-      </w:r>
-      <w:proofErr w:type="spellStart"/>
-      <w:r>
-        <w:rPr>
-          <w:lang w:bidi="ar-SA"/>
-        </w:rPr>
-        <w:t>OpenFOAM</w:t>
-      </w:r>
-      <w:proofErr w:type="spellEnd"/>
-      <w:r>
-        <w:rPr>
-          <w:lang w:bidi="ar-SA"/>
-        </w:rPr>
-        <w:t xml:space="preserve"> command or utility:</w:t>
+    </w:p>
+    <w:p>
+      <w:pPr>
+        <w:rPr>
+          <w:lang w:bidi="ar-SA"/>
+        </w:rPr>
+      </w:pPr>
+      <w:r>
+        <w:rPr>
+          <w:lang w:bidi="ar-SA"/>
+        </w:rPr>
+        <w:t xml:space="preserve">Every time you start a new Ubuntu terminal session, follow these two steps before running any OpenFOAM command or utility:</w:t>
       </w:r>
     </w:p>
     <w:p>
@@ -6823,37 +4538,7 @@
           <w:bCs w:val="0"/>
           <w:lang w:bidi="ar-SA"/>
         </w:rPr>
-        <w:t>Step 1</w:t>
-      </w:r>
-      <w:r>
-        <w:rPr>
-          <w:bCs w:val="0"/>
-          <w:lang w:bidi="ar-SA"/>
-        </w:rPr>
-        <w:t xml:space="preserve">: </w:t>
-      </w:r>
-      <w:r>
-        <w:rPr>
-          <w:bCs w:val="0"/>
-          <w:lang w:bidi="ar-SA"/>
-        </w:rPr>
-        <w:t xml:space="preserve">Source the </w:t>
-      </w:r>
-      <w:proofErr w:type="spellStart"/>
-      <w:r>
-        <w:rPr>
-          <w:bCs w:val="0"/>
-          <w:lang w:bidi="ar-SA"/>
-        </w:rPr>
-        <w:t>OpenFOAM</w:t>
-      </w:r>
-      <w:proofErr w:type="spellEnd"/>
-      <w:r>
-        <w:rPr>
-          <w:bCs w:val="0"/>
-          <w:lang w:bidi="ar-SA"/>
-        </w:rPr>
-        <w:t xml:space="preserve"> environment</w:t>
+        <w:t xml:space="preserve">Step 1: Source the OpenFOAM environment</w:t>
       </w:r>
       <w:bookmarkEnd w:id="32"/>
     </w:p>
@@ -6862,7 +4547,7 @@
         <w:pStyle w:val="CodeSnippet"/>
       </w:pPr>
       <w:r>
-        <w:t>of2506</w:t>
+        <w:t>of2606</w:t>
       </w:r>
     </w:p>
     <w:p>
@@ -6880,21 +4565,7 @@
           <w:bCs w:val="0"/>
           <w:lang w:bidi="ar-SA"/>
         </w:rPr>
-        <w:t xml:space="preserve">Step </w:t>
-      </w:r>
-      <w:r>
-        <w:rPr>
-          <w:bCs w:val="0"/>
-          <w:lang w:bidi="ar-SA"/>
-        </w:rPr>
-        <w:t xml:space="preserve">2: </w:t>
-      </w:r>
-      <w:r>
-        <w:rPr>
-          <w:bCs w:val="0"/>
-          <w:lang w:bidi="ar-SA"/>
-        </w:rPr>
-        <w:t>Navigate to the working directory</w:t>
+        <w:t xml:space="preserve">Step 2: Navigate to the working directory</w:t>
       </w:r>
       <w:bookmarkEnd w:id="33"/>
     </w:p>
@@ -6902,42 +4573,16 @@
       <w:pPr>
         <w:pStyle w:val="CodeSnippet"/>
       </w:pPr>
-      <w:proofErr w:type="spellStart"/>
       <w:r>
         <w:t>myDir</w:t>
       </w:r>
-      <w:proofErr w:type="spellEnd"/>
     </w:p>
     <w:p>
       <w:pPr>
         <w:pStyle w:val="Reminder"/>
       </w:pPr>
       <w:r>
-        <w:t xml:space="preserve">Note: You must source of2506 in every new terminal session. </w:t>
-      </w:r>
-      <w:proofErr w:type="spellStart"/>
-      <w:r>
-        <w:t>OpenFOAM</w:t>
-      </w:r>
-      <w:proofErr w:type="spellEnd"/>
-      <w:r>
-        <w:t xml:space="preserve"> commands such as </w:t>
-      </w:r>
-      <w:proofErr w:type="spellStart"/>
-      <w:r>
-        <w:t>blockMesh</w:t>
-      </w:r>
-      <w:proofErr w:type="spellEnd"/>
-      <w:r>
-        <w:t xml:space="preserve"> and </w:t>
-      </w:r>
-      <w:proofErr w:type="spellStart"/>
-      <w:r>
-        <w:t>snappyHexMesh</w:t>
-      </w:r>
-      <w:proofErr w:type="spellEnd"/>
-      <w:r>
-        <w:t xml:space="preserve"> will not be available until you do.</w:t>
+        <w:t xml:space="preserve">Note: You must source of2606 in every new terminal session. OpenFOAM commands such as blockMesh and snappyHexMesh will not be available until you do.</w:t>
       </w:r>
     </w:p>
     <w:p>
@@ -6976,35 +4621,14 @@
           <w:lang w:bidi="ar-SA"/>
         </w:rPr>
         <w:lastRenderedPageBreak/>
-        <w:t>8</w:t>
-      </w:r>
+        <w:t xml:space="preserve">8.0 </w:t>
+      </w:r>
+      <w:bookmarkEnd w:id="34"/>
       <w:r>
         <w:rPr>
           <w:bCs w:val="0"/>
           <w:lang w:bidi="ar-SA"/>
         </w:rPr>
-        <w:t>.</w:t>
-      </w:r>
-      <w:r>
-        <w:rPr>
-          <w:bCs w:val="0"/>
-          <w:lang w:bidi="ar-SA"/>
-        </w:rPr>
-        <w:t>0</w:t>
-      </w:r>
-      <w:r>
-        <w:rPr>
-          <w:bCs w:val="0"/>
-          <w:lang w:bidi="ar-SA"/>
-        </w:rPr>
-        <w:t xml:space="preserve"> </w:t>
-      </w:r>
-      <w:bookmarkEnd w:id="34"/>
-      <w:r>
-        <w:rPr>
-          <w:bCs w:val="0"/>
-          <w:lang w:bidi="ar-SA"/>
-        </w:rPr>
         <w:t>Using the GUI</w:t>
       </w:r>
     </w:p>
@@ -7018,21 +4642,7 @@
         <w:rPr>
           <w:lang w:bidi="ar-SA"/>
         </w:rPr>
-        <w:t xml:space="preserve">Once the </w:t>
-      </w:r>
-      <w:proofErr w:type="spellStart"/>
-      <w:r>
-        <w:rPr>
-          <w:lang w:bidi="ar-SA"/>
-        </w:rPr>
-        <w:t>OpenFOAM</w:t>
-      </w:r>
-      <w:proofErr w:type="spellEnd"/>
-      <w:r>
-        <w:rPr>
-          <w:lang w:bidi="ar-SA"/>
-        </w:rPr>
-        <w:t xml:space="preserve"> environment is sourced and you are in the working directory, you can run the utilities using the aliases defined in Section 7.</w:t>
+        <w:t xml:space="preserve">Once the OpenFOAM environment is sourced and you are in the working directory, you can run the utilities using the aliases defined in Section 7.</w:t>
       </w:r>
     </w:p>
     <w:p>
@@ -7050,14 +4660,7 @@
           <w:bCs w:val="0"/>
           <w:lang w:bidi="ar-SA"/>
         </w:rPr>
-        <w:t>8</w:t>
-      </w:r>
-      <w:r>
-        <w:rPr>
-          <w:bCs w:val="0"/>
-          <w:lang w:bidi="ar-SA"/>
-        </w:rPr>
-        <w:t>.1 Graphical User Interface (Recommended)</w:t>
+        <w:t>8.1 Graphical User Interface (Recommended)</w:t>
       </w:r>
       <w:bookmarkEnd w:id="35"/>
     </w:p>
@@ -7078,29 +4681,21 @@
       <w:pPr>
         <w:pStyle w:val="CodeSnippet"/>
       </w:pPr>
-      <w:proofErr w:type="spellStart"/>
       <w:r>
         <w:t>openfoamUI</w:t>
       </w:r>
-      <w:proofErr w:type="spellEnd"/>
-    </w:p>
-    <w:p>
-      <w:pPr>
-        <w:rPr>
-          <w:lang w:bidi="ar-SA"/>
-        </w:rPr>
-      </w:pPr>
-      <w:r>
-        <w:rPr>
-          <w:lang w:bidi="ar-SA"/>
-        </w:rPr>
-        <w:t>Or double-click OpenFOAM_UI.exe in the 01_utilities\ folder. The startup window runs environment checks and opens the GUI automatically</w:t>
-      </w:r>
-      <w:r>
-        <w:rPr>
-          <w:lang w:bidi="ar-SA"/>
-        </w:rPr>
-        <w:t>.</w:t>
+    </w:p>
+    <w:p>
+      <w:pPr>
+        <w:rPr>
+          <w:lang w:bidi="ar-SA"/>
+        </w:rPr>
+      </w:pPr>
+      <w:r>
+        <w:rPr>
+          <w:lang w:bidi="ar-SA"/>
+        </w:rPr>
+        <w:t>Or double-click OpenFOAM_UI.exe in the 01_utilities\ folder. The startup window runs environment checks and opens the GUI automatically.</w:t>
       </w:r>
     </w:p>
     <w:p>
@@ -7117,14 +4712,7 @@
           <w:bCs w:val="0"/>
           <w:lang w:bidi="ar-SA"/>
         </w:rPr>
-        <w:t>8.2</w:t>
-      </w:r>
-      <w:r>
-        <w:rPr>
-          <w:bCs w:val="0"/>
-          <w:lang w:bidi="ar-SA"/>
-        </w:rPr>
-        <w:t xml:space="preserve"> Landing Page</w:t>
+        <w:t xml:space="preserve">8.2 Landing Page</w:t>
       </w:r>
     </w:p>
     <w:p>
@@ -7155,63 +4743,7 @@
         <w:rPr>
           <w:lang w:bidi="ar-SA"/>
         </w:rPr>
-        <w:t>New project — enter a name and location; the tool creates the folder structure (constant/</w:t>
-      </w:r>
-      <w:proofErr w:type="spellStart"/>
-      <w:r>
-        <w:rPr>
-          <w:lang w:bidi="ar-SA"/>
-        </w:rPr>
-        <w:t>triSurface</w:t>
-      </w:r>
-      <w:proofErr w:type="spellEnd"/>
-      <w:r>
-        <w:rPr>
-          <w:lang w:bidi="ar-SA"/>
-        </w:rPr>
-        <w:t>/, system/, 0/) and stub dictionaries (</w:t>
-      </w:r>
-      <w:proofErr w:type="spellStart"/>
-      <w:r>
-        <w:rPr>
-          <w:lang w:bidi="ar-SA"/>
-        </w:rPr>
-        <w:t>controlDict</w:t>
-      </w:r>
-      <w:proofErr w:type="spellEnd"/>
-      <w:r>
-        <w:rPr>
-          <w:lang w:bidi="ar-SA"/>
-        </w:rPr>
-        <w:t xml:space="preserve">, </w:t>
-      </w:r>
-      <w:proofErr w:type="spellStart"/>
-      <w:r>
-        <w:rPr>
-          <w:lang w:bidi="ar-SA"/>
-        </w:rPr>
-        <w:t>fvSchemes</w:t>
-      </w:r>
-      <w:proofErr w:type="spellEnd"/>
-      <w:r>
-        <w:rPr>
-          <w:lang w:bidi="ar-SA"/>
-        </w:rPr>
-        <w:t xml:space="preserve">, </w:t>
-      </w:r>
-      <w:proofErr w:type="spellStart"/>
-      <w:r>
-        <w:rPr>
-          <w:lang w:bidi="ar-SA"/>
-        </w:rPr>
-        <w:t>fvSolution</w:t>
-      </w:r>
-      <w:proofErr w:type="spellEnd"/>
-      <w:r>
-        <w:rPr>
-          <w:lang w:bidi="ar-SA"/>
-        </w:rPr>
-        <w:t>).</w:t>
+        <w:t xml:space="preserve">New project — enter a name and location; the tool creates the folder structure (constant/triSurface/, system/, 0/) and stub dictionaries (controlDict, fvSchemes, fvSolution).</w:t>
       </w:r>
     </w:p>
     <w:p>
@@ -7229,21 +4761,7 @@
         <w:rPr>
           <w:lang w:bidi="ar-SA"/>
         </w:rPr>
-        <w:t>Open existing — browse to or pick from the recent-projects list (max 10; each has a × button to remove it). Validates that system/</w:t>
-      </w:r>
-      <w:proofErr w:type="spellStart"/>
-      <w:r>
-        <w:rPr>
-          <w:lang w:bidi="ar-SA"/>
-        </w:rPr>
-        <w:t>controlDict</w:t>
-      </w:r>
-      <w:proofErr w:type="spellEnd"/>
-      <w:r>
-        <w:rPr>
-          <w:lang w:bidi="ar-SA"/>
-        </w:rPr>
-        <w:t xml:space="preserve"> exists.</w:t>
+        <w:t xml:space="preserve">Open existing — browse to or pick from the recent-projects list (max 10; each has a × button to remove it). Validates that system/controlDict exists.</w:t>
       </w:r>
     </w:p>
     <w:p>
@@ -7257,67 +4775,7 @@
           <w:rFonts w:hint="eastAsia"/>
           <w:lang w:bidi="ar-SA"/>
         </w:rPr>
-        <w:t xml:space="preserve">Choose a utility (Background Mesh or </w:t>
-      </w:r>
-      <w:proofErr w:type="spellStart"/>
-      <w:r>
-        <w:rPr>
-          <w:rFonts w:hint="eastAsia"/>
-          <w:lang w:bidi="ar-SA"/>
-        </w:rPr>
-        <w:t>SnappyHexMesh</w:t>
-      </w:r>
-      <w:proofErr w:type="spellEnd"/>
-      <w:r>
-        <w:rPr>
-          <w:rFonts w:hint="eastAsia"/>
-          <w:lang w:bidi="ar-SA"/>
-        </w:rPr>
-        <w:t xml:space="preserve"> </w:t>
-      </w:r>
-      <w:proofErr w:type="spellStart"/>
-      <w:r>
-        <w:rPr>
-          <w:rFonts w:hint="eastAsia"/>
-          <w:lang w:bidi="ar-SA"/>
-        </w:rPr>
-        <w:t>Dict</w:t>
-      </w:r>
-      <w:proofErr w:type="spellEnd"/>
-      <w:r>
-        <w:rPr>
-          <w:rFonts w:hint="eastAsia"/>
-          <w:lang w:bidi="ar-SA"/>
-        </w:rPr>
-        <w:t xml:space="preserve">) and click Continue </w:t>
-      </w:r>
-      <w:r>
-        <w:rPr>
-          <w:rFonts w:hint="eastAsia"/>
-          <w:lang w:bidi="ar-SA"/>
-        </w:rPr>
-        <w:t>→</w:t>
-      </w:r>
-      <w:r>
-        <w:rPr>
-          <w:rFonts w:hint="eastAsia"/>
-          <w:lang w:bidi="ar-SA"/>
-        </w:rPr>
-        <w:t xml:space="preserve">. The </w:t>
-      </w:r>
-      <w:r>
-        <w:rPr>
-          <w:rFonts w:hint="eastAsia"/>
-          <w:lang w:bidi="ar-SA"/>
-        </w:rPr>
-        <w:t>←</w:t>
-      </w:r>
-      <w:r>
-        <w:rPr>
-          <w:rFonts w:hint="eastAsia"/>
-          <w:lang w:bidi="ar-SA"/>
-        </w:rPr>
-        <w:t xml:space="preserve"> Home button in the header bar returns to the landing page at any time.</w:t>
+        <w:t xml:space="preserve">Choose a utility (Background Mesh or SnappyHexMesh Dict) and click Continue →. The ← Home button in the header bar returns to the landing page at any time.</w:t>
       </w:r>
     </w:p>
     <w:p>
@@ -7361,35 +4819,7 @@
         <w:rPr>
           <w:lang w:bidi="ar-SA"/>
         </w:rPr>
-        <w:t>Generates system/</w:t>
-      </w:r>
-      <w:proofErr w:type="spellStart"/>
-      <w:r>
-        <w:rPr>
-          <w:lang w:bidi="ar-SA"/>
-        </w:rPr>
-        <w:t>blockMeshDict</w:t>
-      </w:r>
-      <w:proofErr w:type="spellEnd"/>
-      <w:r>
-        <w:rPr>
-          <w:lang w:bidi="ar-SA"/>
-        </w:rPr>
-        <w:t xml:space="preserve"> from an STL bounding box and runs </w:t>
-      </w:r>
-      <w:proofErr w:type="spellStart"/>
-      <w:r>
-        <w:rPr>
-          <w:lang w:bidi="ar-SA"/>
-        </w:rPr>
-        <w:t>blockMesh</w:t>
-      </w:r>
-      <w:proofErr w:type="spellEnd"/>
-      <w:r>
-        <w:rPr>
-          <w:lang w:bidi="ar-SA"/>
-        </w:rPr>
-        <w:t>.</w:t>
+        <w:t xml:space="preserve">Generates system/blockMeshDict from an STL bounding box and runs blockMesh.</w:t>
       </w:r>
     </w:p>
     <w:p>
@@ -7425,21 +4855,7 @@
         <w:rPr>
           <w:lang w:bidi="ar-SA"/>
         </w:rPr>
-        <w:t xml:space="preserve">Grid resolution — DX / DY / DZ cell sizes in </w:t>
-      </w:r>
-      <w:proofErr w:type="spellStart"/>
-      <w:r>
-        <w:rPr>
-          <w:lang w:bidi="ar-SA"/>
-        </w:rPr>
-        <w:t>metres</w:t>
-      </w:r>
-      <w:proofErr w:type="spellEnd"/>
-      <w:r>
-        <w:rPr>
-          <w:lang w:bidi="ar-SA"/>
-        </w:rPr>
-        <w:t>.</w:t>
+        <w:t xml:space="preserve">Grid resolution — DX / DY / DZ cell sizes in metres.</w:t>
       </w:r>
     </w:p>
     <w:p>
@@ -7457,63 +4873,7 @@
         <w:rPr>
           <w:lang w:bidi="ar-SA"/>
         </w:rPr>
-        <w:t xml:space="preserve">Click Generate Background Mesh — runs </w:t>
-      </w:r>
-      <w:proofErr w:type="spellStart"/>
-      <w:r>
-        <w:rPr>
-          <w:lang w:bidi="ar-SA"/>
-        </w:rPr>
-        <w:t>surfaceCheck</w:t>
-      </w:r>
-      <w:proofErr w:type="spellEnd"/>
-      <w:r>
-        <w:rPr>
-          <w:lang w:bidi="ar-SA"/>
-        </w:rPr>
-        <w:t xml:space="preserve">, writes </w:t>
-      </w:r>
-      <w:proofErr w:type="spellStart"/>
-      <w:r>
-        <w:rPr>
-          <w:lang w:bidi="ar-SA"/>
-        </w:rPr>
-        <w:t>blockMeshDict</w:t>
-      </w:r>
-      <w:proofErr w:type="spellEnd"/>
-      <w:r>
-        <w:rPr>
-          <w:lang w:bidi="ar-SA"/>
-        </w:rPr>
-        <w:t xml:space="preserve">, runs </w:t>
-      </w:r>
-      <w:proofErr w:type="spellStart"/>
-      <w:r>
-        <w:rPr>
-          <w:lang w:bidi="ar-SA"/>
-        </w:rPr>
-        <w:t>blockMesh</w:t>
-      </w:r>
-      <w:proofErr w:type="spellEnd"/>
-      <w:r>
-        <w:rPr>
-          <w:lang w:bidi="ar-SA"/>
-        </w:rPr>
-        <w:t>, creates &lt;case</w:t>
-      </w:r>
-      <w:proofErr w:type="gramStart"/>
-      <w:r>
-        <w:rPr>
-          <w:lang w:bidi="ar-SA"/>
-        </w:rPr>
-        <w:t>&gt;.foam</w:t>
-      </w:r>
-      <w:proofErr w:type="gramEnd"/>
-      <w:r>
-        <w:rPr>
-          <w:lang w:bidi="ar-SA"/>
-        </w:rPr>
-        <w:t>.</w:t>
+        <w:t xml:space="preserve">Click Generate Background Mesh — runs surfaceCheck, writes blockMeshDict, runs blockMesh, creates &lt;case&gt;.foam.</w:t>
       </w:r>
     </w:p>
     <w:p>
@@ -7545,70 +4905,20 @@
         <w:rPr>
           <w:lang w:bidi="ar-SA"/>
         </w:rPr>
-        <w:t xml:space="preserve">8.4 Tab 2: </w:t>
-      </w:r>
-      <w:proofErr w:type="spellStart"/>
-      <w:r>
-        <w:rPr>
-          <w:lang w:bidi="ar-SA"/>
-        </w:rPr>
-        <w:t>SnappyHexMesh</w:t>
-      </w:r>
-      <w:proofErr w:type="spellEnd"/>
-      <w:r>
-        <w:rPr>
-          <w:lang w:bidi="ar-SA"/>
-        </w:rPr>
-        <w:t xml:space="preserve"> </w:t>
-      </w:r>
-      <w:proofErr w:type="spellStart"/>
-      <w:r>
-        <w:rPr>
-          <w:lang w:bidi="ar-SA"/>
-        </w:rPr>
-        <w:t>Dict</w:t>
-      </w:r>
-      <w:proofErr w:type="spellEnd"/>
-    </w:p>
-    <w:p>
-      <w:pPr>
-        <w:rPr>
-          <w:lang w:bidi="ar-SA"/>
-        </w:rPr>
-      </w:pPr>
-      <w:r>
-        <w:rPr>
-          <w:lang w:bidi="ar-SA"/>
-        </w:rPr>
-        <w:t>Five-section card form that writes system/</w:t>
-      </w:r>
-      <w:proofErr w:type="spellStart"/>
-      <w:r>
-        <w:rPr>
-          <w:lang w:bidi="ar-SA"/>
-        </w:rPr>
-        <w:t>snappyHexMeshDict</w:t>
-      </w:r>
-      <w:proofErr w:type="spellEnd"/>
-      <w:r>
-        <w:rPr>
-          <w:lang w:bidi="ar-SA"/>
-        </w:rPr>
-        <w:t xml:space="preserve"> via Jinja2 template rendering and optionally runs </w:t>
-      </w:r>
-      <w:proofErr w:type="spellStart"/>
-      <w:r>
-        <w:rPr>
-          <w:lang w:bidi="ar-SA"/>
-        </w:rPr>
-        <w:t>snappyHexMesh</w:t>
-      </w:r>
-      <w:proofErr w:type="spellEnd"/>
-      <w:r>
-        <w:rPr>
-          <w:lang w:bidi="ar-SA"/>
-        </w:rPr>
-        <w:t>.</w:t>
+        <w:t xml:space="preserve">8.4 Tab 2: SnappyHexMesh Dict</w:t>
+      </w:r>
+    </w:p>
+    <w:p>
+      <w:pPr>
+        <w:rPr>
+          <w:lang w:bidi="ar-SA"/>
+        </w:rPr>
+      </w:pPr>
+      <w:r>
+        <w:rPr>
+          <w:lang w:bidi="ar-SA"/>
+        </w:rPr>
+        <w:t xml:space="preserve">Five-section card form that writes system/snappyHexMeshDict via Jinja2 template rendering and optionally runs snappyHexMesh.</w:t>
       </w:r>
     </w:p>
     <w:tbl>
@@ -7730,18 +5040,7 @@
               </w:rPr>
             </w:pPr>
             <w:r>
-              <w:t>Geometry unit</w:t>
-            </w:r>
-            <w:r>
-              <w:t xml:space="preserve">, </w:t>
-            </w:r>
-            <w:proofErr w:type="spellStart"/>
-            <w:r>
-              <w:t>nCellsBetweenLevels</w:t>
-            </w:r>
-            <w:proofErr w:type="spellEnd"/>
-            <w:r>
-              <w:t>, location-in-mesh X Y Z</w:t>
+              <w:t xml:space="preserve">Geometry unit, nCellsBetweenLevels, location-in-mesh X Y Z</w:t>
             </w:r>
           </w:p>
         </w:tc>
@@ -7813,23 +5112,7 @@
               </w:rPr>
             </w:pPr>
             <w:r>
-              <w:t xml:space="preserve">Enable boundary layers; per-patch </w:t>
-            </w:r>
-            <w:proofErr w:type="spellStart"/>
-            <w:r>
-              <w:t>nSurfaceLayers</w:t>
-            </w:r>
-            <w:proofErr w:type="spellEnd"/>
-            <w:r>
-              <w:t xml:space="preserve"> </w:t>
-            </w:r>
-            <w:proofErr w:type="spellStart"/>
-            <w:r>
-              <w:t>spinboxes</w:t>
-            </w:r>
-            <w:proofErr w:type="spellEnd"/>
-            <w:r>
-              <w:t xml:space="preserve"> </w:t>
+              <w:t xml:space="preserve">Enable boundary layers; per-patch nSurfaceLayers spinboxes </w:t>
             </w:r>
           </w:p>
         </w:tc>
@@ -7867,49 +5150,7 @@
               <w:jc w:val="both"/>
             </w:pPr>
             <w:r>
-              <w:t xml:space="preserve">Generate </w:t>
-            </w:r>
-            <w:proofErr w:type="spellStart"/>
-            <w:r>
-              <w:t>snappyHexMeshDict</w:t>
-            </w:r>
-            <w:proofErr w:type="spellEnd"/>
-            <w:r>
-              <w:t xml:space="preserve"> merges GUI values with </w:t>
-            </w:r>
-            <w:proofErr w:type="spellStart"/>
-            <w:proofErr w:type="gramStart"/>
-            <w:r>
-              <w:t>defaults.json</w:t>
-            </w:r>
-            <w:proofErr w:type="spellEnd"/>
-            <w:proofErr w:type="gramEnd"/>
-            <w:r>
-              <w:t xml:space="preserve"> and renders system/</w:t>
-            </w:r>
-            <w:proofErr w:type="spellStart"/>
-            <w:r>
-              <w:t>snappyHexMeshDict</w:t>
-            </w:r>
-            <w:proofErr w:type="spellEnd"/>
-            <w:r>
-              <w:t xml:space="preserve"> (plus </w:t>
-            </w:r>
-            <w:proofErr w:type="spellStart"/>
-            <w:r>
-              <w:t>fvSchemes</w:t>
-            </w:r>
-            <w:proofErr w:type="spellEnd"/>
-            <w:r>
-              <w:t>/</w:t>
-            </w:r>
-            <w:proofErr w:type="spellStart"/>
-            <w:r>
-              <w:t>fvSolution</w:t>
-            </w:r>
-            <w:proofErr w:type="spellEnd"/>
-            <w:r>
-              <w:t xml:space="preserve"> when layers are on)</w:t>
+              <w:t xml:space="preserve">Generate snappyHexMeshDict merges GUI values with defaults.json and renders system/snappyHexMeshDict (plus fvSchemes/fvSolution when layers are on)</w:t>
             </w:r>
           </w:p>
           <w:p>
@@ -7925,15 +5166,7 @@
               </w:rPr>
             </w:pPr>
             <w:r>
-              <w:t xml:space="preserve">Run </w:t>
-            </w:r>
-            <w:proofErr w:type="spellStart"/>
-            <w:r>
-              <w:t>snappyHexMesh</w:t>
-            </w:r>
-            <w:proofErr w:type="spellEnd"/>
-            <w:r>
-              <w:t xml:space="preserve"> streams the solver to the log and refreshes the .foam file</w:t>
+              <w:t xml:space="preserve">Run snappyHexMesh streams the solver to the log and refreshes the .foam file</w:t>
             </w:r>
           </w:p>
         </w:tc>
@@ -7964,111 +5197,7 @@
           <w:rFonts w:hint="eastAsia"/>
           <w:lang w:bidi="ar-SA"/>
         </w:rPr>
-        <w:t xml:space="preserve">The Output Log at the bottom of the window starts expanded and streams all subprocess output with </w:t>
-      </w:r>
-      <w:proofErr w:type="spellStart"/>
-      <w:r>
-        <w:rPr>
-          <w:rFonts w:hint="eastAsia"/>
-          <w:lang w:bidi="ar-SA"/>
-        </w:rPr>
-        <w:t>colour</w:t>
-      </w:r>
-      <w:proofErr w:type="spellEnd"/>
-      <w:r>
-        <w:rPr>
-          <w:rFonts w:hint="eastAsia"/>
-          <w:lang w:bidi="ar-SA"/>
-        </w:rPr>
-        <w:t xml:space="preserve">-coded tags (error </w:t>
-      </w:r>
-      <w:r>
-        <w:rPr>
-          <w:rFonts w:hint="eastAsia"/>
-          <w:lang w:bidi="ar-SA"/>
-        </w:rPr>
-        <w:t>→</w:t>
-      </w:r>
-      <w:r>
-        <w:rPr>
-          <w:rFonts w:hint="eastAsia"/>
-          <w:lang w:bidi="ar-SA"/>
-        </w:rPr>
-        <w:t xml:space="preserve"> red, warn </w:t>
-      </w:r>
-      <w:r>
-        <w:rPr>
-          <w:rFonts w:hint="eastAsia"/>
-          <w:lang w:bidi="ar-SA"/>
-        </w:rPr>
-        <w:t>→</w:t>
-      </w:r>
-      <w:r>
-        <w:rPr>
-          <w:rFonts w:hint="eastAsia"/>
-          <w:lang w:bidi="ar-SA"/>
-        </w:rPr>
-        <w:t xml:space="preserve"> amber, info </w:t>
-      </w:r>
-      <w:r>
-        <w:rPr>
-          <w:rFonts w:hint="eastAsia"/>
-          <w:lang w:bidi="ar-SA"/>
-        </w:rPr>
-        <w:t>→</w:t>
-      </w:r>
-      <w:r>
-        <w:rPr>
-          <w:rFonts w:hint="eastAsia"/>
-          <w:lang w:bidi="ar-SA"/>
-        </w:rPr>
-        <w:t xml:space="preserve"> blue, </w:t>
-      </w:r>
-      <w:proofErr w:type="spellStart"/>
-      <w:r>
-        <w:rPr>
-          <w:rFonts w:hint="eastAsia"/>
-          <w:lang w:bidi="ar-SA"/>
-        </w:rPr>
-        <w:t>cmd</w:t>
-      </w:r>
-      <w:proofErr w:type="spellEnd"/>
-      <w:r>
-        <w:rPr>
-          <w:rFonts w:hint="eastAsia"/>
-          <w:lang w:bidi="ar-SA"/>
-        </w:rPr>
-        <w:t xml:space="preserve"> </w:t>
-      </w:r>
-      <w:r>
-        <w:rPr>
-          <w:rFonts w:hint="eastAsia"/>
-          <w:lang w:bidi="ar-SA"/>
-        </w:rPr>
-        <w:t>→</w:t>
-      </w:r>
-      <w:r>
-        <w:rPr>
-          <w:rFonts w:hint="eastAsia"/>
-          <w:lang w:bidi="ar-SA"/>
-        </w:rPr>
-        <w:t xml:space="preserve"> grey). Drag its bottom grip upward to resize </w:t>
-      </w:r>
-      <w:proofErr w:type="gramStart"/>
-      <w:r>
-        <w:rPr>
-          <w:rFonts w:hint="eastAsia"/>
-          <w:lang w:bidi="ar-SA"/>
-        </w:rPr>
-        <w:t>it, or</w:t>
-      </w:r>
-      <w:proofErr w:type="gramEnd"/>
-      <w:r>
-        <w:rPr>
-          <w:rFonts w:hint="eastAsia"/>
-          <w:lang w:bidi="ar-SA"/>
-        </w:rPr>
-        <w:t xml:space="preserve"> click the chevron to collapse/expand.</w:t>
+        <w:t xml:space="preserve">The Output Log at the bottom of the window starts expanded and streams all subprocess output with colour-coded tags (error → red, warn → amber, info → blue, cmd → grey). Drag its bottom grip upward to resize it, or click the chevron to collapse/expand.</w:t>
       </w:r>
     </w:p>
     <w:p>
@@ -8101,35 +5230,7 @@
           <w:lang w:bidi="ar-SA"/>
         </w:rPr>
         <w:lastRenderedPageBreak/>
-        <w:t>9</w:t>
-      </w:r>
-      <w:r>
-        <w:rPr>
-          <w:bCs w:val="0"/>
-          <w:lang w:bidi="ar-SA"/>
-        </w:rPr>
-        <w:t>.</w:t>
-      </w:r>
-      <w:r>
-        <w:rPr>
-          <w:bCs w:val="0"/>
-          <w:lang w:bidi="ar-SA"/>
-        </w:rPr>
-        <w:t>0</w:t>
-      </w:r>
-      <w:r>
-        <w:rPr>
-          <w:bCs w:val="0"/>
-          <w:lang w:bidi="ar-SA"/>
-        </w:rPr>
-        <w:t xml:space="preserve"> </w:t>
-      </w:r>
-      <w:r>
-        <w:rPr>
-          <w:bCs w:val="0"/>
-          <w:lang w:bidi="ar-SA"/>
-        </w:rPr>
-        <w:t>Using the CLI Scripts</w:t>
+        <w:t xml:space="preserve">9.0 Using the CLI Scripts</w:t>
       </w:r>
     </w:p>
     <w:p>
@@ -8146,35 +5247,14 @@
           <w:bCs w:val="0"/>
           <w:lang w:bidi="ar-SA"/>
         </w:rPr>
-        <w:t>9</w:t>
-      </w:r>
+        <w:t xml:space="preserve">9.1 </w:t>
+      </w:r>
+      <w:bookmarkEnd w:id="36"/>
       <w:r>
         <w:rPr>
           <w:bCs w:val="0"/>
           <w:lang w:bidi="ar-SA"/>
         </w:rPr>
-        <w:t>.</w:t>
-      </w:r>
-      <w:r>
-        <w:rPr>
-          <w:bCs w:val="0"/>
-          <w:lang w:bidi="ar-SA"/>
-        </w:rPr>
-        <w:t>1</w:t>
-      </w:r>
-      <w:r>
-        <w:rPr>
-          <w:bCs w:val="0"/>
-          <w:lang w:bidi="ar-SA"/>
-        </w:rPr>
-        <w:t xml:space="preserve"> </w:t>
-      </w:r>
-      <w:bookmarkEnd w:id="36"/>
-      <w:r>
-        <w:rPr>
-          <w:bCs w:val="0"/>
-          <w:lang w:bidi="ar-SA"/>
-        </w:rPr>
         <w:t>Generate Background Mesh</w:t>
       </w:r>
     </w:p>
@@ -8188,21 +5268,7 @@
         <w:rPr>
           <w:lang w:bidi="ar-SA"/>
         </w:rPr>
-        <w:t xml:space="preserve">Navigate to your </w:t>
-      </w:r>
-      <w:proofErr w:type="spellStart"/>
-      <w:r>
-        <w:rPr>
-          <w:lang w:bidi="ar-SA"/>
-        </w:rPr>
-        <w:t>OpenFOAM</w:t>
-      </w:r>
-      <w:proofErr w:type="spellEnd"/>
-      <w:r>
-        <w:rPr>
-          <w:lang w:bidi="ar-SA"/>
-        </w:rPr>
-        <w:t xml:space="preserve"> case directory first, then run:</w:t>
+        <w:t xml:space="preserve">Navigate to your OpenFOAM case directory first, then run:</w:t>
       </w:r>
     </w:p>
     <w:p>
@@ -8217,45 +5283,8 @@
       <w:pPr>
         <w:pStyle w:val="CodeSnippet"/>
       </w:pPr>
-      <w:proofErr w:type="spellStart"/>
-      <w:r>
-        <w:t>generateBackgroundMesh</w:t>
-      </w:r>
-      <w:proofErr w:type="spellEnd"/>
-      <w:r>
-        <w:t xml:space="preserve"> -</w:t>
-      </w:r>
-      <w:proofErr w:type="spellStart"/>
-      <w:r>
-        <w:t>stlPath</w:t>
-      </w:r>
-      <w:proofErr w:type="spellEnd"/>
-      <w:r>
-        <w:t xml:space="preserve"> /path/to/</w:t>
-      </w:r>
-      <w:proofErr w:type="spellStart"/>
-      <w:r>
-        <w:t>geometry.stl</w:t>
-      </w:r>
-      <w:proofErr w:type="spellEnd"/>
-      <w:r>
-        <w:t xml:space="preserve"> -dx 0.05 -</w:t>
-      </w:r>
-      <w:proofErr w:type="spellStart"/>
-      <w:r>
-        <w:t>dy</w:t>
-      </w:r>
-      <w:proofErr w:type="spellEnd"/>
-      <w:r>
-        <w:t xml:space="preserve"> 0.05 -</w:t>
-      </w:r>
-      <w:proofErr w:type="spellStart"/>
-      <w:r>
-        <w:t>dz</w:t>
-      </w:r>
-      <w:proofErr w:type="spellEnd"/>
-      <w:r>
-        <w:t xml:space="preserve"> 0.05</w:t>
+      <w:r>
+        <w:t xml:space="preserve">generateBackgroundMesh -stlPath /path/to/geometry.stl -dx 0.05 -dy 0.05 -dz 0.05</w:t>
       </w:r>
     </w:p>
     <w:p>
@@ -8291,21 +5320,7 @@
         <w:rPr>
           <w:lang w:bidi="ar-SA"/>
         </w:rPr>
-        <w:t>-</w:t>
-      </w:r>
-      <w:proofErr w:type="spellStart"/>
-      <w:r>
-        <w:rPr>
-          <w:lang w:bidi="ar-SA"/>
-        </w:rPr>
-        <w:t>stlPath</w:t>
-      </w:r>
-      <w:proofErr w:type="spellEnd"/>
-      <w:r>
-        <w:rPr>
-          <w:lang w:bidi="ar-SA"/>
-        </w:rPr>
-        <w:t xml:space="preserve">   Path to the STL geometry file.</w:t>
+        <w:t xml:space="preserve">-stlPath   Path to the STL geometry file.</w:t>
       </w:r>
     </w:p>
     <w:p>
@@ -8341,21 +5356,7 @@
         <w:rPr>
           <w:lang w:bidi="ar-SA"/>
         </w:rPr>
-        <w:t>-</w:t>
-      </w:r>
-      <w:proofErr w:type="spellStart"/>
-      <w:r>
-        <w:rPr>
-          <w:lang w:bidi="ar-SA"/>
-        </w:rPr>
-        <w:t>dy</w:t>
-      </w:r>
-      <w:proofErr w:type="spellEnd"/>
-      <w:r>
-        <w:rPr>
-          <w:lang w:bidi="ar-SA"/>
-        </w:rPr>
-        <w:t xml:space="preserve">        Base grid size in the Y direction (positive number).</w:t>
+        <w:t xml:space="preserve">-dy        Base grid size in the Y direction (positive number).</w:t>
       </w:r>
     </w:p>
     <w:p>
@@ -8373,21 +5374,7 @@
         <w:rPr>
           <w:lang w:bidi="ar-SA"/>
         </w:rPr>
-        <w:t>-</w:t>
-      </w:r>
-      <w:proofErr w:type="spellStart"/>
-      <w:r>
-        <w:rPr>
-          <w:lang w:bidi="ar-SA"/>
-        </w:rPr>
-        <w:t>dz</w:t>
-      </w:r>
-      <w:proofErr w:type="spellEnd"/>
-      <w:r>
-        <w:rPr>
-          <w:lang w:bidi="ar-SA"/>
-        </w:rPr>
-        <w:t xml:space="preserve">        Base grid size in the Z direction (positive number).</w:t>
+        <w:t xml:space="preserve">-dz        Base grid size in the Z direction (positive number).</w:t>
       </w:r>
     </w:p>
     <w:p>
@@ -8399,43 +5386,21 @@
       </w:pPr>
       <w:bookmarkStart w:id="37" w:name="_Toc228191111"/>
       <w:r>
-        <w:t xml:space="preserve">9.2 </w:t>
-      </w:r>
-      <w:r>
-        <w:t xml:space="preserve">Generate </w:t>
-      </w:r>
-      <w:proofErr w:type="spellStart"/>
-      <w:r>
-        <w:t>snappyHexMeshDict</w:t>
+        <w:t xml:space="preserve">9.2 Generate snappyHexMeshDict</w:t>
       </w:r>
       <w:bookmarkEnd w:id="37"/>
-      <w:proofErr w:type="spellEnd"/>
-    </w:p>
-    <w:p>
-      <w:pPr>
-        <w:rPr>
-          <w:lang w:bidi="ar-SA"/>
-        </w:rPr>
-      </w:pPr>
-      <w:r>
-        <w:rPr>
-          <w:lang w:bidi="ar-SA"/>
-        </w:rPr>
-        <w:t xml:space="preserve">Navigate to your </w:t>
-      </w:r>
-      <w:proofErr w:type="spellStart"/>
-      <w:r>
-        <w:rPr>
-          <w:lang w:bidi="ar-SA"/>
-        </w:rPr>
-        <w:t>OpenFOAM</w:t>
-      </w:r>
-      <w:proofErr w:type="spellEnd"/>
-      <w:r>
-        <w:rPr>
-          <w:lang w:bidi="ar-SA"/>
-        </w:rPr>
-        <w:t xml:space="preserve"> case directory first, then run:</w:t>
+    </w:p>
+    <w:p>
+      <w:pPr>
+        <w:rPr>
+          <w:lang w:bidi="ar-SA"/>
+        </w:rPr>
+      </w:pPr>
+      <w:r>
+        <w:rPr>
+          <w:lang w:bidi="ar-SA"/>
+        </w:rPr>
+        <w:t xml:space="preserve">Navigate to your OpenFOAM case directory first, then run:</w:t>
       </w:r>
     </w:p>
     <w:p>
@@ -8450,11 +5415,9 @@
       <w:pPr>
         <w:pStyle w:val="CodeSnippet"/>
       </w:pPr>
-      <w:proofErr w:type="spellStart"/>
       <w:r>
         <w:t>generateSnappyHexMeshDict</w:t>
       </w:r>
-      <w:proofErr w:type="spellEnd"/>
     </w:p>
     <w:p>
       <w:pPr>
@@ -8509,13 +5472,7 @@
         <w:rPr>
           <w:lang w:bidi="ar-SA"/>
         </w:rPr>
-        <w:t xml:space="preserve">A valid working directory must </w:t>
-      </w:r>
-      <w:r>
-        <w:rPr>
-          <w:lang w:bidi="ar-SA"/>
-        </w:rPr>
-        <w:t>follow the following structure</w:t>
+        <w:t xml:space="preserve">A valid working directory must follow the following structure</w:t>
       </w:r>
     </w:p>
     <w:p>
@@ -8532,7 +5489,6 @@
           <w:lang w:bidi="ar-SA"/>
         </w:rPr>
       </w:pPr>
-      <w:proofErr w:type="spellStart"/>
       <w:r>
         <w:rPr>
           <w:rFonts w:ascii="Cascadia Mono" w:hAnsi="Cascadia Mono"/>
@@ -8542,7 +5498,6 @@
         </w:rPr>
         <w:t>my_case</w:t>
       </w:r>
-      <w:proofErr w:type="spellEnd"/>
     </w:p>
     <w:p>
       <w:pPr>
@@ -8565,16 +5520,7 @@
           <w:szCs w:val="18"/>
           <w:lang w:bidi="ar-SA"/>
         </w:rPr>
-        <w:t>c</w:t>
-      </w:r>
-      <w:r>
-        <w:rPr>
-          <w:rFonts w:ascii="Cascadia Mono" w:hAnsi="Cascadia Mono"/>
-          <w:sz w:val="22"/>
-          <w:szCs w:val="18"/>
-          <w:lang w:bidi="ar-SA"/>
-        </w:rPr>
-        <w:t>onstant</w:t>
+        <w:t>constant</w:t>
       </w:r>
     </w:p>
     <w:p>
@@ -8591,7 +5537,6 @@
           <w:lang w:bidi="ar-SA"/>
         </w:rPr>
       </w:pPr>
-      <w:proofErr w:type="spellStart"/>
       <w:r>
         <w:rPr>
           <w:rFonts w:ascii="Cascadia Mono" w:hAnsi="Cascadia Mono"/>
@@ -8601,7 +5546,6 @@
         </w:rPr>
         <w:t>triSurface</w:t>
       </w:r>
-      <w:proofErr w:type="spellEnd"/>
     </w:p>
     <w:p>
       <w:pPr>
@@ -8617,7 +5561,6 @@
           <w:lang w:bidi="ar-SA"/>
         </w:rPr>
       </w:pPr>
-      <w:proofErr w:type="spellStart"/>
       <w:r>
         <w:rPr>
           <w:rFonts w:ascii="Cascadia Mono" w:hAnsi="Cascadia Mono"/>
@@ -8627,7 +5570,6 @@
         </w:rPr>
         <w:t>Fan.stl</w:t>
       </w:r>
-      <w:proofErr w:type="spellEnd"/>
     </w:p>
     <w:p>
       <w:pPr>
@@ -8643,7 +5585,6 @@
           <w:lang w:bidi="ar-SA"/>
         </w:rPr>
       </w:pPr>
-      <w:proofErr w:type="spellStart"/>
       <w:r>
         <w:rPr>
           <w:rFonts w:ascii="Cascadia Mono" w:hAnsi="Cascadia Mono"/>
@@ -8653,7 +5594,6 @@
         </w:rPr>
         <w:t>Box.stl</w:t>
       </w:r>
-      <w:proofErr w:type="spellEnd"/>
     </w:p>
     <w:p>
       <w:pPr>
@@ -8669,7 +5609,6 @@
           <w:lang w:bidi="ar-SA"/>
         </w:rPr>
       </w:pPr>
-      <w:proofErr w:type="spellStart"/>
       <w:r>
         <w:rPr>
           <w:rFonts w:ascii="Cascadia Mono" w:hAnsi="Cascadia Mono"/>
@@ -8679,7 +5618,6 @@
         </w:rPr>
         <w:t>Gear.stl</w:t>
       </w:r>
-      <w:proofErr w:type="spellEnd"/>
     </w:p>
     <w:p>
       <w:pPr>
@@ -8702,16 +5640,7 @@
           <w:szCs w:val="18"/>
           <w:lang w:bidi="ar-SA"/>
         </w:rPr>
-        <w:t>s</w:t>
-      </w:r>
-      <w:r>
-        <w:rPr>
-          <w:rFonts w:ascii="Cascadia Mono" w:hAnsi="Cascadia Mono"/>
-          <w:sz w:val="22"/>
-          <w:szCs w:val="18"/>
-          <w:lang w:bidi="ar-SA"/>
-        </w:rPr>
-        <w:t>ystem</w:t>
+        <w:t>system</w:t>
       </w:r>
     </w:p>
     <w:p>
@@ -8728,7 +5657,6 @@
           <w:lang w:bidi="ar-SA"/>
         </w:rPr>
       </w:pPr>
-      <w:proofErr w:type="spellStart"/>
       <w:r>
         <w:rPr>
           <w:rFonts w:ascii="Cascadia Mono" w:hAnsi="Cascadia Mono"/>
@@ -8738,7 +5666,6 @@
         </w:rPr>
         <w:t>controlDict</w:t>
       </w:r>
-      <w:proofErr w:type="spellEnd"/>
     </w:p>
     <w:p>
       <w:pPr>
@@ -8754,7 +5681,6 @@
           <w:lang w:bidi="ar-SA"/>
         </w:rPr>
       </w:pPr>
-      <w:proofErr w:type="spellStart"/>
       <w:r>
         <w:rPr>
           <w:rFonts w:ascii="Cascadia Mono" w:hAnsi="Cascadia Mono"/>
@@ -8764,7 +5690,6 @@
         </w:rPr>
         <w:t>fvSchemes</w:t>
       </w:r>
-      <w:proofErr w:type="spellEnd"/>
     </w:p>
     <w:p>
       <w:pPr>
@@ -8780,7 +5705,6 @@
           <w:lang w:bidi="ar-SA"/>
         </w:rPr>
       </w:pPr>
-      <w:proofErr w:type="spellStart"/>
       <w:r>
         <w:rPr>
           <w:rFonts w:ascii="Cascadia Mono" w:hAnsi="Cascadia Mono"/>
@@ -8790,7 +5714,6 @@
         </w:rPr>
         <w:t>fvSolution</w:t>
       </w:r>
-      <w:proofErr w:type="spellEnd"/>
     </w:p>
     <w:p>
       <w:pPr>
@@ -8804,81 +5727,7 @@
           <w:rFonts w:ascii="Keysight Sans" w:hAnsi="Keysight Sans"/>
           <w:lang w:bidi="ar-SA"/>
         </w:rPr>
-        <w:t xml:space="preserve">The GUI scans all constant/ recursively </w:t>
-      </w:r>
-      <w:proofErr w:type="gramStart"/>
-      <w:r>
-        <w:rPr>
-          <w:rFonts w:ascii="Keysight Sans" w:hAnsi="Keysight Sans"/>
-          <w:lang w:bidi="ar-SA"/>
-        </w:rPr>
-        <w:t>for</w:t>
-      </w:r>
-      <w:r>
-        <w:rPr>
-          <w:rFonts w:ascii="Keysight Sans" w:hAnsi="Keysight Sans"/>
-          <w:lang w:bidi="ar-SA"/>
-        </w:rPr>
-        <w:t xml:space="preserve"> </w:t>
-      </w:r>
-      <w:r>
-        <w:rPr>
-          <w:rFonts w:ascii="Keysight Sans" w:hAnsi="Keysight Sans"/>
-          <w:lang w:bidi="ar-SA"/>
-        </w:rPr>
-        <w:t>.</w:t>
-      </w:r>
-      <w:proofErr w:type="spellStart"/>
-      <w:r>
-        <w:rPr>
-          <w:rFonts w:ascii="Keysight Sans" w:hAnsi="Keysight Sans"/>
-          <w:lang w:bidi="ar-SA"/>
-        </w:rPr>
-        <w:t>stl</w:t>
-      </w:r>
-      <w:proofErr w:type="spellEnd"/>
-      <w:proofErr w:type="gramEnd"/>
-      <w:r>
-        <w:rPr>
-          <w:rFonts w:ascii="Keysight Sans" w:hAnsi="Keysight Sans"/>
-          <w:lang w:bidi="ar-SA"/>
-        </w:rPr>
-        <w:t xml:space="preserve"> and .obj files</w:t>
-      </w:r>
-      <w:r>
-        <w:rPr>
-          <w:rFonts w:ascii="Keysight Sans" w:hAnsi="Keysight Sans"/>
-          <w:lang w:bidi="ar-SA"/>
-        </w:rPr>
-        <w:t>.</w:t>
-      </w:r>
-      <w:r>
-        <w:rPr>
-          <w:rFonts w:ascii="Keysight Sans" w:hAnsi="Keysight Sans"/>
-          <w:lang w:bidi="ar-SA"/>
-        </w:rPr>
-        <w:t xml:space="preserve"> </w:t>
-      </w:r>
-      <w:r>
-        <w:rPr>
-          <w:rFonts w:ascii="Keysight Sans" w:hAnsi="Keysight Sans"/>
-          <w:lang w:bidi="ar-SA"/>
-        </w:rPr>
-        <w:t>T</w:t>
-      </w:r>
-      <w:r>
-        <w:rPr>
-          <w:rFonts w:ascii="Keysight Sans" w:hAnsi="Keysight Sans"/>
-          <w:lang w:bidi="ar-SA"/>
-        </w:rPr>
-        <w:t>he subfolder name does not matter.</w:t>
-      </w:r>
-      <w:r>
-        <w:rPr>
-          <w:rFonts w:ascii="Keysight Sans" w:hAnsi="Keysight Sans"/>
-          <w:lang w:bidi="ar-SA"/>
-        </w:rPr>
-        <w:t xml:space="preserve"> </w:t>
+        <w:t xml:space="preserve">The GUI scans all constant/ recursively for .stl and .obj files. The subfolder name does not matter. </w:t>
       </w:r>
     </w:p>
     <w:p>
@@ -9066,15 +5915,7 @@
               </w:rPr>
             </w:pPr>
             <w:r>
-              <w:t xml:space="preserve">Required for </w:t>
-            </w:r>
-            <w:proofErr w:type="spellStart"/>
-            <w:r>
-              <w:t>WSLg</w:t>
-            </w:r>
-            <w:proofErr w:type="spellEnd"/>
-            <w:r>
-              <w:t xml:space="preserve"> (GUI apps from WSL)</w:t>
+              <w:t xml:space="preserve">Required for WSLg (GUI apps from WSL)</w:t>
             </w:r>
           </w:p>
         </w:tc>
@@ -9117,21 +5958,8 @@
                 <w:lang w:bidi="ar-SA"/>
               </w:rPr>
             </w:pPr>
-            <w:proofErr w:type="spellStart"/>
-            <w:r>
-              <w:t>wsl</w:t>
-            </w:r>
-            <w:proofErr w:type="spellEnd"/>
-            <w:r>
-              <w:t xml:space="preserve"> --install sets this up; </w:t>
-            </w:r>
-            <w:proofErr w:type="spellStart"/>
-            <w:r>
-              <w:t>wsl</w:t>
-            </w:r>
-            <w:proofErr w:type="spellEnd"/>
-            <w:r>
-              <w:t xml:space="preserve"> --status shows current version</w:t>
+            <w:r>
+              <w:t xml:space="preserve">wsl --install sets this up; wsl --status shows current version</w:t>
             </w:r>
           </w:p>
         </w:tc>
@@ -9152,21 +5980,12 @@
                 <w:lang w:bidi="ar-SA"/>
               </w:rPr>
             </w:pPr>
-            <w:proofErr w:type="spellStart"/>
             <w:r>
               <w:rPr>
                 <w:b/>
                 <w:bCs/>
               </w:rPr>
-              <w:t>OpenFOAM</w:t>
-            </w:r>
-            <w:proofErr w:type="spellEnd"/>
-            <w:r>
-              <w:rPr>
-                <w:b/>
-                <w:bCs/>
-              </w:rPr>
-              <w:t xml:space="preserve"> v2506 inside WSL</w:t>
+              <w:t xml:space="preserve">OpenFOAM v2606 inside WSL</w:t>
             </w:r>
           </w:p>
         </w:tc>
@@ -9187,21 +6006,7 @@
               <w:rPr>
                 <w:rFonts w:ascii="Keysight Sans" w:hAnsi="Keysight Sans"/>
               </w:rPr>
-              <w:t xml:space="preserve">May refer to the </w:t>
-            </w:r>
-            <w:proofErr w:type="spellStart"/>
-            <w:r>
-              <w:rPr>
-                <w:rFonts w:ascii="Keysight Sans" w:hAnsi="Keysight Sans"/>
-              </w:rPr>
-              <w:t>OpenFOAM</w:t>
-            </w:r>
-            <w:proofErr w:type="spellEnd"/>
-            <w:r>
-              <w:rPr>
-                <w:rFonts w:ascii="Keysight Sans" w:hAnsi="Keysight Sans"/>
-              </w:rPr>
-              <w:t xml:space="preserve"> installation section</w:t>
+              <w:t xml:space="preserve">May refer to the OpenFOAM installation section</w:t>
             </w:r>
           </w:p>
         </w:tc>
@@ -9271,23 +6076,7 @@
                 <w:b/>
                 <w:bCs/>
               </w:rPr>
-              <w:t xml:space="preserve">PyQt5, </w:t>
-            </w:r>
-            <w:proofErr w:type="spellStart"/>
-            <w:r>
-              <w:rPr>
-                <w:b/>
-                <w:bCs/>
-              </w:rPr>
-              <w:t>numpy</w:t>
-            </w:r>
-            <w:proofErr w:type="spellEnd"/>
-            <w:r>
-              <w:rPr>
-                <w:b/>
-                <w:bCs/>
-              </w:rPr>
-              <w:t>, jinja2 inside WSL</w:t>
+              <w:t xml:space="preserve">PyQt5, numpy, jinja2 inside WSL</w:t>
             </w:r>
           </w:p>
         </w:tc>
@@ -9329,21 +6118,12 @@
                 <w:lang w:bidi="ar-SA"/>
               </w:rPr>
             </w:pPr>
-            <w:proofErr w:type="spellStart"/>
             <w:r>
               <w:rPr>
                 <w:b/>
                 <w:bCs/>
               </w:rPr>
-              <w:t>trimesh</w:t>
-            </w:r>
-            <w:proofErr w:type="spellEnd"/>
-            <w:r>
-              <w:rPr>
-                <w:b/>
-                <w:bCs/>
-              </w:rPr>
-              <w:t xml:space="preserve"> inside WSL</w:t>
+              <w:t xml:space="preserve">trimesh inside WSL</w:t>
             </w:r>
           </w:p>
         </w:tc>
@@ -9464,13 +6244,8 @@
               </w:rPr>
             </w:pPr>
             <w:r>
-              <w:t xml:space="preserve">If </w:t>
-            </w:r>
-            <w:proofErr w:type="gramStart"/>
-            <w:r>
-              <w:t>Missing</w:t>
-            </w:r>
-            <w:proofErr w:type="gramEnd"/>
+              <w:t xml:space="preserve">If Missing</w:t>
+            </w:r>
           </w:p>
         </w:tc>
       </w:tr>
@@ -9528,15 +6303,7 @@
               </w:rPr>
             </w:pPr>
             <w:r>
-              <w:t xml:space="preserve">Install WSL2: </w:t>
-            </w:r>
-            <w:proofErr w:type="spellStart"/>
-            <w:r>
-              <w:t>wsl</w:t>
-            </w:r>
-            <w:proofErr w:type="spellEnd"/>
-            <w:r>
-              <w:t xml:space="preserve"> --install (PowerShell as Admin), restart Windows</w:t>
+              <w:t xml:space="preserve">Install WSL2: wsl --install (PowerShell as Admin), restart Windows</w:t>
             </w:r>
           </w:p>
         </w:tc>
@@ -9573,21 +6340,12 @@
                 <w:lang w:bidi="ar-SA"/>
               </w:rPr>
             </w:pPr>
-            <w:proofErr w:type="spellStart"/>
             <w:r>
               <w:rPr>
                 <w:b/>
                 <w:bCs/>
               </w:rPr>
-              <w:t>WSLg</w:t>
-            </w:r>
-            <w:proofErr w:type="spellEnd"/>
-            <w:r>
-              <w:rPr>
-                <w:b/>
-                <w:bCs/>
-              </w:rPr>
-              <w:t xml:space="preserve"> display</w:t>
+              <w:t xml:space="preserve">WSLg display</w:t>
             </w:r>
           </w:p>
         </w:tc>
@@ -9603,21 +6361,8 @@
                 <w:lang w:bidi="ar-SA"/>
               </w:rPr>
             </w:pPr>
-            <w:proofErr w:type="spellStart"/>
-            <w:r>
-              <w:t>wsl</w:t>
-            </w:r>
-            <w:proofErr w:type="spellEnd"/>
-            <w:r>
-              <w:t xml:space="preserve"> --update then </w:t>
-            </w:r>
-            <w:proofErr w:type="spellStart"/>
-            <w:r>
-              <w:t>wsl</w:t>
-            </w:r>
-            <w:proofErr w:type="spellEnd"/>
-            <w:r>
-              <w:t xml:space="preserve"> --shutdown</w:t>
+            <w:r>
+              <w:t xml:space="preserve">wsl --update then wsl --shutdown</w:t>
             </w:r>
           </w:p>
         </w:tc>
@@ -9654,21 +6399,12 @@
                 <w:lang w:bidi="ar-SA"/>
               </w:rPr>
             </w:pPr>
-            <w:proofErr w:type="spellStart"/>
             <w:r>
               <w:rPr>
                 <w:b/>
                 <w:bCs/>
               </w:rPr>
-              <w:t>OpenFOAM</w:t>
-            </w:r>
-            <w:proofErr w:type="spellEnd"/>
-            <w:r>
-              <w:rPr>
-                <w:b/>
-                <w:bCs/>
-              </w:rPr>
-              <w:t xml:space="preserve"> 2506</w:t>
+              <w:t xml:space="preserve">OpenFOAM 2606</w:t>
             </w:r>
           </w:p>
         </w:tc>
@@ -9685,15 +6421,7 @@
               </w:rPr>
             </w:pPr>
             <w:r>
-              <w:t xml:space="preserve">Install </w:t>
-            </w:r>
-            <w:proofErr w:type="spellStart"/>
-            <w:r>
-              <w:t>OpenFOAM</w:t>
-            </w:r>
-            <w:proofErr w:type="spellEnd"/>
-            <w:r>
-              <w:t xml:space="preserve"> 2506 in WSL — see Steps 1–4 above</w:t>
+              <w:t xml:space="preserve">Install OpenFOAM 2606 in WSL — see Steps 1–4 above</w:t>
             </w:r>
           </w:p>
         </w:tc>
@@ -9751,13 +6479,8 @@
                 <w:lang w:bidi="ar-SA"/>
               </w:rPr>
             </w:pPr>
-            <w:proofErr w:type="spellStart"/>
-            <w:r>
-              <w:t>sudo</w:t>
-            </w:r>
-            <w:proofErr w:type="spellEnd"/>
-            <w:r>
-              <w:t xml:space="preserve"> apt-get install -y python3 python3-pip inside WSL</w:t>
+            <w:r>
+              <w:t xml:space="preserve">sudo apt-get install -y python3 python3-pip inside WSL</w:t>
             </w:r>
           </w:p>
         </w:tc>
@@ -9816,13 +6539,7 @@
               </w:rPr>
             </w:pPr>
             <w:r>
-              <w:t xml:space="preserve">Launcher offers auto-install; or </w:t>
-            </w:r>
-            <w:r>
-              <w:t>user can manually install as mentioned in the Python libraries and dependencies install</w:t>
-            </w:r>
-            <w:r>
-              <w:t>ation</w:t>
+              <w:t xml:space="preserve">Launcher offers auto-install; or user can manually install as mentioned in the Python libraries and dependencies installation</w:t>
             </w:r>
           </w:p>
         </w:tc>
@@ -9881,13 +6598,7 @@
               </w:rPr>
             </w:pPr>
             <w:r>
-              <w:t>Keep all files in the same 01_utilities\ folder</w:t>
-            </w:r>
-            <w:r>
-              <w:t>. Keep</w:t>
-            </w:r>
-            <w:r>
-              <w:t xml:space="preserve"> .exe</w:t>
+              <w:t xml:space="preserve">Keep all files in the same 01_utilities\ folder. Keep .exe</w:t>
             </w:r>
           </w:p>
         </w:tc>
@@ -9911,13 +6622,7 @@
         <w:rPr>
           <w:lang w:bidi="ar-SA"/>
         </w:rPr>
-        <w:t xml:space="preserve">13.0 </w:t>
-      </w:r>
-      <w:r>
-        <w:rPr>
-          <w:lang w:bidi="ar-SA"/>
-        </w:rPr>
-        <w:t>Troubleshooting</w:t>
+        <w:t xml:space="preserve">13.0 Troubleshooting</w:t>
       </w:r>
     </w:p>
     <w:p>
@@ -9993,15 +6698,7 @@
         <w:pStyle w:val="CodeSnippet"/>
       </w:pPr>
       <w:r>
-        <w:t xml:space="preserve">Open PowerShell as Administrator and run: </w:t>
-      </w:r>
-      <w:proofErr w:type="spellStart"/>
-      <w:r>
-        <w:t>wsl</w:t>
-      </w:r>
-      <w:proofErr w:type="spellEnd"/>
-      <w:r>
-        <w:t xml:space="preserve"> --install Restart Windows, then try the launcher again. Contact IT if WSL is blocked by policy.</w:t>
+        <w:t xml:space="preserve">Open PowerShell as Administrator and run: wsl --install Restart Windows, then try the launcher again. Contact IT if WSL is blocked by policy.</w:t>
       </w:r>
     </w:p>
     <w:p>
@@ -10062,13 +6759,8 @@
       <w:pPr>
         <w:pStyle w:val="CodeSnippet"/>
       </w:pPr>
-      <w:proofErr w:type="spellStart"/>
-      <w:r>
-        <w:t>wsl</w:t>
-      </w:r>
-      <w:proofErr w:type="spellEnd"/>
-      <w:r>
-        <w:t xml:space="preserve"> --shutdown Wait 10 seconds, then run the launcher again.</w:t>
+      <w:r>
+        <w:t xml:space="preserve">wsl --shutdown Wait 10 seconds, then run the launcher again.</w:t>
       </w:r>
     </w:p>
     <w:p>
@@ -10130,29 +6822,8 @@
       <w:pPr>
         <w:pStyle w:val="CodeSnippet"/>
       </w:pPr>
-      <w:proofErr w:type="spellStart"/>
-      <w:r>
-        <w:t>wsl</w:t>
-      </w:r>
-      <w:proofErr w:type="spellEnd"/>
-      <w:r>
-        <w:t xml:space="preserve"> --status </w:t>
-      </w:r>
-      <w:proofErr w:type="spellStart"/>
-      <w:r>
-        <w:t>wsl</w:t>
-      </w:r>
-      <w:proofErr w:type="spellEnd"/>
-      <w:r>
-        <w:t xml:space="preserve"> --shutdown Then try again. If the error persists, run </w:t>
-      </w:r>
-      <w:proofErr w:type="spellStart"/>
-      <w:r>
-        <w:t>wsl</w:t>
-      </w:r>
-      <w:proofErr w:type="spellEnd"/>
-      <w:r>
-        <w:t xml:space="preserve"> --update and restart.</w:t>
+      <w:r>
+        <w:t xml:space="preserve">wsl --status wsl --shutdown Then try again. If the error persists, run wsl --update and restart.</w:t>
       </w:r>
     </w:p>
     <w:p>
@@ -10188,21 +6859,7 @@
         <w:rPr>
           <w:lang w:bidi="ar-SA"/>
         </w:rPr>
-        <w:t xml:space="preserve">$DISPLAY and $WAYLAND_DISPLAY are both unset — </w:t>
-      </w:r>
-      <w:proofErr w:type="spellStart"/>
-      <w:r>
-        <w:rPr>
-          <w:lang w:bidi="ar-SA"/>
-        </w:rPr>
-        <w:t>WSLg</w:t>
-      </w:r>
-      <w:proofErr w:type="spellEnd"/>
-      <w:r>
-        <w:rPr>
-          <w:lang w:bidi="ar-SA"/>
-        </w:rPr>
-        <w:t xml:space="preserve"> is not active.</w:t>
+        <w:t xml:space="preserve">$DISPLAY and $WAYLAND_DISPLAY are both unset — WSLg is not active.</w:t>
       </w:r>
     </w:p>
     <w:p>
@@ -10227,29 +6884,8 @@
       <w:pPr>
         <w:pStyle w:val="CodeSnippet"/>
       </w:pPr>
-      <w:proofErr w:type="spellStart"/>
-      <w:r>
-        <w:t>wsl</w:t>
-      </w:r>
-      <w:proofErr w:type="spellEnd"/>
-      <w:r>
-        <w:t xml:space="preserve"> --update </w:t>
-      </w:r>
-      <w:proofErr w:type="spellStart"/>
-      <w:r>
-        <w:t>wsl</w:t>
-      </w:r>
-      <w:proofErr w:type="spellEnd"/>
-      <w:r>
-        <w:t xml:space="preserve"> --shutdown </w:t>
-      </w:r>
-      <w:proofErr w:type="spellStart"/>
-      <w:r>
-        <w:t>WSLg</w:t>
-      </w:r>
-      <w:proofErr w:type="spellEnd"/>
-      <w:r>
-        <w:t xml:space="preserve"> requires Windows 10 Build 21362+ or Windows 11 with WSL2.</w:t>
+      <w:r>
+        <w:t xml:space="preserve">wsl --update wsl --shutdown WSLg requires Windows 10 Build 21362+ or Windows 11 with WSL2.</w:t>
       </w:r>
     </w:p>
     <w:p>
@@ -10271,10 +6907,52 @@
           <w:szCs w:val="24"/>
           <w:lang w:bidi="ar-SA"/>
         </w:rPr>
-        <w:t xml:space="preserve">Wrong </w:t>
-      </w:r>
-      <w:proofErr w:type="spellStart"/>
-      <w:r>
+        <w:t xml:space="preserve">Wrong OpenFOAM Version Installed</w:t>
+      </w:r>
+    </w:p>
+    <w:p>
+      <w:pPr>
+        <w:jc w:val="both"/>
+        <w:rPr>
+          <w:lang w:bidi="ar-SA"/>
+        </w:rPr>
+      </w:pPr>
+      <w:r>
+        <w:rPr>
+          <w:lang w:bidi="ar-SA"/>
+        </w:rPr>
+        <w:t xml:space="preserve">OpenFOAM v2606 is required.</w:t>
+      </w:r>
+    </w:p>
+    <w:p>
+      <w:pPr>
+        <w:jc w:val="both"/>
+        <w:rPr>
+          <w:b/>
+          <w:bCs/>
+          <w:lang w:bidi="ar-SA"/>
+        </w:rPr>
+      </w:pPr>
+      <w:r>
+        <w:rPr>
+          <w:b/>
+          <w:bCs/>
+          <w:lang w:bidi="ar-SA"/>
+        </w:rPr>
+        <w:t>Fix:</w:t>
+      </w:r>
+    </w:p>
+    <w:p>
+      <w:pPr>
+        <w:pStyle w:val="CodeSnippet"/>
+      </w:pPr>
+      <w:r>
+        <w:t xml:space="preserve">Install OpenFOAM 2606 inside WSL. Follow the Debian/Ubuntu precompiled package guide at https://develop.openfoam.com/Development/openfoam</w:t>
+      </w:r>
+    </w:p>
+    <w:p>
+      <w:pPr>
+        <w:jc w:val="both"/>
         <w:rPr>
           <w:b/>
           <w:bCs/>
@@ -10282,9 +6960,7 @@
           <w:szCs w:val="24"/>
           <w:lang w:bidi="ar-SA"/>
         </w:rPr>
-        <w:t>OpenFOAM</w:t>
-      </w:r>
-      <w:proofErr w:type="spellEnd"/>
+      </w:pPr>
       <w:r>
         <w:rPr>
           <w:b/>
@@ -10293,7 +6969,7 @@
           <w:szCs w:val="24"/>
           <w:lang w:bidi="ar-SA"/>
         </w:rPr>
-        <w:t xml:space="preserve"> Version Installed</w:t>
+        <w:t xml:space="preserve">OpenFOAM Not Found</w:t>
       </w:r>
     </w:p>
     <w:p>
@@ -10303,19 +6979,11 @@
           <w:lang w:bidi="ar-SA"/>
         </w:rPr>
       </w:pPr>
-      <w:proofErr w:type="spellStart"/>
-      <w:r>
-        <w:rPr>
-          <w:lang w:bidi="ar-SA"/>
-        </w:rPr>
-        <w:t>OpenFOAM</w:t>
-      </w:r>
-      <w:proofErr w:type="spellEnd"/>
-      <w:r>
-        <w:rPr>
-          <w:lang w:bidi="ar-SA"/>
-        </w:rPr>
-        <w:t xml:space="preserve"> v2506 is required.</w:t>
+      <w:r>
+        <w:rPr>
+          <w:lang w:bidi="ar-SA"/>
+        </w:rPr>
+        <w:t xml:space="preserve">No supported OpenFOAM bashrc was found.</w:t>
       </w:r>
     </w:p>
     <w:p>
@@ -10341,15 +7009,7 @@
         <w:pStyle w:val="CodeSnippet"/>
       </w:pPr>
       <w:r>
-        <w:t xml:space="preserve">Install </w:t>
-      </w:r>
-      <w:proofErr w:type="spellStart"/>
-      <w:r>
-        <w:t>OpenFOAM</w:t>
-      </w:r>
-      <w:proofErr w:type="spellEnd"/>
-      <w:r>
-        <w:t xml:space="preserve"> 2506 inside WSL. Follow the Debian/Ubuntu precompiled package guide at https://develop.openfoam.com/Development/openfoam</w:t>
+        <w:t xml:space="preserve">Install OpenFOAM 2606 inside your WSL Ubuntu environment</w:t>
       </w:r>
     </w:p>
     <w:p>
@@ -10363,7 +7023,6 @@
           <w:lang w:bidi="ar-SA"/>
         </w:rPr>
       </w:pPr>
-      <w:proofErr w:type="spellStart"/>
       <w:r>
         <w:rPr>
           <w:b/>
@@ -10372,10 +7031,48 @@
           <w:szCs w:val="24"/>
           <w:lang w:bidi="ar-SA"/>
         </w:rPr>
-        <w:t>OpenFOAM</w:t>
-      </w:r>
-      <w:proofErr w:type="spellEnd"/>
-      <w:r>
+        <w:t>Python 3 Not Found in WSL</w:t>
+      </w:r>
+    </w:p>
+    <w:p>
+      <w:pPr>
+        <w:jc w:val="both"/>
+        <w:rPr>
+          <w:lang w:bidi="ar-SA"/>
+        </w:rPr>
+      </w:pPr>
+      <w:r>
+        <w:rPr>
+          <w:lang w:bidi="ar-SA"/>
+        </w:rPr>
+        <w:t>python3 is not available inside WSL.</w:t>
+      </w:r>
+    </w:p>
+    <w:p>
+      <w:pPr>
+        <w:jc w:val="both"/>
+        <w:rPr>
+          <w:lang w:bidi="ar-SA"/>
+        </w:rPr>
+      </w:pPr>
+      <w:r>
+        <w:rPr>
+          <w:lang w:bidi="ar-SA"/>
+        </w:rPr>
+        <w:t>Fix:</w:t>
+      </w:r>
+    </w:p>
+    <w:p>
+      <w:pPr>
+        <w:pStyle w:val="CodeSnippet"/>
+      </w:pPr>
+      <w:r>
+        <w:t xml:space="preserve">sudo apt-get update sudo apt-get install -y python3 python3-pip</w:t>
+      </w:r>
+    </w:p>
+    <w:p>
+      <w:pPr>
+        <w:jc w:val="both"/>
         <w:rPr>
           <w:b/>
           <w:bCs/>
@@ -10383,88 +7080,8 @@
           <w:szCs w:val="24"/>
           <w:lang w:bidi="ar-SA"/>
         </w:rPr>
-        <w:t xml:space="preserve"> Not Found</w:t>
-      </w:r>
-    </w:p>
-    <w:p>
-      <w:pPr>
-        <w:jc w:val="both"/>
-        <w:rPr>
-          <w:lang w:bidi="ar-SA"/>
-        </w:rPr>
-      </w:pPr>
-      <w:r>
-        <w:rPr>
-          <w:lang w:bidi="ar-SA"/>
-        </w:rPr>
-        <w:t xml:space="preserve">No supported </w:t>
-      </w:r>
-      <w:proofErr w:type="spellStart"/>
-      <w:r>
-        <w:rPr>
-          <w:lang w:bidi="ar-SA"/>
-        </w:rPr>
-        <w:t>OpenFOAM</w:t>
-      </w:r>
-      <w:proofErr w:type="spellEnd"/>
-      <w:r>
-        <w:rPr>
-          <w:lang w:bidi="ar-SA"/>
-        </w:rPr>
-        <w:t xml:space="preserve"> </w:t>
-      </w:r>
-      <w:proofErr w:type="spellStart"/>
-      <w:r>
-        <w:rPr>
-          <w:lang w:bidi="ar-SA"/>
-        </w:rPr>
-        <w:t>bashrc</w:t>
-      </w:r>
-      <w:proofErr w:type="spellEnd"/>
-      <w:r>
-        <w:rPr>
-          <w:lang w:bidi="ar-SA"/>
-        </w:rPr>
-        <w:t xml:space="preserve"> was found.</w:t>
-      </w:r>
-    </w:p>
-    <w:p>
-      <w:pPr>
-        <w:jc w:val="both"/>
-        <w:rPr>
-          <w:b/>
-          <w:bCs/>
-          <w:lang w:bidi="ar-SA"/>
-        </w:rPr>
-      </w:pPr>
-      <w:r>
-        <w:rPr>
-          <w:b/>
-          <w:bCs/>
-          <w:lang w:bidi="ar-SA"/>
-        </w:rPr>
-        <w:t>Fix:</w:t>
-      </w:r>
-    </w:p>
-    <w:p>
-      <w:pPr>
-        <w:pStyle w:val="CodeSnippet"/>
-      </w:pPr>
-      <w:r>
-        <w:t xml:space="preserve">Install </w:t>
-      </w:r>
-      <w:proofErr w:type="spellStart"/>
-      <w:r>
-        <w:t>OpenFOAM</w:t>
-      </w:r>
-      <w:proofErr w:type="spellEnd"/>
-      <w:r>
-        <w:t xml:space="preserve"> 2506 inside your WSL Ubuntu environment</w:t>
-      </w:r>
-    </w:p>
-    <w:p>
-      <w:pPr>
-        <w:jc w:val="both"/>
+      </w:pPr>
+      <w:r>
         <w:rPr>
           <w:b/>
           <w:bCs/>
@@ -10472,8 +7089,52 @@
           <w:szCs w:val="24"/>
           <w:lang w:bidi="ar-SA"/>
         </w:rPr>
-      </w:pPr>
-      <w:r>
+        <w:t>Missing Python Packages</w:t>
+      </w:r>
+    </w:p>
+    <w:p>
+      <w:pPr>
+        <w:jc w:val="both"/>
+        <w:rPr>
+          <w:lang w:bidi="ar-SA"/>
+        </w:rPr>
+      </w:pPr>
+      <w:r>
+        <w:rPr>
+          <w:lang w:bidi="ar-SA"/>
+        </w:rPr>
+        <w:t xml:space="preserve">One or more of PyQt5, numpy, jinja2, trimesh are missing.</w:t>
+      </w:r>
+    </w:p>
+    <w:p>
+      <w:pPr>
+        <w:jc w:val="both"/>
+        <w:rPr>
+          <w:b/>
+          <w:bCs/>
+          <w:lang w:bidi="ar-SA"/>
+        </w:rPr>
+      </w:pPr>
+      <w:r>
+        <w:rPr>
+          <w:b/>
+          <w:bCs/>
+          <w:lang w:bidi="ar-SA"/>
+        </w:rPr>
+        <w:t>Fix:</w:t>
+      </w:r>
+    </w:p>
+    <w:p>
+      <w:pPr>
+        <w:pStyle w:val="CodeSnippet"/>
+      </w:pPr>
+      <w:r>
+        <w:t xml:space="preserve">sudo apt-get install -y python3-pyqt5 python3-numpy python3-jinja2</w:t>
+      </w:r>
+    </w:p>
+    <w:p>
+      <w:pPr>
+        <w:jc w:val="both"/>
         <w:rPr>
           <w:b/>
           <w:bCs/>
@@ -10481,61 +7142,8 @@
           <w:szCs w:val="24"/>
           <w:lang w:bidi="ar-SA"/>
         </w:rPr>
-        <w:t>Python 3 Not Found in WSL</w:t>
-      </w:r>
-    </w:p>
-    <w:p>
-      <w:pPr>
-        <w:jc w:val="both"/>
-        <w:rPr>
-          <w:lang w:bidi="ar-SA"/>
-        </w:rPr>
-      </w:pPr>
-      <w:r>
-        <w:rPr>
-          <w:lang w:bidi="ar-SA"/>
-        </w:rPr>
-        <w:t>python3 is not available inside WSL.</w:t>
-      </w:r>
-    </w:p>
-    <w:p>
-      <w:pPr>
-        <w:jc w:val="both"/>
-        <w:rPr>
-          <w:lang w:bidi="ar-SA"/>
-        </w:rPr>
-      </w:pPr>
-      <w:r>
-        <w:rPr>
-          <w:lang w:bidi="ar-SA"/>
-        </w:rPr>
-        <w:t>Fix:</w:t>
-      </w:r>
-    </w:p>
-    <w:p>
-      <w:pPr>
-        <w:pStyle w:val="CodeSnippet"/>
-      </w:pPr>
-      <w:proofErr w:type="spellStart"/>
-      <w:r>
-        <w:t>sudo</w:t>
-      </w:r>
-      <w:proofErr w:type="spellEnd"/>
-      <w:r>
-        <w:t xml:space="preserve"> apt-get update </w:t>
-      </w:r>
-      <w:proofErr w:type="spellStart"/>
-      <w:r>
-        <w:t>sudo</w:t>
-      </w:r>
-      <w:proofErr w:type="spellEnd"/>
-      <w:r>
-        <w:t xml:space="preserve"> apt-get install -y python3 python3-pip</w:t>
-      </w:r>
-    </w:p>
-    <w:p>
-      <w:pPr>
-        <w:jc w:val="both"/>
+      </w:pPr>
+      <w:r>
         <w:rPr>
           <w:b/>
           <w:bCs/>
@@ -10543,8 +7151,53 @@
           <w:szCs w:val="24"/>
           <w:lang w:bidi="ar-SA"/>
         </w:rPr>
-      </w:pPr>
-      <w:r>
+        <w:t>Package Installation Failed</w:t>
+      </w:r>
+    </w:p>
+    <w:p>
+      <w:pPr>
+        <w:jc w:val="both"/>
+        <w:rPr>
+          <w:lang w:bidi="ar-SA"/>
+        </w:rPr>
+      </w:pPr>
+      <w:r>
+        <w:rPr>
+          <w:lang w:bidi="ar-SA"/>
+        </w:rPr>
+        <w:t>pip3 install ran but returned an error.</w:t>
+      </w:r>
+    </w:p>
+    <w:p>
+      <w:pPr>
+        <w:jc w:val="both"/>
+        <w:rPr>
+          <w:b/>
+          <w:bCs/>
+          <w:lang w:bidi="ar-SA"/>
+        </w:rPr>
+      </w:pPr>
+      <w:r>
+        <w:rPr>
+          <w:b/>
+          <w:bCs/>
+          <w:lang w:bidi="ar-SA"/>
+        </w:rPr>
+        <w:t>Fix:</w:t>
+      </w:r>
+    </w:p>
+    <w:p>
+      <w:pPr>
+        <w:pStyle w:val="CodeSnippet"/>
+      </w:pPr>
+      <w:r>
+        <w:lastRenderedPageBreak/>
+        <w:t>Open a WSL terminal and run the install command manually to see the full error. Common causes: no internet access in WSL, or a corporate proxy blocking pip.</w:t>
+      </w:r>
+    </w:p>
+    <w:p>
+      <w:pPr>
+        <w:jc w:val="both"/>
         <w:rPr>
           <w:b/>
           <w:bCs/>
@@ -10552,85 +7205,8 @@
           <w:szCs w:val="24"/>
           <w:lang w:bidi="ar-SA"/>
         </w:rPr>
-        <w:t>Missing Python Packages</w:t>
-      </w:r>
-    </w:p>
-    <w:p>
-      <w:pPr>
-        <w:jc w:val="both"/>
-        <w:rPr>
-          <w:lang w:bidi="ar-SA"/>
-        </w:rPr>
-      </w:pPr>
-      <w:r>
-        <w:rPr>
-          <w:lang w:bidi="ar-SA"/>
-        </w:rPr>
-        <w:t xml:space="preserve">One or more of PyQt5, </w:t>
-      </w:r>
-      <w:proofErr w:type="spellStart"/>
-      <w:r>
-        <w:rPr>
-          <w:lang w:bidi="ar-SA"/>
-        </w:rPr>
-        <w:t>numpy</w:t>
-      </w:r>
-      <w:proofErr w:type="spellEnd"/>
-      <w:r>
-        <w:rPr>
-          <w:lang w:bidi="ar-SA"/>
-        </w:rPr>
-        <w:t xml:space="preserve">, jinja2, </w:t>
-      </w:r>
-      <w:proofErr w:type="spellStart"/>
-      <w:r>
-        <w:rPr>
-          <w:lang w:bidi="ar-SA"/>
-        </w:rPr>
-        <w:t>trimesh</w:t>
-      </w:r>
-      <w:proofErr w:type="spellEnd"/>
-      <w:r>
-        <w:rPr>
-          <w:lang w:bidi="ar-SA"/>
-        </w:rPr>
-        <w:t xml:space="preserve"> are missing.</w:t>
-      </w:r>
-    </w:p>
-    <w:p>
-      <w:pPr>
-        <w:jc w:val="both"/>
-        <w:rPr>
-          <w:b/>
-          <w:bCs/>
-          <w:lang w:bidi="ar-SA"/>
-        </w:rPr>
-      </w:pPr>
-      <w:r>
-        <w:rPr>
-          <w:b/>
-          <w:bCs/>
-          <w:lang w:bidi="ar-SA"/>
-        </w:rPr>
-        <w:t>Fix:</w:t>
-      </w:r>
-    </w:p>
-    <w:p>
-      <w:pPr>
-        <w:pStyle w:val="CodeSnippet"/>
-      </w:pPr>
-      <w:proofErr w:type="spellStart"/>
-      <w:r>
-        <w:t>sudo</w:t>
-      </w:r>
-      <w:proofErr w:type="spellEnd"/>
-      <w:r>
-        <w:t xml:space="preserve"> apt-get install -y python3-pyqt5 python3-numpy python3-jinja2</w:t>
-      </w:r>
-    </w:p>
-    <w:p>
-      <w:pPr>
-        <w:jc w:val="both"/>
+      </w:pPr>
+      <w:r>
         <w:rPr>
           <w:b/>
           <w:bCs/>
@@ -10638,8 +7214,52 @@
           <w:szCs w:val="24"/>
           <w:lang w:bidi="ar-SA"/>
         </w:rPr>
-      </w:pPr>
-      <w:r>
+        <w:t>Application File Missing</w:t>
+      </w:r>
+    </w:p>
+    <w:p>
+      <w:pPr>
+        <w:jc w:val="both"/>
+        <w:rPr>
+          <w:lang w:bidi="ar-SA"/>
+        </w:rPr>
+      </w:pPr>
+      <w:r>
+        <w:rPr>
+          <w:lang w:bidi="ar-SA"/>
+        </w:rPr>
+        <w:t>openfoam_ui.py is not in the same folder as OpenFOAM_UI.exe.</w:t>
+      </w:r>
+    </w:p>
+    <w:p>
+      <w:pPr>
+        <w:jc w:val="both"/>
+        <w:rPr>
+          <w:b/>
+          <w:bCs/>
+          <w:lang w:bidi="ar-SA"/>
+        </w:rPr>
+      </w:pPr>
+      <w:r>
+        <w:rPr>
+          <w:b/>
+          <w:bCs/>
+          <w:lang w:bidi="ar-SA"/>
+        </w:rPr>
+        <w:t>Fix:</w:t>
+      </w:r>
+    </w:p>
+    <w:p>
+      <w:pPr>
+        <w:pStyle w:val="CodeSnippet"/>
+      </w:pPr>
+      <w:r>
+        <w:t xml:space="preserve">Keep the .exe inside the 01_utilities folder alongside all the .py files. Do not distribute the .exe alone.</w:t>
+      </w:r>
+    </w:p>
+    <w:p>
+      <w:pPr>
+        <w:jc w:val="both"/>
         <w:rPr>
           <w:b/>
           <w:bCs/>
@@ -10647,53 +7267,8 @@
           <w:szCs w:val="24"/>
           <w:lang w:bidi="ar-SA"/>
         </w:rPr>
-        <w:t>Package Installation Failed</w:t>
-      </w:r>
-    </w:p>
-    <w:p>
-      <w:pPr>
-        <w:jc w:val="both"/>
-        <w:rPr>
-          <w:lang w:bidi="ar-SA"/>
-        </w:rPr>
-      </w:pPr>
-      <w:r>
-        <w:rPr>
-          <w:lang w:bidi="ar-SA"/>
-        </w:rPr>
-        <w:t>pip3 install ran but returned an error.</w:t>
-      </w:r>
-    </w:p>
-    <w:p>
-      <w:pPr>
-        <w:jc w:val="both"/>
-        <w:rPr>
-          <w:b/>
-          <w:bCs/>
-          <w:lang w:bidi="ar-SA"/>
-        </w:rPr>
-      </w:pPr>
-      <w:r>
-        <w:rPr>
-          <w:b/>
-          <w:bCs/>
-          <w:lang w:bidi="ar-SA"/>
-        </w:rPr>
-        <w:t>Fix:</w:t>
-      </w:r>
-    </w:p>
-    <w:p>
-      <w:pPr>
-        <w:pStyle w:val="CodeSnippet"/>
-      </w:pPr>
-      <w:r>
-        <w:lastRenderedPageBreak/>
-        <w:t>Open a WSL terminal and run the install command manually to see the full error. Common causes: no internet access in WSL, or a corporate proxy blocking pip.</w:t>
-      </w:r>
-    </w:p>
-    <w:p>
-      <w:pPr>
-        <w:jc w:val="both"/>
+      </w:pPr>
+      <w:r>
         <w:rPr>
           <w:b/>
           <w:bCs/>
@@ -10701,174 +7276,71 @@
           <w:szCs w:val="24"/>
           <w:lang w:bidi="ar-SA"/>
         </w:rPr>
-      </w:pPr>
-      <w:r>
+        <w:t>Launch Failed</w:t>
+      </w:r>
+    </w:p>
+    <w:p>
+      <w:pPr>
+        <w:jc w:val="both"/>
+        <w:rPr>
+          <w:lang w:bidi="ar-SA"/>
+        </w:rPr>
+      </w:pPr>
+      <w:r>
+        <w:rPr>
+          <w:lang w:bidi="ar-SA"/>
+        </w:rPr>
+        <w:t>wsl.exe was found but the process could not be started.</w:t>
+      </w:r>
+    </w:p>
+    <w:p>
+      <w:pPr>
+        <w:jc w:val="both"/>
         <w:rPr>
           <w:b/>
           <w:bCs/>
-          <w:sz w:val="28"/>
-          <w:szCs w:val="24"/>
-          <w:lang w:bidi="ar-SA"/>
-        </w:rPr>
-        <w:t>Application File Missing</w:t>
-      </w:r>
-    </w:p>
-    <w:p>
-      <w:pPr>
-        <w:jc w:val="both"/>
-        <w:rPr>
-          <w:lang w:bidi="ar-SA"/>
-        </w:rPr>
-      </w:pPr>
-      <w:r>
-        <w:rPr>
-          <w:lang w:bidi="ar-SA"/>
-        </w:rPr>
-        <w:t>openfoam_ui.py is not in the same folder as OpenFOAM_UI.exe.</w:t>
-      </w:r>
-    </w:p>
-    <w:p>
-      <w:pPr>
-        <w:jc w:val="both"/>
+          <w:lang w:bidi="ar-SA"/>
+        </w:rPr>
+      </w:pPr>
+      <w:r>
         <w:rPr>
           <w:b/>
           <w:bCs/>
           <w:lang w:bidi="ar-SA"/>
         </w:rPr>
-      </w:pPr>
-      <w:r>
+        <w:t>Fix:</w:t>
+      </w:r>
+    </w:p>
+    <w:p>
+      <w:pPr>
+        <w:pStyle w:val="CodeSnippet"/>
+      </w:pPr>
+      <w:r>
+        <w:t xml:space="preserve">Open a WSL terminal and launch manually: </w:t>
+      </w:r>
+    </w:p>
+    <w:p>
+      <w:pPr>
+        <w:pStyle w:val="CodeSnippet"/>
+      </w:pPr>
+      <w:r>
+        <w:t xml:space="preserve">source /usr/lib/openfoam/openfoam2606/etc/bashrc python3 </w:t>
+      </w:r>
+    </w:p>
+    <w:p>
+      <w:pPr>
+        <w:pStyle w:val="CodeSnippet"/>
+      </w:pPr>
+      <w:r>
+        <w:t>/mnt/c/OpenFOAM/01_utilities/openfoam_ui.py</w:t>
+      </w:r>
+    </w:p>
+    <w:p>
+      <w:pPr>
+        <w:pStyle w:val="CodeSnippet"/>
         <w:rPr>
           <w:b/>
           <w:bCs/>
-          <w:lang w:bidi="ar-SA"/>
-        </w:rPr>
-        <w:t>Fix:</w:t>
-      </w:r>
-    </w:p>
-    <w:p>
-      <w:pPr>
-        <w:pStyle w:val="CodeSnippet"/>
-      </w:pPr>
-      <w:r>
-        <w:t>Keep the .exe inside the 01_utilities folder alongside all the .</w:t>
-      </w:r>
-      <w:proofErr w:type="spellStart"/>
-      <w:r>
-        <w:t>py</w:t>
-      </w:r>
-      <w:proofErr w:type="spellEnd"/>
-      <w:r>
-        <w:t xml:space="preserve"> files. Do not distribute the .exe alone.</w:t>
-      </w:r>
-    </w:p>
-    <w:p>
-      <w:pPr>
-        <w:jc w:val="both"/>
-        <w:rPr>
-          <w:b/>
-          <w:bCs/>
-          <w:sz w:val="28"/>
-          <w:szCs w:val="24"/>
-          <w:lang w:bidi="ar-SA"/>
-        </w:rPr>
-      </w:pPr>
-      <w:r>
-        <w:rPr>
-          <w:b/>
-          <w:bCs/>
-          <w:sz w:val="28"/>
-          <w:szCs w:val="24"/>
-          <w:lang w:bidi="ar-SA"/>
-        </w:rPr>
-        <w:t>Launch Failed</w:t>
-      </w:r>
-    </w:p>
-    <w:p>
-      <w:pPr>
-        <w:jc w:val="both"/>
-        <w:rPr>
-          <w:lang w:bidi="ar-SA"/>
-        </w:rPr>
-      </w:pPr>
-      <w:r>
-        <w:rPr>
-          <w:lang w:bidi="ar-SA"/>
-        </w:rPr>
-        <w:t>wsl.exe was found but the process could not be started.</w:t>
-      </w:r>
-    </w:p>
-    <w:p>
-      <w:pPr>
-        <w:jc w:val="both"/>
-        <w:rPr>
-          <w:b/>
-          <w:bCs/>
-          <w:lang w:bidi="ar-SA"/>
-        </w:rPr>
-      </w:pPr>
-      <w:r>
-        <w:rPr>
-          <w:b/>
-          <w:bCs/>
-          <w:lang w:bidi="ar-SA"/>
-        </w:rPr>
-        <w:t>Fix:</w:t>
-      </w:r>
-    </w:p>
-    <w:p>
-      <w:pPr>
-        <w:pStyle w:val="CodeSnippet"/>
-      </w:pPr>
-      <w:r>
-        <w:t xml:space="preserve">Open a WSL terminal and launch manually: </w:t>
-      </w:r>
-    </w:p>
-    <w:p>
-      <w:pPr>
-        <w:pStyle w:val="CodeSnippet"/>
-      </w:pPr>
-      <w:r>
-        <w:t>source /</w:t>
-      </w:r>
-      <w:proofErr w:type="spellStart"/>
-      <w:r>
-        <w:t>usr</w:t>
-      </w:r>
-      <w:proofErr w:type="spellEnd"/>
-      <w:r>
-        <w:t>/lib/</w:t>
-      </w:r>
-      <w:proofErr w:type="spellStart"/>
-      <w:r>
-        <w:t>openfoam</w:t>
-      </w:r>
-      <w:proofErr w:type="spellEnd"/>
-      <w:r>
-        <w:t>/openfoam2506/etc/</w:t>
-      </w:r>
-      <w:proofErr w:type="spellStart"/>
-      <w:r>
-        <w:t>bashrc</w:t>
-      </w:r>
-      <w:proofErr w:type="spellEnd"/>
-      <w:r>
-        <w:t xml:space="preserve"> python3 </w:t>
-      </w:r>
-    </w:p>
-    <w:p>
-      <w:pPr>
-        <w:pStyle w:val="CodeSnippet"/>
-      </w:pPr>
-      <w:r>
-        <w:t>/mnt/c/OpenFOAM/01_utilities/openfoam_ui.py</w:t>
-      </w:r>
-    </w:p>
-    <w:p>
-      <w:pPr>
-        <w:pStyle w:val="CodeSnippet"/>
-        <w:rPr>
-          <w:b/>
-          <w:bCs/>
         </w:rPr>
       </w:pPr>
       <w:r>
@@ -10880,19 +7352,7 @@
         <w:pStyle w:val="Heading2"/>
       </w:pPr>
       <w:r>
-        <w:t>1</w:t>
-      </w:r>
-      <w:r>
-        <w:t>3</w:t>
-      </w:r>
-      <w:r>
-        <w:t>.</w:t>
-      </w:r>
-      <w:r>
-        <w:t>2</w:t>
-      </w:r>
-      <w:r>
-        <w:t xml:space="preserve"> </w:t>
+        <w:t xml:space="preserve">13.2 </w:t>
       </w:r>
       <w:bookmarkEnd w:id="38"/>
       <w:r>
@@ -10973,41 +7433,100 @@
                 <w:lang w:bidi="ar-SA"/>
               </w:rPr>
             </w:pPr>
-            <w:proofErr w:type="spellStart"/>
             <w:r>
               <w:rPr>
                 <w:rFonts w:eastAsia="Arial" w:cs="Arial"/>
                 <w:color w:val="1A1A1A"/>
                 <w:szCs w:val="24"/>
               </w:rPr>
-              <w:t>OpenFOAM</w:t>
-            </w:r>
-            <w:proofErr w:type="spellEnd"/>
+              <w:t xml:space="preserve">OpenFOAM commands not found (e.g. blockMesh: command not found)</w:t>
+            </w:r>
+          </w:p>
+        </w:tc>
+        <w:tc>
+          <w:tcPr>
+            <w:tcW w:w="6141" w:type="dxa"/>
+            <w:vAlign w:val="top"/>
+          </w:tcPr>
+          <w:p>
+            <w:pPr>
+              <w:rPr>
+                <w:szCs w:val="24"/>
+                <w:lang w:bidi="ar-SA"/>
+              </w:rPr>
+            </w:pPr>
             <w:r>
               <w:rPr>
                 <w:rFonts w:eastAsia="Arial" w:cs="Arial"/>
                 <w:color w:val="1A1A1A"/>
                 <w:szCs w:val="24"/>
               </w:rPr>
-              <w:t xml:space="preserve"> commands not found (e.g. </w:t>
-            </w:r>
-            <w:proofErr w:type="spellStart"/>
+              <w:t>You have not sourced the environment. Run: of2606</w:t>
+            </w:r>
+          </w:p>
+        </w:tc>
+      </w:tr>
+      <w:tr>
+        <w:tc>
+          <w:tcPr>
+            <w:tcW w:w="3595" w:type="dxa"/>
+            <w:vAlign w:val="top"/>
+          </w:tcPr>
+          <w:p>
+            <w:pPr>
+              <w:rPr>
+                <w:szCs w:val="24"/>
+                <w:lang w:bidi="ar-SA"/>
+              </w:rPr>
+            </w:pPr>
             <w:r>
               <w:rPr>
                 <w:rFonts w:eastAsia="Arial" w:cs="Arial"/>
                 <w:color w:val="1A1A1A"/>
                 <w:szCs w:val="24"/>
               </w:rPr>
-              <w:t>blockMesh</w:t>
-            </w:r>
-            <w:proofErr w:type="spellEnd"/>
+              <w:t xml:space="preserve">wsl --install fails or WSL version is 1</w:t>
+            </w:r>
+          </w:p>
+        </w:tc>
+        <w:tc>
+          <w:tcPr>
+            <w:tcW w:w="6141" w:type="dxa"/>
+            <w:vAlign w:val="top"/>
+          </w:tcPr>
+          <w:p>
+            <w:pPr>
+              <w:rPr>
+                <w:szCs w:val="24"/>
+                <w:lang w:bidi="ar-SA"/>
+              </w:rPr>
+            </w:pPr>
             <w:r>
               <w:rPr>
                 <w:rFonts w:eastAsia="Arial" w:cs="Arial"/>
                 <w:color w:val="1A1A1A"/>
                 <w:szCs w:val="24"/>
               </w:rPr>
-              <w:t>: command not found)</w:t>
+              <w:t xml:space="preserve">Enable the 'Virtual Machine Platform' Windows feature and update WSL: wsl --update</w:t>
+            </w:r>
+          </w:p>
+        </w:tc>
+      </w:tr>
+      <w:tr>
+        <w:tc>
+          <w:tcPr>
+            <w:tcW w:w="3595" w:type="dxa"/>
+            <w:vAlign w:val="top"/>
+          </w:tcPr>
+          <w:p>
+            <w:pPr>
+              <w:rPr>
+                <w:szCs w:val="24"/>
+                <w:lang w:bidi="ar-SA"/>
+              </w:rPr>
+            </w:pPr>
+            <w:r>
+              <w:t>python3: command not found</w:t>
             </w:r>
           </w:p>
         </w:tc>
@@ -11024,46 +7543,137 @@
               </w:rPr>
             </w:pPr>
             <w:r>
+              <w:t xml:space="preserve">sudo apt-get install python3</w:t>
+            </w:r>
+          </w:p>
+        </w:tc>
+      </w:tr>
+      <w:tr>
+        <w:tc>
+          <w:tcPr>
+            <w:tcW w:w="3595" w:type="dxa"/>
+            <w:vAlign w:val="top"/>
+          </w:tcPr>
+          <w:p>
+            <w:pPr>
+              <w:rPr>
+                <w:szCs w:val="24"/>
+                <w:lang w:bidi="ar-SA"/>
+              </w:rPr>
+            </w:pPr>
+            <w:r>
+              <w:t>No module named 'PyQt5'</w:t>
+            </w:r>
+          </w:p>
+        </w:tc>
+        <w:tc>
+          <w:tcPr>
+            <w:tcW w:w="6141" w:type="dxa"/>
+            <w:vAlign w:val="top"/>
+          </w:tcPr>
+          <w:p>
+            <w:pPr>
+              <w:rPr>
+                <w:szCs w:val="24"/>
+                <w:lang w:bidi="ar-SA"/>
+              </w:rPr>
+            </w:pPr>
+            <w:r>
+              <w:t xml:space="preserve">sudo apt-get install python3-pyqt5</w:t>
+            </w:r>
+          </w:p>
+        </w:tc>
+      </w:tr>
+      <w:tr>
+        <w:tc>
+          <w:tcPr>
+            <w:tcW w:w="3595" w:type="dxa"/>
+            <w:vAlign w:val="top"/>
+          </w:tcPr>
+          <w:p>
+            <w:pPr>
+              <w:rPr>
+                <w:szCs w:val="24"/>
+                <w:lang w:bidi="ar-SA"/>
+              </w:rPr>
+            </w:pPr>
+            <w:r>
+              <w:t>No module named 'jinja2'</w:t>
+            </w:r>
+          </w:p>
+        </w:tc>
+        <w:tc>
+          <w:tcPr>
+            <w:tcW w:w="6141" w:type="dxa"/>
+            <w:vAlign w:val="top"/>
+          </w:tcPr>
+          <w:p>
+            <w:pPr>
+              <w:rPr>
+                <w:szCs w:val="24"/>
+                <w:lang w:bidi="ar-SA"/>
+              </w:rPr>
+            </w:pPr>
+            <w:r>
+              <w:t xml:space="preserve">sudo apt-get install python3-jinja2</w:t>
+            </w:r>
+          </w:p>
+        </w:tc>
+      </w:tr>
+      <w:tr>
+        <w:tc>
+          <w:tcPr>
+            <w:tcW w:w="3595" w:type="dxa"/>
+            <w:vAlign w:val="top"/>
+          </w:tcPr>
+          <w:p>
+            <w:pPr>
               <w:rPr>
                 <w:rFonts w:eastAsia="Arial" w:cs="Arial"/>
                 <w:color w:val="1A1A1A"/>
                 <w:szCs w:val="24"/>
               </w:rPr>
-              <w:t>You have not sourced the environment. Run: of2506</w:t>
-            </w:r>
-          </w:p>
-        </w:tc>
-      </w:tr>
-      <w:tr>
-        <w:tc>
-          <w:tcPr>
-            <w:tcW w:w="3595" w:type="dxa"/>
+            </w:pPr>
+            <w:r>
+              <w:t>blockMesh: command not found</w:t>
+            </w:r>
+          </w:p>
+        </w:tc>
+        <w:tc>
+          <w:tcPr>
+            <w:tcW w:w="6141" w:type="dxa"/>
             <w:vAlign w:val="top"/>
           </w:tcPr>
           <w:p>
             <w:pPr>
-              <w:rPr>
-                <w:szCs w:val="24"/>
-                <w:lang w:bidi="ar-SA"/>
-              </w:rPr>
-            </w:pPr>
-            <w:proofErr w:type="spellStart"/>
-            <w:r>
               <w:rPr>
                 <w:rFonts w:eastAsia="Arial" w:cs="Arial"/>
                 <w:color w:val="1A1A1A"/>
                 <w:szCs w:val="24"/>
               </w:rPr>
-              <w:t>wsl</w:t>
-            </w:r>
-            <w:proofErr w:type="spellEnd"/>
-            <w:r>
+            </w:pPr>
+            <w:r>
+              <w:t xml:space="preserve">Source the OpenFOAM environment first</w:t>
+            </w:r>
+          </w:p>
+        </w:tc>
+      </w:tr>
+      <w:tr>
+        <w:tc>
+          <w:tcPr>
+            <w:tcW w:w="3595" w:type="dxa"/>
+            <w:vAlign w:val="top"/>
+          </w:tcPr>
+          <w:p>
+            <w:pPr>
               <w:rPr>
                 <w:rFonts w:eastAsia="Arial" w:cs="Arial"/>
                 <w:color w:val="1A1A1A"/>
                 <w:szCs w:val="24"/>
               </w:rPr>
-              <w:t xml:space="preserve"> --install fails or WSL version is 1</w:t>
+            </w:pPr>
+            <w:r>
+              <w:t>Blank window / no display</w:t>
             </w:r>
           </w:p>
         </w:tc>
@@ -11074,159 +7684,52 @@
           </w:tcPr>
           <w:p>
             <w:pPr>
-              <w:rPr>
-                <w:szCs w:val="24"/>
-                <w:lang w:bidi="ar-SA"/>
-              </w:rPr>
-            </w:pPr>
-            <w:r>
               <w:rPr>
                 <w:rFonts w:eastAsia="Arial" w:cs="Arial"/>
                 <w:color w:val="1A1A1A"/>
                 <w:szCs w:val="24"/>
               </w:rPr>
-              <w:t xml:space="preserve">Enable the 'Virtual Machine Platform' Windows feature and update WSL: </w:t>
-            </w:r>
-            <w:proofErr w:type="spellStart"/>
-            <w:r>
+            </w:pPr>
+            <w:r>
+              <w:t xml:space="preserve">Windows 10: start VcXsrv or MobaXterm; Windows 11: WSLg should work out of the box</w:t>
+            </w:r>
+          </w:p>
+        </w:tc>
+      </w:tr>
+      <w:tr>
+        <w:tc>
+          <w:tcPr>
+            <w:tcW w:w="3595" w:type="dxa"/>
+            <w:vAlign w:val="top"/>
+          </w:tcPr>
+          <w:p>
+            <w:pPr>
               <w:rPr>
                 <w:rFonts w:eastAsia="Arial" w:cs="Arial"/>
                 <w:color w:val="1A1A1A"/>
                 <w:szCs w:val="24"/>
               </w:rPr>
-              <w:t>wsl</w:t>
-            </w:r>
-            <w:proofErr w:type="spellEnd"/>
-            <w:r>
+            </w:pPr>
+            <w:r>
+              <w:t>Not found: .../constant</w:t>
+            </w:r>
+          </w:p>
+        </w:tc>
+        <w:tc>
+          <w:tcPr>
+            <w:tcW w:w="6141" w:type="dxa"/>
+            <w:vAlign w:val="top"/>
+          </w:tcPr>
+          <w:p>
+            <w:pPr>
               <w:rPr>
                 <w:rFonts w:eastAsia="Arial" w:cs="Arial"/>
                 <w:color w:val="1A1A1A"/>
                 <w:szCs w:val="24"/>
               </w:rPr>
-              <w:t xml:space="preserve"> --update</w:t>
-            </w:r>
-          </w:p>
-        </w:tc>
-      </w:tr>
-      <w:tr>
-        <w:tc>
-          <w:tcPr>
-            <w:tcW w:w="3595" w:type="dxa"/>
-            <w:vAlign w:val="top"/>
-          </w:tcPr>
-          <w:p>
-            <w:pPr>
-              <w:rPr>
-                <w:szCs w:val="24"/>
-                <w:lang w:bidi="ar-SA"/>
-              </w:rPr>
             </w:pPr>
             <w:r>
-              <w:t>python3: command not found</w:t>
-            </w:r>
-          </w:p>
-        </w:tc>
-        <w:tc>
-          <w:tcPr>
-            <w:tcW w:w="6141" w:type="dxa"/>
-            <w:vAlign w:val="top"/>
-          </w:tcPr>
-          <w:p>
-            <w:pPr>
-              <w:rPr>
-                <w:szCs w:val="24"/>
-                <w:lang w:bidi="ar-SA"/>
-              </w:rPr>
-            </w:pPr>
-            <w:proofErr w:type="spellStart"/>
-            <w:r>
-              <w:t>sudo</w:t>
-            </w:r>
-            <w:proofErr w:type="spellEnd"/>
-            <w:r>
-              <w:t xml:space="preserve"> apt-get install python3</w:t>
-            </w:r>
-          </w:p>
-        </w:tc>
-      </w:tr>
-      <w:tr>
-        <w:tc>
-          <w:tcPr>
-            <w:tcW w:w="3595" w:type="dxa"/>
-            <w:vAlign w:val="top"/>
-          </w:tcPr>
-          <w:p>
-            <w:pPr>
-              <w:rPr>
-                <w:szCs w:val="24"/>
-                <w:lang w:bidi="ar-SA"/>
-              </w:rPr>
-            </w:pPr>
-            <w:r>
-              <w:t>No module named 'PyQt5'</w:t>
-            </w:r>
-          </w:p>
-        </w:tc>
-        <w:tc>
-          <w:tcPr>
-            <w:tcW w:w="6141" w:type="dxa"/>
-            <w:vAlign w:val="top"/>
-          </w:tcPr>
-          <w:p>
-            <w:pPr>
-              <w:rPr>
-                <w:szCs w:val="24"/>
-                <w:lang w:bidi="ar-SA"/>
-              </w:rPr>
-            </w:pPr>
-            <w:proofErr w:type="spellStart"/>
-            <w:r>
-              <w:t>sudo</w:t>
-            </w:r>
-            <w:proofErr w:type="spellEnd"/>
-            <w:r>
-              <w:t xml:space="preserve"> apt-get install python3-pyqt5</w:t>
-            </w:r>
-          </w:p>
-        </w:tc>
-      </w:tr>
-      <w:tr>
-        <w:tc>
-          <w:tcPr>
-            <w:tcW w:w="3595" w:type="dxa"/>
-            <w:vAlign w:val="top"/>
-          </w:tcPr>
-          <w:p>
-            <w:pPr>
-              <w:rPr>
-                <w:szCs w:val="24"/>
-                <w:lang w:bidi="ar-SA"/>
-              </w:rPr>
-            </w:pPr>
-            <w:r>
-              <w:t>No module named 'jinja2'</w:t>
-            </w:r>
-          </w:p>
-        </w:tc>
-        <w:tc>
-          <w:tcPr>
-            <w:tcW w:w="6141" w:type="dxa"/>
-            <w:vAlign w:val="top"/>
-          </w:tcPr>
-          <w:p>
-            <w:pPr>
-              <w:rPr>
-                <w:szCs w:val="24"/>
-                <w:lang w:bidi="ar-SA"/>
-              </w:rPr>
-            </w:pPr>
-            <w:proofErr w:type="spellStart"/>
-            <w:r>
-              <w:t>sudo</w:t>
-            </w:r>
-            <w:proofErr w:type="spellEnd"/>
-            <w:r>
-              <w:t xml:space="preserve"> apt-get install python3-jinja2</w:t>
+              <w:t xml:space="preserve">The selected directory is not an OpenFOAM case root — it must contain constant/ and system/</w:t>
             </w:r>
           </w:p>
         </w:tc>
@@ -11245,13 +7748,9 @@
                 <w:szCs w:val="24"/>
               </w:rPr>
             </w:pPr>
-            <w:proofErr w:type="spellStart"/>
-            <w:r>
-              <w:t>blockMesh</w:t>
-            </w:r>
-            <w:proofErr w:type="spellEnd"/>
-            <w:r>
-              <w:t>: command not found</w:t>
+            <w:r>
+              <w:lastRenderedPageBreak/>
+              <w:t>No files appear in Tab 2 geometry table</w:t>
             </w:r>
           </w:p>
         </w:tc>
@@ -11269,15 +7768,7 @@
               </w:rPr>
             </w:pPr>
             <w:r>
-              <w:t xml:space="preserve">Source the </w:t>
-            </w:r>
-            <w:proofErr w:type="spellStart"/>
-            <w:r>
-              <w:t>OpenFOAM</w:t>
-            </w:r>
-            <w:proofErr w:type="spellEnd"/>
-            <w:r>
-              <w:t xml:space="preserve"> environment first</w:t>
+              <w:t xml:space="preserve">No .stl or .obj files found under constant/; check file placement</w:t>
             </w:r>
           </w:p>
         </w:tc>
@@ -11297,7 +7788,7 @@
               </w:rPr>
             </w:pPr>
             <w:r>
-              <w:t>Blank window / no display</w:t>
+              <w:t xml:space="preserve">ParaView button does nothing</w:t>
             </w:r>
           </w:p>
         </w:tc>
@@ -11315,185 +7806,7 @@
               </w:rPr>
             </w:pPr>
             <w:r>
-              <w:t xml:space="preserve">Windows 10: start </w:t>
-            </w:r>
-            <w:proofErr w:type="spellStart"/>
-            <w:r>
-              <w:t>VcXsrv</w:t>
-            </w:r>
-            <w:proofErr w:type="spellEnd"/>
-            <w:r>
-              <w:t xml:space="preserve"> or </w:t>
-            </w:r>
-            <w:proofErr w:type="spellStart"/>
-            <w:r>
-              <w:t>MobaXterm</w:t>
-            </w:r>
-            <w:proofErr w:type="spellEnd"/>
-            <w:r>
-              <w:t xml:space="preserve">; Windows 11: </w:t>
-            </w:r>
-            <w:proofErr w:type="spellStart"/>
-            <w:r>
-              <w:t>WSLg</w:t>
-            </w:r>
-            <w:proofErr w:type="spellEnd"/>
-            <w:r>
-              <w:t xml:space="preserve"> should work out of the box</w:t>
-            </w:r>
-          </w:p>
-        </w:tc>
-      </w:tr>
-      <w:tr>
-        <w:tc>
-          <w:tcPr>
-            <w:tcW w:w="3595" w:type="dxa"/>
-            <w:vAlign w:val="top"/>
-          </w:tcPr>
-          <w:p>
-            <w:pPr>
-              <w:rPr>
-                <w:rFonts w:eastAsia="Arial" w:cs="Arial"/>
-                <w:color w:val="1A1A1A"/>
-                <w:szCs w:val="24"/>
-              </w:rPr>
-            </w:pPr>
-            <w:r>
-              <w:t>Not found: .../constant</w:t>
-            </w:r>
-          </w:p>
-        </w:tc>
-        <w:tc>
-          <w:tcPr>
-            <w:tcW w:w="6141" w:type="dxa"/>
-            <w:vAlign w:val="top"/>
-          </w:tcPr>
-          <w:p>
-            <w:pPr>
-              <w:rPr>
-                <w:rFonts w:eastAsia="Arial" w:cs="Arial"/>
-                <w:color w:val="1A1A1A"/>
-                <w:szCs w:val="24"/>
-              </w:rPr>
-            </w:pPr>
-            <w:r>
-              <w:t xml:space="preserve">The selected directory is not an </w:t>
-            </w:r>
-            <w:proofErr w:type="spellStart"/>
-            <w:r>
-              <w:t>OpenFOAM</w:t>
-            </w:r>
-            <w:proofErr w:type="spellEnd"/>
-            <w:r>
-              <w:t xml:space="preserve"> case root — it must contain constant/ and system/</w:t>
-            </w:r>
-          </w:p>
-        </w:tc>
-      </w:tr>
-      <w:tr>
-        <w:tc>
-          <w:tcPr>
-            <w:tcW w:w="3595" w:type="dxa"/>
-            <w:vAlign w:val="top"/>
-          </w:tcPr>
-          <w:p>
-            <w:pPr>
-              <w:rPr>
-                <w:rFonts w:eastAsia="Arial" w:cs="Arial"/>
-                <w:color w:val="1A1A1A"/>
-                <w:szCs w:val="24"/>
-              </w:rPr>
-            </w:pPr>
-            <w:r>
-              <w:lastRenderedPageBreak/>
-              <w:t>No files appear in Tab 2 geometry table</w:t>
-            </w:r>
-          </w:p>
-        </w:tc>
-        <w:tc>
-          <w:tcPr>
-            <w:tcW w:w="6141" w:type="dxa"/>
-            <w:vAlign w:val="top"/>
-          </w:tcPr>
-          <w:p>
-            <w:pPr>
-              <w:rPr>
-                <w:rFonts w:eastAsia="Arial" w:cs="Arial"/>
-                <w:color w:val="1A1A1A"/>
-                <w:szCs w:val="24"/>
-              </w:rPr>
-            </w:pPr>
-            <w:proofErr w:type="gramStart"/>
-            <w:r>
-              <w:t>No .</w:t>
-            </w:r>
-            <w:proofErr w:type="spellStart"/>
-            <w:r>
-              <w:t>stl</w:t>
-            </w:r>
-            <w:proofErr w:type="spellEnd"/>
-            <w:proofErr w:type="gramEnd"/>
-            <w:r>
-              <w:t xml:space="preserve"> or .obj files found under constant/; check file placement</w:t>
-            </w:r>
-          </w:p>
-        </w:tc>
-      </w:tr>
-      <w:tr>
-        <w:tc>
-          <w:tcPr>
-            <w:tcW w:w="3595" w:type="dxa"/>
-            <w:vAlign w:val="top"/>
-          </w:tcPr>
-          <w:p>
-            <w:pPr>
-              <w:rPr>
-                <w:rFonts w:eastAsia="Arial" w:cs="Arial"/>
-                <w:color w:val="1A1A1A"/>
-                <w:szCs w:val="24"/>
-              </w:rPr>
-            </w:pPr>
-            <w:proofErr w:type="spellStart"/>
-            <w:r>
-              <w:t>ParaView</w:t>
-            </w:r>
-            <w:proofErr w:type="spellEnd"/>
-            <w:r>
-              <w:t xml:space="preserve"> button does nothing</w:t>
-            </w:r>
-          </w:p>
-        </w:tc>
-        <w:tc>
-          <w:tcPr>
-            <w:tcW w:w="6141" w:type="dxa"/>
-            <w:vAlign w:val="top"/>
-          </w:tcPr>
-          <w:p>
-            <w:pPr>
-              <w:rPr>
-                <w:rFonts w:eastAsia="Arial" w:cs="Arial"/>
-                <w:color w:val="1A1A1A"/>
-                <w:szCs w:val="24"/>
-              </w:rPr>
-            </w:pPr>
-            <w:r>
-              <w:t xml:space="preserve">Install </w:t>
-            </w:r>
-            <w:proofErr w:type="spellStart"/>
-            <w:r>
-              <w:t>ParaView</w:t>
-            </w:r>
-            <w:proofErr w:type="spellEnd"/>
-            <w:r>
-              <w:t xml:space="preserve"> on Windows under C:\Program Files\</w:t>
-            </w:r>
-            <w:proofErr w:type="spellStart"/>
-            <w:r>
-              <w:t>ParaView</w:t>
-            </w:r>
-            <w:proofErr w:type="spellEnd"/>
-            <w:r>
-              <w:t>*\</w:t>
+              <w:t xml:space="preserve">Install ParaView on Windows under C:\Program Files\ParaView*\</w:t>
             </w:r>
           </w:p>
         </w:tc>
